--- a/1 course/sem2/Практика/Отчет.docx
+++ b/1 course/sem2/Практика/Отчет.docx
@@ -46,6 +46,7 @@
     <w:p>
       <w:pPr>
         <w:spacing w:line="360" w:lineRule="auto"/>
+        <w:ind w:firstLine="708"/>
         <w:jc w:val="both"/>
         <w:rPr>
           <w:b w:val="0"/>
@@ -975,6 +976,7 @@
       </w:pPr>
       <w:r>
         <w:rPr>
+          <w:noProof/>
           <w:lang w:val="en-US"/>
         </w:rPr>
         <w:drawing>
@@ -1110,19 +1112,7 @@
           <w:sz w:val="28"/>
           <w:szCs w:val="28"/>
         </w:rPr>
-        <w:t xml:space="preserve"> - </w:t>
-      </w:r>
-      <w:r>
-        <w:rPr>
-          <w:b w:val="0"/>
-          <w:bCs w:val="0"/>
-          <w:i w:val="0"/>
-          <w:iCs w:val="0"/>
-          <w:color w:val="000000" w:themeColor="text1"/>
-          <w:sz w:val="28"/>
-          <w:szCs w:val="28"/>
-        </w:rPr>
-        <w:t>Структура, отвечающая за данные</w:t>
+        <w:t xml:space="preserve"> - Структура, отвечающая за данные</w:t>
       </w:r>
     </w:p>
     <w:p>
@@ -1155,6 +1145,7 @@
           <w:bCs w:val="0"/>
           <w:i w:val="0"/>
           <w:iCs w:val="0"/>
+          <w:noProof/>
           <w:color w:val="000000" w:themeColor="text1"/>
           <w:sz w:val="28"/>
           <w:szCs w:val="28"/>
@@ -1402,6 +1393,7 @@
           <w:bCs w:val="0"/>
           <w:i w:val="0"/>
           <w:iCs w:val="0"/>
+          <w:noProof/>
           <w:color w:val="000000" w:themeColor="text1"/>
           <w:sz w:val="28"/>
           <w:szCs w:val="28"/>
@@ -1576,6 +1568,7 @@
       </w:pPr>
       <w:r>
         <w:rPr>
+          <w:noProof/>
           <w:lang w:val="en-US"/>
         </w:rPr>
         <w:drawing>
@@ -1711,19 +1704,7 @@
           <w:sz w:val="28"/>
           <w:szCs w:val="28"/>
         </w:rPr>
-        <w:t xml:space="preserve"> - </w:t>
-      </w:r>
-      <w:r>
-        <w:rPr>
-          <w:b w:val="0"/>
-          <w:bCs w:val="0"/>
-          <w:i w:val="0"/>
-          <w:iCs w:val="0"/>
-          <w:color w:val="000000" w:themeColor="text1"/>
-          <w:sz w:val="28"/>
-          <w:szCs w:val="28"/>
-        </w:rPr>
-        <w:t>Реализация чтения/записи файлов</w:t>
+        <w:t xml:space="preserve"> - Реализация чтения/записи файлов</w:t>
       </w:r>
       <w:r>
         <w:rPr>
@@ -1749,6 +1730,7 @@
           <w:bCs w:val="0"/>
           <w:i w:val="0"/>
           <w:iCs w:val="0"/>
+          <w:noProof/>
           <w:color w:val="000000" w:themeColor="text1"/>
           <w:sz w:val="28"/>
           <w:szCs w:val="28"/>
@@ -1887,19 +1869,7 @@
           <w:sz w:val="28"/>
           <w:szCs w:val="28"/>
         </w:rPr>
-        <w:t xml:space="preserve"> - </w:t>
-      </w:r>
-      <w:r>
-        <w:rPr>
-          <w:b w:val="0"/>
-          <w:bCs w:val="0"/>
-          <w:i w:val="0"/>
-          <w:iCs w:val="0"/>
-          <w:color w:val="000000" w:themeColor="text1"/>
-          <w:sz w:val="28"/>
-          <w:szCs w:val="28"/>
-        </w:rPr>
-        <w:t xml:space="preserve">Реализация сигналов в </w:t>
+        <w:t xml:space="preserve"> - Реализация сигналов в </w:t>
       </w:r>
       <w:proofErr w:type="spellStart"/>
       <w:r>
@@ -1924,6 +1894,7 @@
       </w:pPr>
       <w:r>
         <w:rPr>
+          <w:noProof/>
           <w:lang w:val="en-US"/>
         </w:rPr>
         <w:drawing>
@@ -2059,19 +2030,7 @@
           <w:sz w:val="28"/>
           <w:szCs w:val="28"/>
         </w:rPr>
-        <w:t xml:space="preserve"> - </w:t>
-      </w:r>
-      <w:r>
-        <w:rPr>
-          <w:b w:val="0"/>
-          <w:bCs w:val="0"/>
-          <w:i w:val="0"/>
-          <w:iCs w:val="0"/>
-          <w:color w:val="000000" w:themeColor="text1"/>
-          <w:sz w:val="28"/>
-          <w:szCs w:val="28"/>
-        </w:rPr>
-        <w:t xml:space="preserve">Реализация сигналов в </w:t>
+        <w:t xml:space="preserve"> - Реализация сигналов в </w:t>
       </w:r>
       <w:proofErr w:type="spellStart"/>
       <w:r>
@@ -2096,6 +2055,7 @@
       </w:pPr>
       <w:r>
         <w:rPr>
+          <w:noProof/>
           <w:lang w:val="en-US"/>
         </w:rPr>
         <w:lastRenderedPageBreak/>
@@ -2254,6 +2214,9 @@
         <w:keepNext/>
       </w:pPr>
       <w:r>
+        <w:rPr>
+          <w:noProof/>
+        </w:rPr>
         <w:drawing>
           <wp:inline distT="0" distB="0" distL="0" distR="0" wp14:anchorId="3162FB1B" wp14:editId="254930AF">
             <wp:extent cx="3359512" cy="4982547"/>
@@ -2438,6 +2401,7 @@
           <w:bCs w:val="0"/>
           <w:i w:val="0"/>
           <w:iCs w:val="0"/>
+          <w:noProof/>
           <w:color w:val="000000" w:themeColor="text1"/>
           <w:sz w:val="28"/>
           <w:szCs w:val="28"/>
@@ -2615,6 +2579,7 @@
       </w:pPr>
       <w:r>
         <w:rPr>
+          <w:noProof/>
           <w:lang w:val="en-US"/>
         </w:rPr>
         <w:drawing>
@@ -2791,6 +2756,7 @@
         <w:rPr>
           <w:b w:val="0"/>
           <w:bCs w:val="0"/>
+          <w:noProof/>
           <w:color w:val="000000" w:themeColor="text1"/>
           <w:lang w:val="en-US"/>
         </w:rPr>
@@ -2997,6 +2963,7 @@
       </w:pPr>
       <w:r>
         <w:rPr>
+          <w:noProof/>
           <w:lang w:val="en-US"/>
         </w:rPr>
         <w:drawing>
@@ -3221,6 +3188,7 @@
       </w:pPr>
       <w:r>
         <w:rPr>
+          <w:noProof/>
           <w:lang w:val="en-US"/>
         </w:rPr>
         <w:drawing>
@@ -3436,6 +3404,7 @@
           <w:bCs w:val="0"/>
           <w:i w:val="0"/>
           <w:iCs w:val="0"/>
+          <w:noProof/>
           <w:color w:val="000000" w:themeColor="text1"/>
           <w:sz w:val="28"/>
           <w:szCs w:val="28"/>
@@ -3490,16 +3459,593 @@
           <w:color w:val="000000" w:themeColor="text1"/>
           <w:sz w:val="28"/>
           <w:szCs w:val="28"/>
+        </w:rPr>
+      </w:pPr>
+      <w:r>
+        <w:rPr>
+          <w:b w:val="0"/>
+          <w:bCs w:val="0"/>
+          <w:i w:val="0"/>
+          <w:iCs w:val="0"/>
+          <w:color w:val="000000" w:themeColor="text1"/>
+          <w:sz w:val="28"/>
+          <w:szCs w:val="28"/>
+        </w:rPr>
+        <w:t xml:space="preserve">Рисунок </w:t>
+      </w:r>
+      <w:r>
+        <w:rPr>
+          <w:b w:val="0"/>
+          <w:bCs w:val="0"/>
+          <w:i w:val="0"/>
+          <w:iCs w:val="0"/>
+          <w:color w:val="000000" w:themeColor="text1"/>
+          <w:sz w:val="28"/>
+          <w:szCs w:val="28"/>
+        </w:rPr>
+        <w:fldChar w:fldCharType="begin"/>
+      </w:r>
+      <w:r>
+        <w:rPr>
+          <w:b w:val="0"/>
+          <w:bCs w:val="0"/>
+          <w:i w:val="0"/>
+          <w:iCs w:val="0"/>
+          <w:color w:val="000000" w:themeColor="text1"/>
+          <w:sz w:val="28"/>
+          <w:szCs w:val="28"/>
+        </w:rPr>
+        <w:instrText xml:space="preserve"> SEQ Рисунок \* ARABIC </w:instrText>
+      </w:r>
+      <w:r>
+        <w:rPr>
+          <w:b w:val="0"/>
+          <w:bCs w:val="0"/>
+          <w:i w:val="0"/>
+          <w:iCs w:val="0"/>
+          <w:color w:val="000000" w:themeColor="text1"/>
+          <w:sz w:val="28"/>
+          <w:szCs w:val="28"/>
+        </w:rPr>
+        <w:fldChar w:fldCharType="separate"/>
+      </w:r>
+      <w:r>
+        <w:rPr>
+          <w:b w:val="0"/>
+          <w:bCs w:val="0"/>
+          <w:i w:val="0"/>
+          <w:iCs w:val="0"/>
+          <w:noProof/>
+          <w:color w:val="000000" w:themeColor="text1"/>
+          <w:sz w:val="28"/>
+          <w:szCs w:val="28"/>
+        </w:rPr>
+        <w:t>18</w:t>
+      </w:r>
+      <w:r>
+        <w:rPr>
+          <w:b w:val="0"/>
+          <w:bCs w:val="0"/>
+          <w:i w:val="0"/>
+          <w:iCs w:val="0"/>
+          <w:color w:val="000000" w:themeColor="text1"/>
+          <w:sz w:val="28"/>
+          <w:szCs w:val="28"/>
+        </w:rPr>
+        <w:fldChar w:fldCharType="end"/>
+      </w:r>
+      <w:r>
+        <w:rPr>
+          <w:b w:val="0"/>
+          <w:bCs w:val="0"/>
+          <w:i w:val="0"/>
+          <w:iCs w:val="0"/>
+          <w:color w:val="000000" w:themeColor="text1"/>
+          <w:sz w:val="28"/>
+          <w:szCs w:val="28"/>
+        </w:rPr>
+        <w:t xml:space="preserve"> - </w:t>
+      </w:r>
+      <w:r>
+        <w:rPr>
+          <w:b w:val="0"/>
+          <w:bCs w:val="0"/>
+          <w:i w:val="0"/>
+          <w:iCs w:val="0"/>
+          <w:color w:val="000000" w:themeColor="text1"/>
+          <w:sz w:val="28"/>
+          <w:szCs w:val="28"/>
+        </w:rPr>
+        <w:t>График поставок</w:t>
+      </w:r>
+    </w:p>
+    <w:p>
+      <w:pPr>
+        <w:rPr>
+          <w:b w:val="0"/>
+          <w:bCs w:val="0"/>
+          <w:color w:val="000000" w:themeColor="text1"/>
+        </w:rPr>
+      </w:pPr>
+      <w:r>
+        <w:rPr>
+          <w:b w:val="0"/>
+          <w:bCs w:val="0"/>
+          <w:i/>
+          <w:iCs/>
+          <w:color w:val="000000" w:themeColor="text1"/>
+        </w:rPr>
+        <w:br w:type="page"/>
+      </w:r>
+    </w:p>
+    <w:p>
+      <w:pPr>
+        <w:pStyle w:val="ac"/>
+        <w:rPr>
+          <w:b w:val="0"/>
+          <w:bCs w:val="0"/>
+          <w:i w:val="0"/>
+          <w:iCs w:val="0"/>
+          <w:color w:val="000000" w:themeColor="text1"/>
+          <w:sz w:val="32"/>
+          <w:szCs w:val="32"/>
+        </w:rPr>
+      </w:pPr>
+      <w:r>
+        <w:rPr>
+          <w:i w:val="0"/>
+          <w:iCs w:val="0"/>
+          <w:color w:val="000000" w:themeColor="text1"/>
+          <w:sz w:val="32"/>
+          <w:szCs w:val="32"/>
+        </w:rPr>
+        <w:lastRenderedPageBreak/>
+        <w:t xml:space="preserve">Задание </w:t>
+      </w:r>
+      <w:r>
+        <w:rPr>
+          <w:i w:val="0"/>
+          <w:iCs w:val="0"/>
+          <w:color w:val="000000" w:themeColor="text1"/>
+          <w:sz w:val="32"/>
+          <w:szCs w:val="32"/>
+        </w:rPr>
+        <w:t xml:space="preserve">3. </w:t>
+      </w:r>
+      <w:r>
+        <w:rPr>
+          <w:b w:val="0"/>
+          <w:bCs w:val="0"/>
+          <w:i w:val="0"/>
+          <w:iCs w:val="0"/>
+          <w:color w:val="000000" w:themeColor="text1"/>
+          <w:sz w:val="32"/>
+          <w:szCs w:val="32"/>
+        </w:rPr>
+        <w:t xml:space="preserve">Создание приложения с графическим интерфейсом на языке </w:t>
+      </w:r>
+      <w:r>
+        <w:rPr>
+          <w:b w:val="0"/>
+          <w:bCs w:val="0"/>
+          <w:i w:val="0"/>
+          <w:iCs w:val="0"/>
+          <w:color w:val="000000" w:themeColor="text1"/>
+          <w:sz w:val="32"/>
+          <w:szCs w:val="32"/>
           <w:lang w:val="en-US"/>
         </w:rPr>
-      </w:pPr>
-      <w:r>
-        <w:rPr>
-          <w:b w:val="0"/>
-          <w:bCs w:val="0"/>
-          <w:i w:val="0"/>
-          <w:iCs w:val="0"/>
-          <w:color w:val="000000" w:themeColor="text1"/>
+        <w:t>C</w:t>
+      </w:r>
+      <w:r>
+        <w:rPr>
+          <w:b w:val="0"/>
+          <w:bCs w:val="0"/>
+          <w:i w:val="0"/>
+          <w:iCs w:val="0"/>
+          <w:color w:val="000000" w:themeColor="text1"/>
+          <w:sz w:val="32"/>
+          <w:szCs w:val="32"/>
+        </w:rPr>
+        <w:t>#.</w:t>
+      </w:r>
+    </w:p>
+    <w:p>
+      <w:pPr>
+        <w:ind w:firstLine="708"/>
+        <w:jc w:val="both"/>
+        <w:rPr>
+          <w:b w:val="0"/>
+          <w:bCs w:val="0"/>
+        </w:rPr>
+      </w:pPr>
+      <w:r>
+        <w:t>Задание</w:t>
+      </w:r>
+      <w:proofErr w:type="gramStart"/>
+      <w:r>
+        <w:t xml:space="preserve">: </w:t>
+      </w:r>
+      <w:r>
+        <w:rPr>
+          <w:b w:val="0"/>
+          <w:bCs w:val="0"/>
+        </w:rPr>
+        <w:t>Разработать</w:t>
+      </w:r>
+      <w:proofErr w:type="gramEnd"/>
+      <w:r>
+        <w:rPr>
+          <w:b w:val="0"/>
+          <w:bCs w:val="0"/>
+        </w:rPr>
+        <w:t xml:space="preserve"> приложение «Крестики-нолики».</w:t>
+      </w:r>
+    </w:p>
+    <w:p>
+      <w:pPr>
+        <w:ind w:firstLine="708"/>
+        <w:jc w:val="both"/>
+        <w:rPr>
+          <w:b w:val="0"/>
+          <w:bCs w:val="0"/>
+        </w:rPr>
+      </w:pPr>
+      <w:r>
+        <w:rPr>
+          <w:b w:val="0"/>
+          <w:bCs w:val="0"/>
+        </w:rPr>
+        <w:t>Интерфейс приложения будет состоять:</w:t>
+      </w:r>
+    </w:p>
+    <w:p>
+      <w:pPr>
+        <w:ind w:firstLine="708"/>
+        <w:jc w:val="both"/>
+        <w:rPr>
+          <w:b w:val="0"/>
+          <w:bCs w:val="0"/>
+        </w:rPr>
+      </w:pPr>
+      <w:r>
+        <w:rPr>
+          <w:b w:val="0"/>
+          <w:bCs w:val="0"/>
+        </w:rPr>
+        <w:t>игрового поля: 9 клеток, в которых пользователями будут выставляться</w:t>
+      </w:r>
+    </w:p>
+    <w:p>
+      <w:pPr>
+        <w:ind w:firstLine="708"/>
+        <w:jc w:val="both"/>
+        <w:rPr>
+          <w:b w:val="0"/>
+          <w:bCs w:val="0"/>
+        </w:rPr>
+      </w:pPr>
+      <w:r>
+        <w:rPr>
+          <w:b w:val="0"/>
+          <w:bCs w:val="0"/>
+        </w:rPr>
+        <w:t>крестики – символ «X» и нолики – символ «O»;</w:t>
+      </w:r>
+    </w:p>
+    <w:p>
+      <w:pPr>
+        <w:ind w:firstLine="708"/>
+        <w:jc w:val="both"/>
+        <w:rPr>
+          <w:b w:val="0"/>
+          <w:bCs w:val="0"/>
+        </w:rPr>
+      </w:pPr>
+      <w:r>
+        <w:rPr>
+          <w:b w:val="0"/>
+          <w:bCs w:val="0"/>
+        </w:rPr>
+        <w:t>поля вывода результатов ходов, в которое будет выводиться номер</w:t>
+      </w:r>
+    </w:p>
+    <w:p>
+      <w:pPr>
+        <w:ind w:firstLine="708"/>
+        <w:jc w:val="both"/>
+        <w:rPr>
+          <w:b w:val="0"/>
+          <w:bCs w:val="0"/>
+        </w:rPr>
+      </w:pPr>
+      <w:r>
+        <w:rPr>
+          <w:b w:val="0"/>
+          <w:bCs w:val="0"/>
+        </w:rPr>
+        <w:t>клетки, в которую установил свой символ пользователь, и результаты игры;</w:t>
+      </w:r>
+    </w:p>
+    <w:p>
+      <w:pPr>
+        <w:ind w:firstLine="708"/>
+        <w:jc w:val="both"/>
+        <w:rPr>
+          <w:b w:val="0"/>
+          <w:bCs w:val="0"/>
+        </w:rPr>
+      </w:pPr>
+      <w:r>
+        <w:rPr>
+          <w:b w:val="0"/>
+          <w:bCs w:val="0"/>
+        </w:rPr>
+        <w:t>кнопки «Начать заново», перезапускающей игру.</w:t>
+      </w:r>
+    </w:p>
+    <w:p>
+      <w:pPr>
+        <w:ind w:firstLine="708"/>
+        <w:jc w:val="both"/>
+        <w:rPr>
+          <w:b w:val="0"/>
+          <w:bCs w:val="0"/>
+        </w:rPr>
+      </w:pPr>
+      <w:r>
+        <w:rPr>
+          <w:b w:val="0"/>
+          <w:bCs w:val="0"/>
+        </w:rPr>
+        <w:t>Для упрощения программа будет разработана для двух игроков-людей.</w:t>
+      </w:r>
+    </w:p>
+    <w:p>
+      <w:pPr>
+        <w:ind w:firstLine="708"/>
+        <w:jc w:val="both"/>
+        <w:rPr>
+          <w:b w:val="0"/>
+          <w:bCs w:val="0"/>
+        </w:rPr>
+      </w:pPr>
+      <w:r>
+        <w:rPr>
+          <w:b w:val="0"/>
+          <w:bCs w:val="0"/>
+        </w:rPr>
+        <w:t>Она будет проверять, победил ли один из игроков после каждого хода, а в</w:t>
+      </w:r>
+    </w:p>
+    <w:p>
+      <w:pPr>
+        <w:ind w:firstLine="708"/>
+        <w:jc w:val="both"/>
+        <w:rPr>
+          <w:b w:val="0"/>
+          <w:bCs w:val="0"/>
+        </w:rPr>
+      </w:pPr>
+      <w:r>
+        <w:rPr>
+          <w:b w:val="0"/>
+          <w:bCs w:val="0"/>
+        </w:rPr>
+        <w:t>конце игры, когда все клетки будут заполнены, будет проверять, выиграл ли</w:t>
+      </w:r>
+    </w:p>
+    <w:p>
+      <w:pPr>
+        <w:ind w:firstLine="708"/>
+        <w:jc w:val="both"/>
+        <w:rPr>
+          <w:b w:val="0"/>
+          <w:bCs w:val="0"/>
+        </w:rPr>
+      </w:pPr>
+      <w:r>
+        <w:rPr>
+          <w:b w:val="0"/>
+          <w:bCs w:val="0"/>
+        </w:rPr>
+        <w:t>один из игроков или игра закончилась ничьей.</w:t>
+      </w:r>
+    </w:p>
+    <w:p>
+      <w:pPr>
+        <w:ind w:firstLine="708"/>
+        <w:jc w:val="both"/>
+        <w:rPr>
+          <w:b w:val="0"/>
+          <w:bCs w:val="0"/>
+        </w:rPr>
+      </w:pPr>
+      <w:r>
+        <w:rPr>
+          <w:b w:val="0"/>
+          <w:bCs w:val="0"/>
+        </w:rPr>
+        <w:t>После завершения игры либо победой, либо ничьей, программа не будет</w:t>
+      </w:r>
+    </w:p>
+    <w:p>
+      <w:pPr>
+        <w:ind w:firstLine="708"/>
+        <w:jc w:val="both"/>
+        <w:rPr>
+          <w:b w:val="0"/>
+          <w:bCs w:val="0"/>
+        </w:rPr>
+      </w:pPr>
+      <w:r>
+        <w:rPr>
+          <w:b w:val="0"/>
+          <w:bCs w:val="0"/>
+        </w:rPr>
+        <w:t>реагировать на любые действия пользователей до нажатия ими кнопки «Начать</w:t>
+      </w:r>
+    </w:p>
+    <w:p>
+      <w:pPr>
+        <w:ind w:firstLine="708"/>
+        <w:jc w:val="both"/>
+        <w:rPr>
+          <w:b w:val="0"/>
+          <w:bCs w:val="0"/>
+        </w:rPr>
+      </w:pPr>
+      <w:r>
+        <w:rPr>
+          <w:b w:val="0"/>
+          <w:bCs w:val="0"/>
+        </w:rPr>
+        <w:t>заново». По нажатию той же кнопки игра может быть завершена досрочно.</w:t>
+      </w:r>
+    </w:p>
+    <w:p>
+      <w:pPr>
+        <w:ind w:firstLine="708"/>
+        <w:jc w:val="both"/>
+        <w:rPr>
+          <w:b w:val="0"/>
+          <w:bCs w:val="0"/>
+        </w:rPr>
+      </w:pPr>
+      <w:r>
+        <w:rPr>
+          <w:b w:val="0"/>
+          <w:bCs w:val="0"/>
+        </w:rPr>
+        <w:t>Клетки игрового поля будут реализованы с помощью кнопок, по нажатию</w:t>
+      </w:r>
+    </w:p>
+    <w:p>
+      <w:pPr>
+        <w:ind w:firstLine="708"/>
+        <w:jc w:val="both"/>
+        <w:rPr>
+          <w:b w:val="0"/>
+          <w:bCs w:val="0"/>
+        </w:rPr>
+      </w:pPr>
+      <w:r>
+        <w:rPr>
+          <w:b w:val="0"/>
+          <w:bCs w:val="0"/>
+        </w:rPr>
+        <w:t>которых в названиях кнопок будут появляться символы «X» или «O».</w:t>
+      </w:r>
+    </w:p>
+    <w:p>
+      <w:pPr>
+        <w:ind w:firstLine="708"/>
+        <w:jc w:val="both"/>
+        <w:rPr>
+          <w:b w:val="0"/>
+          <w:bCs w:val="0"/>
+        </w:rPr>
+      </w:pPr>
+    </w:p>
+    <w:p>
+      <w:r>
+        <w:br w:type="page"/>
+      </w:r>
+    </w:p>
+    <w:p>
+      <w:pPr>
+        <w:ind w:firstLine="708"/>
+        <w:jc w:val="both"/>
+      </w:pPr>
+      <w:r>
+        <w:lastRenderedPageBreak/>
+        <w:t>Выполнение:</w:t>
+      </w:r>
+    </w:p>
+    <w:p>
+      <w:pPr>
+        <w:ind w:firstLine="708"/>
+        <w:jc w:val="both"/>
+      </w:pPr>
+    </w:p>
+    <w:p>
+      <w:pPr>
+        <w:keepNext/>
+      </w:pPr>
+      <w:r>
+        <w:rPr>
+          <w:noProof/>
+        </w:rPr>
+        <w:drawing>
+          <wp:inline distT="0" distB="0" distL="0" distR="0" wp14:anchorId="6C00D884" wp14:editId="06FBDF7B">
+            <wp:extent cx="4301490" cy="3816350"/>
+            <wp:effectExtent l="0" t="0" r="3810" b="0"/>
+            <wp:docPr id="1374525121" name="Рисунок 1"/>
+            <wp:cNvGraphicFramePr>
+              <a:graphicFrameLocks xmlns:a="http://schemas.openxmlformats.org/drawingml/2006/main" noChangeAspect="1"/>
+            </wp:cNvGraphicFramePr>
+            <a:graphic xmlns:a="http://schemas.openxmlformats.org/drawingml/2006/main">
+              <a:graphicData uri="http://schemas.openxmlformats.org/drawingml/2006/picture">
+                <pic:pic xmlns:pic="http://schemas.openxmlformats.org/drawingml/2006/picture">
+                  <pic:nvPicPr>
+                    <pic:cNvPr id="0" name="Picture 1"/>
+                    <pic:cNvPicPr>
+                      <a:picLocks noChangeAspect="1" noChangeArrowheads="1"/>
+                    </pic:cNvPicPr>
+                  </pic:nvPicPr>
+                  <pic:blipFill>
+                    <a:blip r:embed="rId22">
+                      <a:extLst>
+                        <a:ext uri="{28A0092B-C50C-407E-A947-70E740481C1C}">
+                          <a14:useLocalDpi xmlns:a14="http://schemas.microsoft.com/office/drawing/2010/main" val="0"/>
+                        </a:ext>
+                      </a:extLst>
+                    </a:blip>
+                    <a:srcRect/>
+                    <a:stretch>
+                      <a:fillRect/>
+                    </a:stretch>
+                  </pic:blipFill>
+                  <pic:spPr bwMode="auto">
+                    <a:xfrm>
+                      <a:off x="0" y="0"/>
+                      <a:ext cx="4301490" cy="3816350"/>
+                    </a:xfrm>
+                    <a:prstGeom prst="rect">
+                      <a:avLst/>
+                    </a:prstGeom>
+                    <a:noFill/>
+                    <a:ln>
+                      <a:noFill/>
+                    </a:ln>
+                  </pic:spPr>
+                </pic:pic>
+              </a:graphicData>
+            </a:graphic>
+          </wp:inline>
+        </w:drawing>
+      </w:r>
+    </w:p>
+    <w:p>
+      <w:pPr>
+        <w:pStyle w:val="ac"/>
+        <w:rPr>
+          <w:b w:val="0"/>
+          <w:bCs w:val="0"/>
+          <w:i w:val="0"/>
+          <w:iCs w:val="0"/>
+          <w:color w:val="0D0D0D" w:themeColor="text1" w:themeTint="F2"/>
+          <w:sz w:val="28"/>
+          <w:szCs w:val="28"/>
+        </w:rPr>
+      </w:pPr>
+      <w:r>
+        <w:rPr>
+          <w:b w:val="0"/>
+          <w:bCs w:val="0"/>
+          <w:i w:val="0"/>
+          <w:iCs w:val="0"/>
+          <w:color w:val="0D0D0D" w:themeColor="text1" w:themeTint="F2"/>
           <w:sz w:val="28"/>
           <w:szCs w:val="28"/>
         </w:rPr>
@@ -3511,7 +4057,7 @@
           <w:bCs w:val="0"/>
           <w:i w:val="0"/>
           <w:iCs w:val="0"/>
-          <w:color w:val="000000" w:themeColor="text1"/>
+          <w:color w:val="0D0D0D" w:themeColor="text1" w:themeTint="F2"/>
           <w:sz w:val="28"/>
           <w:szCs w:val="28"/>
         </w:rPr>
@@ -3523,7 +4069,7 @@
           <w:bCs w:val="0"/>
           <w:i w:val="0"/>
           <w:iCs w:val="0"/>
-          <w:color w:val="000000" w:themeColor="text1"/>
+          <w:color w:val="0D0D0D" w:themeColor="text1" w:themeTint="F2"/>
           <w:sz w:val="28"/>
           <w:szCs w:val="28"/>
         </w:rPr>
@@ -3535,7 +4081,7 @@
           <w:bCs w:val="0"/>
           <w:i w:val="0"/>
           <w:iCs w:val="0"/>
-          <w:color w:val="000000" w:themeColor="text1"/>
+          <w:color w:val="0D0D0D" w:themeColor="text1" w:themeTint="F2"/>
           <w:sz w:val="28"/>
           <w:szCs w:val="28"/>
         </w:rPr>
@@ -3548,19 +4094,19 @@
           <w:i w:val="0"/>
           <w:iCs w:val="0"/>
           <w:noProof/>
-          <w:color w:val="000000" w:themeColor="text1"/>
-          <w:sz w:val="28"/>
-          <w:szCs w:val="28"/>
-        </w:rPr>
-        <w:t>18</w:t>
-      </w:r>
-      <w:r>
-        <w:rPr>
-          <w:b w:val="0"/>
-          <w:bCs w:val="0"/>
-          <w:i w:val="0"/>
-          <w:iCs w:val="0"/>
-          <w:color w:val="000000" w:themeColor="text1"/>
+          <w:color w:val="0D0D0D" w:themeColor="text1" w:themeTint="F2"/>
+          <w:sz w:val="28"/>
+          <w:szCs w:val="28"/>
+        </w:rPr>
+        <w:t>19</w:t>
+      </w:r>
+      <w:r>
+        <w:rPr>
+          <w:b w:val="0"/>
+          <w:bCs w:val="0"/>
+          <w:i w:val="0"/>
+          <w:iCs w:val="0"/>
+          <w:color w:val="0D0D0D" w:themeColor="text1" w:themeTint="F2"/>
           <w:sz w:val="28"/>
           <w:szCs w:val="28"/>
         </w:rPr>
@@ -3572,23 +4118,1211 @@
           <w:bCs w:val="0"/>
           <w:i w:val="0"/>
           <w:iCs w:val="0"/>
-          <w:color w:val="000000" w:themeColor="text1"/>
-          <w:sz w:val="28"/>
-          <w:szCs w:val="28"/>
-        </w:rPr>
-        <w:t xml:space="preserve"> - </w:t>
-      </w:r>
-      <w:r>
-        <w:rPr>
-          <w:b w:val="0"/>
-          <w:bCs w:val="0"/>
-          <w:i w:val="0"/>
-          <w:iCs w:val="0"/>
-          <w:color w:val="000000" w:themeColor="text1"/>
-          <w:sz w:val="28"/>
-          <w:szCs w:val="28"/>
-        </w:rPr>
-        <w:t>График поставок</w:t>
+          <w:color w:val="0D0D0D" w:themeColor="text1" w:themeTint="F2"/>
+          <w:sz w:val="28"/>
+          <w:szCs w:val="28"/>
+        </w:rPr>
+        <w:t xml:space="preserve"> </w:t>
+      </w:r>
+      <w:r>
+        <w:rPr>
+          <w:b w:val="0"/>
+          <w:bCs w:val="0"/>
+          <w:i w:val="0"/>
+          <w:iCs w:val="0"/>
+          <w:color w:val="0D0D0D" w:themeColor="text1" w:themeTint="F2"/>
+          <w:sz w:val="28"/>
+          <w:szCs w:val="28"/>
+        </w:rPr>
+        <w:t>– Диаграмма классов</w:t>
+      </w:r>
+    </w:p>
+    <w:p/>
+    <w:p>
+      <w:pPr>
+        <w:keepNext/>
+      </w:pPr>
+      <w:r>
+        <w:drawing>
+          <wp:inline distT="0" distB="0" distL="0" distR="0" wp14:anchorId="42C483D5" wp14:editId="08025507">
+            <wp:extent cx="4273770" cy="3416476"/>
+            <wp:effectExtent l="0" t="0" r="0" b="0"/>
+            <wp:docPr id="370218021" name="Рисунок 1"/>
+            <wp:cNvGraphicFramePr>
+              <a:graphicFrameLocks xmlns:a="http://schemas.openxmlformats.org/drawingml/2006/main" noChangeAspect="1"/>
+            </wp:cNvGraphicFramePr>
+            <a:graphic xmlns:a="http://schemas.openxmlformats.org/drawingml/2006/main">
+              <a:graphicData uri="http://schemas.openxmlformats.org/drawingml/2006/picture">
+                <pic:pic xmlns:pic="http://schemas.openxmlformats.org/drawingml/2006/picture">
+                  <pic:nvPicPr>
+                    <pic:cNvPr id="370218021" name=""/>
+                    <pic:cNvPicPr/>
+                  </pic:nvPicPr>
+                  <pic:blipFill>
+                    <a:blip r:embed="rId23"/>
+                    <a:stretch>
+                      <a:fillRect/>
+                    </a:stretch>
+                  </pic:blipFill>
+                  <pic:spPr>
+                    <a:xfrm>
+                      <a:off x="0" y="0"/>
+                      <a:ext cx="4273770" cy="3416476"/>
+                    </a:xfrm>
+                    <a:prstGeom prst="rect">
+                      <a:avLst/>
+                    </a:prstGeom>
+                  </pic:spPr>
+                </pic:pic>
+              </a:graphicData>
+            </a:graphic>
+          </wp:inline>
+        </w:drawing>
+      </w:r>
+    </w:p>
+    <w:p>
+      <w:pPr>
+        <w:pStyle w:val="ac"/>
+        <w:rPr>
+          <w:b w:val="0"/>
+          <w:bCs w:val="0"/>
+          <w:i w:val="0"/>
+          <w:iCs w:val="0"/>
+          <w:color w:val="0D0D0D" w:themeColor="text1" w:themeTint="F2"/>
+          <w:sz w:val="28"/>
+          <w:szCs w:val="28"/>
+        </w:rPr>
+      </w:pPr>
+      <w:r>
+        <w:rPr>
+          <w:b w:val="0"/>
+          <w:bCs w:val="0"/>
+          <w:i w:val="0"/>
+          <w:iCs w:val="0"/>
+          <w:color w:val="0D0D0D" w:themeColor="text1" w:themeTint="F2"/>
+          <w:sz w:val="28"/>
+          <w:szCs w:val="28"/>
+        </w:rPr>
+        <w:t xml:space="preserve">Рисунок </w:t>
+      </w:r>
+      <w:r>
+        <w:rPr>
+          <w:b w:val="0"/>
+          <w:bCs w:val="0"/>
+          <w:i w:val="0"/>
+          <w:iCs w:val="0"/>
+          <w:color w:val="0D0D0D" w:themeColor="text1" w:themeTint="F2"/>
+          <w:sz w:val="28"/>
+          <w:szCs w:val="28"/>
+        </w:rPr>
+        <w:fldChar w:fldCharType="begin"/>
+      </w:r>
+      <w:r>
+        <w:rPr>
+          <w:b w:val="0"/>
+          <w:bCs w:val="0"/>
+          <w:i w:val="0"/>
+          <w:iCs w:val="0"/>
+          <w:color w:val="0D0D0D" w:themeColor="text1" w:themeTint="F2"/>
+          <w:sz w:val="28"/>
+          <w:szCs w:val="28"/>
+        </w:rPr>
+        <w:instrText xml:space="preserve"> SEQ Рисунок \* ARABIC </w:instrText>
+      </w:r>
+      <w:r>
+        <w:rPr>
+          <w:b w:val="0"/>
+          <w:bCs w:val="0"/>
+          <w:i w:val="0"/>
+          <w:iCs w:val="0"/>
+          <w:color w:val="0D0D0D" w:themeColor="text1" w:themeTint="F2"/>
+          <w:sz w:val="28"/>
+          <w:szCs w:val="28"/>
+        </w:rPr>
+        <w:fldChar w:fldCharType="separate"/>
+      </w:r>
+      <w:r>
+        <w:rPr>
+          <w:b w:val="0"/>
+          <w:bCs w:val="0"/>
+          <w:i w:val="0"/>
+          <w:iCs w:val="0"/>
+          <w:noProof/>
+          <w:color w:val="0D0D0D" w:themeColor="text1" w:themeTint="F2"/>
+          <w:sz w:val="28"/>
+          <w:szCs w:val="28"/>
+        </w:rPr>
+        <w:t>20</w:t>
+      </w:r>
+      <w:r>
+        <w:rPr>
+          <w:b w:val="0"/>
+          <w:bCs w:val="0"/>
+          <w:i w:val="0"/>
+          <w:iCs w:val="0"/>
+          <w:color w:val="0D0D0D" w:themeColor="text1" w:themeTint="F2"/>
+          <w:sz w:val="28"/>
+          <w:szCs w:val="28"/>
+        </w:rPr>
+        <w:fldChar w:fldCharType="end"/>
+      </w:r>
+      <w:r>
+        <w:rPr>
+          <w:b w:val="0"/>
+          <w:bCs w:val="0"/>
+          <w:i w:val="0"/>
+          <w:iCs w:val="0"/>
+          <w:color w:val="0D0D0D" w:themeColor="text1" w:themeTint="F2"/>
+          <w:sz w:val="28"/>
+          <w:szCs w:val="28"/>
+        </w:rPr>
+        <w:t xml:space="preserve"> – Код программы</w:t>
+      </w:r>
+    </w:p>
+    <w:p>
+      <w:pPr>
+        <w:keepNext/>
+      </w:pPr>
+      <w:r>
+        <w:lastRenderedPageBreak/>
+        <w:drawing>
+          <wp:inline distT="0" distB="0" distL="0" distR="0" wp14:anchorId="4AC050FD" wp14:editId="4EEFC3DD">
+            <wp:extent cx="2813195" cy="6337626"/>
+            <wp:effectExtent l="0" t="0" r="6350" b="6350"/>
+            <wp:docPr id="1254975351" name="Рисунок 1"/>
+            <wp:cNvGraphicFramePr>
+              <a:graphicFrameLocks xmlns:a="http://schemas.openxmlformats.org/drawingml/2006/main" noChangeAspect="1"/>
+            </wp:cNvGraphicFramePr>
+            <a:graphic xmlns:a="http://schemas.openxmlformats.org/drawingml/2006/main">
+              <a:graphicData uri="http://schemas.openxmlformats.org/drawingml/2006/picture">
+                <pic:pic xmlns:pic="http://schemas.openxmlformats.org/drawingml/2006/picture">
+                  <pic:nvPicPr>
+                    <pic:cNvPr id="1254975351" name=""/>
+                    <pic:cNvPicPr/>
+                  </pic:nvPicPr>
+                  <pic:blipFill>
+                    <a:blip r:embed="rId24"/>
+                    <a:stretch>
+                      <a:fillRect/>
+                    </a:stretch>
+                  </pic:blipFill>
+                  <pic:spPr>
+                    <a:xfrm>
+                      <a:off x="0" y="0"/>
+                      <a:ext cx="2813195" cy="6337626"/>
+                    </a:xfrm>
+                    <a:prstGeom prst="rect">
+                      <a:avLst/>
+                    </a:prstGeom>
+                  </pic:spPr>
+                </pic:pic>
+              </a:graphicData>
+            </a:graphic>
+          </wp:inline>
+        </w:drawing>
+      </w:r>
+    </w:p>
+    <w:p>
+      <w:pPr>
+        <w:pStyle w:val="ac"/>
+        <w:rPr>
+          <w:b w:val="0"/>
+          <w:bCs w:val="0"/>
+          <w:i w:val="0"/>
+          <w:iCs w:val="0"/>
+          <w:color w:val="0D0D0D" w:themeColor="text1" w:themeTint="F2"/>
+          <w:sz w:val="28"/>
+          <w:szCs w:val="28"/>
+        </w:rPr>
+      </w:pPr>
+      <w:r>
+        <w:rPr>
+          <w:b w:val="0"/>
+          <w:bCs w:val="0"/>
+          <w:i w:val="0"/>
+          <w:iCs w:val="0"/>
+          <w:color w:val="0D0D0D" w:themeColor="text1" w:themeTint="F2"/>
+          <w:sz w:val="28"/>
+          <w:szCs w:val="28"/>
+        </w:rPr>
+        <w:t xml:space="preserve">Рисунок </w:t>
+      </w:r>
+      <w:r>
+        <w:rPr>
+          <w:b w:val="0"/>
+          <w:bCs w:val="0"/>
+          <w:i w:val="0"/>
+          <w:iCs w:val="0"/>
+          <w:color w:val="0D0D0D" w:themeColor="text1" w:themeTint="F2"/>
+          <w:sz w:val="28"/>
+          <w:szCs w:val="28"/>
+        </w:rPr>
+        <w:fldChar w:fldCharType="begin"/>
+      </w:r>
+      <w:r>
+        <w:rPr>
+          <w:b w:val="0"/>
+          <w:bCs w:val="0"/>
+          <w:i w:val="0"/>
+          <w:iCs w:val="0"/>
+          <w:color w:val="0D0D0D" w:themeColor="text1" w:themeTint="F2"/>
+          <w:sz w:val="28"/>
+          <w:szCs w:val="28"/>
+        </w:rPr>
+        <w:instrText xml:space="preserve"> SEQ Рисунок \* ARABIC </w:instrText>
+      </w:r>
+      <w:r>
+        <w:rPr>
+          <w:b w:val="0"/>
+          <w:bCs w:val="0"/>
+          <w:i w:val="0"/>
+          <w:iCs w:val="0"/>
+          <w:color w:val="0D0D0D" w:themeColor="text1" w:themeTint="F2"/>
+          <w:sz w:val="28"/>
+          <w:szCs w:val="28"/>
+        </w:rPr>
+        <w:fldChar w:fldCharType="separate"/>
+      </w:r>
+      <w:r>
+        <w:rPr>
+          <w:b w:val="0"/>
+          <w:bCs w:val="0"/>
+          <w:i w:val="0"/>
+          <w:iCs w:val="0"/>
+          <w:noProof/>
+          <w:color w:val="0D0D0D" w:themeColor="text1" w:themeTint="F2"/>
+          <w:sz w:val="28"/>
+          <w:szCs w:val="28"/>
+        </w:rPr>
+        <w:t>21</w:t>
+      </w:r>
+      <w:r>
+        <w:rPr>
+          <w:b w:val="0"/>
+          <w:bCs w:val="0"/>
+          <w:i w:val="0"/>
+          <w:iCs w:val="0"/>
+          <w:color w:val="0D0D0D" w:themeColor="text1" w:themeTint="F2"/>
+          <w:sz w:val="28"/>
+          <w:szCs w:val="28"/>
+        </w:rPr>
+        <w:fldChar w:fldCharType="end"/>
+      </w:r>
+      <w:r>
+        <w:rPr>
+          <w:b w:val="0"/>
+          <w:bCs w:val="0"/>
+          <w:i w:val="0"/>
+          <w:iCs w:val="0"/>
+          <w:color w:val="0D0D0D" w:themeColor="text1" w:themeTint="F2"/>
+          <w:sz w:val="28"/>
+          <w:szCs w:val="28"/>
+        </w:rPr>
+        <w:t xml:space="preserve"> – Код программы</w:t>
+      </w:r>
+    </w:p>
+    <w:p>
+      <w:r>
+        <w:br w:type="page"/>
+      </w:r>
+    </w:p>
+    <w:p>
+      <w:r>
+        <w:lastRenderedPageBreak/>
+        <w:t>Тестирование:</w:t>
+      </w:r>
+    </w:p>
+    <w:p/>
+    <w:p>
+      <w:pPr>
+        <w:keepNext/>
+      </w:pPr>
+      <w:r>
+        <w:drawing>
+          <wp:inline distT="0" distB="0" distL="0" distR="0" wp14:anchorId="1EC1E82F" wp14:editId="0FF527AC">
+            <wp:extent cx="3067208" cy="2121009"/>
+            <wp:effectExtent l="0" t="0" r="0" b="0"/>
+            <wp:docPr id="671389391" name="Рисунок 1"/>
+            <wp:cNvGraphicFramePr>
+              <a:graphicFrameLocks xmlns:a="http://schemas.openxmlformats.org/drawingml/2006/main" noChangeAspect="1"/>
+            </wp:cNvGraphicFramePr>
+            <a:graphic xmlns:a="http://schemas.openxmlformats.org/drawingml/2006/main">
+              <a:graphicData uri="http://schemas.openxmlformats.org/drawingml/2006/picture">
+                <pic:pic xmlns:pic="http://schemas.openxmlformats.org/drawingml/2006/picture">
+                  <pic:nvPicPr>
+                    <pic:cNvPr id="671389391" name=""/>
+                    <pic:cNvPicPr/>
+                  </pic:nvPicPr>
+                  <pic:blipFill>
+                    <a:blip r:embed="rId25"/>
+                    <a:stretch>
+                      <a:fillRect/>
+                    </a:stretch>
+                  </pic:blipFill>
+                  <pic:spPr>
+                    <a:xfrm>
+                      <a:off x="0" y="0"/>
+                      <a:ext cx="3067208" cy="2121009"/>
+                    </a:xfrm>
+                    <a:prstGeom prst="rect">
+                      <a:avLst/>
+                    </a:prstGeom>
+                  </pic:spPr>
+                </pic:pic>
+              </a:graphicData>
+            </a:graphic>
+          </wp:inline>
+        </w:drawing>
+      </w:r>
+    </w:p>
+    <w:p>
+      <w:pPr>
+        <w:pStyle w:val="ac"/>
+        <w:rPr>
+          <w:b w:val="0"/>
+          <w:bCs w:val="0"/>
+          <w:i w:val="0"/>
+          <w:iCs w:val="0"/>
+          <w:color w:val="0D0D0D" w:themeColor="text1" w:themeTint="F2"/>
+          <w:sz w:val="28"/>
+          <w:szCs w:val="28"/>
+        </w:rPr>
+      </w:pPr>
+      <w:r>
+        <w:rPr>
+          <w:b w:val="0"/>
+          <w:bCs w:val="0"/>
+          <w:i w:val="0"/>
+          <w:iCs w:val="0"/>
+          <w:color w:val="0D0D0D" w:themeColor="text1" w:themeTint="F2"/>
+          <w:sz w:val="28"/>
+          <w:szCs w:val="28"/>
+        </w:rPr>
+        <w:t xml:space="preserve">Рисунок </w:t>
+      </w:r>
+      <w:r>
+        <w:rPr>
+          <w:b w:val="0"/>
+          <w:bCs w:val="0"/>
+          <w:i w:val="0"/>
+          <w:iCs w:val="0"/>
+          <w:color w:val="0D0D0D" w:themeColor="text1" w:themeTint="F2"/>
+          <w:sz w:val="28"/>
+          <w:szCs w:val="28"/>
+        </w:rPr>
+        <w:fldChar w:fldCharType="begin"/>
+      </w:r>
+      <w:r>
+        <w:rPr>
+          <w:b w:val="0"/>
+          <w:bCs w:val="0"/>
+          <w:i w:val="0"/>
+          <w:iCs w:val="0"/>
+          <w:color w:val="0D0D0D" w:themeColor="text1" w:themeTint="F2"/>
+          <w:sz w:val="28"/>
+          <w:szCs w:val="28"/>
+        </w:rPr>
+        <w:instrText xml:space="preserve"> SEQ Рисунок \* ARABIC </w:instrText>
+      </w:r>
+      <w:r>
+        <w:rPr>
+          <w:b w:val="0"/>
+          <w:bCs w:val="0"/>
+          <w:i w:val="0"/>
+          <w:iCs w:val="0"/>
+          <w:color w:val="0D0D0D" w:themeColor="text1" w:themeTint="F2"/>
+          <w:sz w:val="28"/>
+          <w:szCs w:val="28"/>
+        </w:rPr>
+        <w:fldChar w:fldCharType="separate"/>
+      </w:r>
+      <w:r>
+        <w:rPr>
+          <w:b w:val="0"/>
+          <w:bCs w:val="0"/>
+          <w:i w:val="0"/>
+          <w:iCs w:val="0"/>
+          <w:noProof/>
+          <w:color w:val="0D0D0D" w:themeColor="text1" w:themeTint="F2"/>
+          <w:sz w:val="28"/>
+          <w:szCs w:val="28"/>
+        </w:rPr>
+        <w:t>22</w:t>
+      </w:r>
+      <w:r>
+        <w:rPr>
+          <w:b w:val="0"/>
+          <w:bCs w:val="0"/>
+          <w:i w:val="0"/>
+          <w:iCs w:val="0"/>
+          <w:color w:val="0D0D0D" w:themeColor="text1" w:themeTint="F2"/>
+          <w:sz w:val="28"/>
+          <w:szCs w:val="28"/>
+        </w:rPr>
+        <w:fldChar w:fldCharType="end"/>
+      </w:r>
+      <w:r>
+        <w:rPr>
+          <w:b w:val="0"/>
+          <w:bCs w:val="0"/>
+          <w:i w:val="0"/>
+          <w:iCs w:val="0"/>
+          <w:color w:val="0D0D0D" w:themeColor="text1" w:themeTint="F2"/>
+          <w:sz w:val="28"/>
+          <w:szCs w:val="28"/>
+        </w:rPr>
+        <w:t xml:space="preserve"> – Начало игры</w:t>
+      </w:r>
+    </w:p>
+    <w:p/>
+    <w:p/>
+    <w:p/>
+    <w:p/>
+    <w:p>
+      <w:pPr>
+        <w:keepNext/>
+      </w:pPr>
+      <w:r>
+        <w:drawing>
+          <wp:inline distT="0" distB="0" distL="0" distR="0" wp14:anchorId="3F8F530A" wp14:editId="78716D83">
+            <wp:extent cx="3079908" cy="2114659"/>
+            <wp:effectExtent l="0" t="0" r="6350" b="0"/>
+            <wp:docPr id="1704087723" name="Рисунок 1"/>
+            <wp:cNvGraphicFramePr>
+              <a:graphicFrameLocks xmlns:a="http://schemas.openxmlformats.org/drawingml/2006/main" noChangeAspect="1"/>
+            </wp:cNvGraphicFramePr>
+            <a:graphic xmlns:a="http://schemas.openxmlformats.org/drawingml/2006/main">
+              <a:graphicData uri="http://schemas.openxmlformats.org/drawingml/2006/picture">
+                <pic:pic xmlns:pic="http://schemas.openxmlformats.org/drawingml/2006/picture">
+                  <pic:nvPicPr>
+                    <pic:cNvPr id="1704087723" name=""/>
+                    <pic:cNvPicPr/>
+                  </pic:nvPicPr>
+                  <pic:blipFill>
+                    <a:blip r:embed="rId26"/>
+                    <a:stretch>
+                      <a:fillRect/>
+                    </a:stretch>
+                  </pic:blipFill>
+                  <pic:spPr>
+                    <a:xfrm>
+                      <a:off x="0" y="0"/>
+                      <a:ext cx="3079908" cy="2114659"/>
+                    </a:xfrm>
+                    <a:prstGeom prst="rect">
+                      <a:avLst/>
+                    </a:prstGeom>
+                  </pic:spPr>
+                </pic:pic>
+              </a:graphicData>
+            </a:graphic>
+          </wp:inline>
+        </w:drawing>
+      </w:r>
+    </w:p>
+    <w:p>
+      <w:pPr>
+        <w:pStyle w:val="ac"/>
+        <w:rPr>
+          <w:b w:val="0"/>
+          <w:bCs w:val="0"/>
+          <w:i w:val="0"/>
+          <w:iCs w:val="0"/>
+          <w:color w:val="0D0D0D" w:themeColor="text1" w:themeTint="F2"/>
+          <w:sz w:val="28"/>
+          <w:szCs w:val="28"/>
+        </w:rPr>
+      </w:pPr>
+      <w:r>
+        <w:rPr>
+          <w:b w:val="0"/>
+          <w:bCs w:val="0"/>
+          <w:i w:val="0"/>
+          <w:iCs w:val="0"/>
+          <w:color w:val="0D0D0D" w:themeColor="text1" w:themeTint="F2"/>
+          <w:sz w:val="28"/>
+          <w:szCs w:val="28"/>
+        </w:rPr>
+        <w:t xml:space="preserve">Рисунок </w:t>
+      </w:r>
+      <w:r>
+        <w:rPr>
+          <w:b w:val="0"/>
+          <w:bCs w:val="0"/>
+          <w:i w:val="0"/>
+          <w:iCs w:val="0"/>
+          <w:color w:val="0D0D0D" w:themeColor="text1" w:themeTint="F2"/>
+          <w:sz w:val="28"/>
+          <w:szCs w:val="28"/>
+        </w:rPr>
+        <w:fldChar w:fldCharType="begin"/>
+      </w:r>
+      <w:r>
+        <w:rPr>
+          <w:b w:val="0"/>
+          <w:bCs w:val="0"/>
+          <w:i w:val="0"/>
+          <w:iCs w:val="0"/>
+          <w:color w:val="0D0D0D" w:themeColor="text1" w:themeTint="F2"/>
+          <w:sz w:val="28"/>
+          <w:szCs w:val="28"/>
+        </w:rPr>
+        <w:instrText xml:space="preserve"> SEQ Рисунок \* ARABIC </w:instrText>
+      </w:r>
+      <w:r>
+        <w:rPr>
+          <w:b w:val="0"/>
+          <w:bCs w:val="0"/>
+          <w:i w:val="0"/>
+          <w:iCs w:val="0"/>
+          <w:color w:val="0D0D0D" w:themeColor="text1" w:themeTint="F2"/>
+          <w:sz w:val="28"/>
+          <w:szCs w:val="28"/>
+        </w:rPr>
+        <w:fldChar w:fldCharType="separate"/>
+      </w:r>
+      <w:r>
+        <w:rPr>
+          <w:b w:val="0"/>
+          <w:bCs w:val="0"/>
+          <w:i w:val="0"/>
+          <w:iCs w:val="0"/>
+          <w:noProof/>
+          <w:color w:val="0D0D0D" w:themeColor="text1" w:themeTint="F2"/>
+          <w:sz w:val="28"/>
+          <w:szCs w:val="28"/>
+        </w:rPr>
+        <w:t>23</w:t>
+      </w:r>
+      <w:r>
+        <w:rPr>
+          <w:b w:val="0"/>
+          <w:bCs w:val="0"/>
+          <w:i w:val="0"/>
+          <w:iCs w:val="0"/>
+          <w:color w:val="0D0D0D" w:themeColor="text1" w:themeTint="F2"/>
+          <w:sz w:val="28"/>
+          <w:szCs w:val="28"/>
+        </w:rPr>
+        <w:fldChar w:fldCharType="end"/>
+      </w:r>
+      <w:r>
+        <w:rPr>
+          <w:b w:val="0"/>
+          <w:bCs w:val="0"/>
+          <w:i w:val="0"/>
+          <w:iCs w:val="0"/>
+          <w:color w:val="0D0D0D" w:themeColor="text1" w:themeTint="F2"/>
+          <w:sz w:val="28"/>
+          <w:szCs w:val="28"/>
+        </w:rPr>
+        <w:t xml:space="preserve"> – Ход Х</w:t>
+      </w:r>
+    </w:p>
+    <w:p/>
+    <w:p/>
+    <w:p/>
+    <w:p>
+      <w:pPr>
+        <w:keepNext/>
+      </w:pPr>
+      <w:r>
+        <w:drawing>
+          <wp:inline distT="0" distB="0" distL="0" distR="0" wp14:anchorId="11AF68F0" wp14:editId="11598B9E">
+            <wp:extent cx="3067208" cy="2108308"/>
+            <wp:effectExtent l="0" t="0" r="0" b="6350"/>
+            <wp:docPr id="910952813" name="Рисунок 1"/>
+            <wp:cNvGraphicFramePr>
+              <a:graphicFrameLocks xmlns:a="http://schemas.openxmlformats.org/drawingml/2006/main" noChangeAspect="1"/>
+            </wp:cNvGraphicFramePr>
+            <a:graphic xmlns:a="http://schemas.openxmlformats.org/drawingml/2006/main">
+              <a:graphicData uri="http://schemas.openxmlformats.org/drawingml/2006/picture">
+                <pic:pic xmlns:pic="http://schemas.openxmlformats.org/drawingml/2006/picture">
+                  <pic:nvPicPr>
+                    <pic:cNvPr id="910952813" name=""/>
+                    <pic:cNvPicPr/>
+                  </pic:nvPicPr>
+                  <pic:blipFill>
+                    <a:blip r:embed="rId27"/>
+                    <a:stretch>
+                      <a:fillRect/>
+                    </a:stretch>
+                  </pic:blipFill>
+                  <pic:spPr>
+                    <a:xfrm>
+                      <a:off x="0" y="0"/>
+                      <a:ext cx="3067208" cy="2108308"/>
+                    </a:xfrm>
+                    <a:prstGeom prst="rect">
+                      <a:avLst/>
+                    </a:prstGeom>
+                  </pic:spPr>
+                </pic:pic>
+              </a:graphicData>
+            </a:graphic>
+          </wp:inline>
+        </w:drawing>
+      </w:r>
+    </w:p>
+    <w:p>
+      <w:pPr>
+        <w:pStyle w:val="ac"/>
+        <w:rPr>
+          <w:b w:val="0"/>
+          <w:bCs w:val="0"/>
+          <w:i w:val="0"/>
+          <w:iCs w:val="0"/>
+          <w:color w:val="0D0D0D" w:themeColor="text1" w:themeTint="F2"/>
+          <w:sz w:val="28"/>
+          <w:szCs w:val="28"/>
+        </w:rPr>
+      </w:pPr>
+      <w:r>
+        <w:rPr>
+          <w:b w:val="0"/>
+          <w:bCs w:val="0"/>
+          <w:i w:val="0"/>
+          <w:iCs w:val="0"/>
+          <w:color w:val="0D0D0D" w:themeColor="text1" w:themeTint="F2"/>
+          <w:sz w:val="28"/>
+          <w:szCs w:val="28"/>
+        </w:rPr>
+        <w:t xml:space="preserve">Рисунок </w:t>
+      </w:r>
+      <w:r>
+        <w:rPr>
+          <w:b w:val="0"/>
+          <w:bCs w:val="0"/>
+          <w:i w:val="0"/>
+          <w:iCs w:val="0"/>
+          <w:color w:val="0D0D0D" w:themeColor="text1" w:themeTint="F2"/>
+          <w:sz w:val="28"/>
+          <w:szCs w:val="28"/>
+        </w:rPr>
+        <w:fldChar w:fldCharType="begin"/>
+      </w:r>
+      <w:r>
+        <w:rPr>
+          <w:b w:val="0"/>
+          <w:bCs w:val="0"/>
+          <w:i w:val="0"/>
+          <w:iCs w:val="0"/>
+          <w:color w:val="0D0D0D" w:themeColor="text1" w:themeTint="F2"/>
+          <w:sz w:val="28"/>
+          <w:szCs w:val="28"/>
+        </w:rPr>
+        <w:instrText xml:space="preserve"> SEQ Рисунок \* ARABIC </w:instrText>
+      </w:r>
+      <w:r>
+        <w:rPr>
+          <w:b w:val="0"/>
+          <w:bCs w:val="0"/>
+          <w:i w:val="0"/>
+          <w:iCs w:val="0"/>
+          <w:color w:val="0D0D0D" w:themeColor="text1" w:themeTint="F2"/>
+          <w:sz w:val="28"/>
+          <w:szCs w:val="28"/>
+        </w:rPr>
+        <w:fldChar w:fldCharType="separate"/>
+      </w:r>
+      <w:r>
+        <w:rPr>
+          <w:b w:val="0"/>
+          <w:bCs w:val="0"/>
+          <w:i w:val="0"/>
+          <w:iCs w:val="0"/>
+          <w:noProof/>
+          <w:color w:val="0D0D0D" w:themeColor="text1" w:themeTint="F2"/>
+          <w:sz w:val="28"/>
+          <w:szCs w:val="28"/>
+        </w:rPr>
+        <w:t>24</w:t>
+      </w:r>
+      <w:r>
+        <w:rPr>
+          <w:b w:val="0"/>
+          <w:bCs w:val="0"/>
+          <w:i w:val="0"/>
+          <w:iCs w:val="0"/>
+          <w:color w:val="0D0D0D" w:themeColor="text1" w:themeTint="F2"/>
+          <w:sz w:val="28"/>
+          <w:szCs w:val="28"/>
+        </w:rPr>
+        <w:fldChar w:fldCharType="end"/>
+      </w:r>
+      <w:r>
+        <w:rPr>
+          <w:b w:val="0"/>
+          <w:bCs w:val="0"/>
+          <w:i w:val="0"/>
+          <w:iCs w:val="0"/>
+          <w:color w:val="0D0D0D" w:themeColor="text1" w:themeTint="F2"/>
+          <w:sz w:val="28"/>
+          <w:szCs w:val="28"/>
+        </w:rPr>
+        <w:t xml:space="preserve"> – Ход О</w:t>
+      </w:r>
+    </w:p>
+    <w:p/>
+    <w:p>
+      <w:pPr>
+        <w:keepNext/>
+      </w:pPr>
+      <w:r>
+        <w:drawing>
+          <wp:inline distT="0" distB="0" distL="0" distR="0" wp14:anchorId="738166A1" wp14:editId="1AA5D625">
+            <wp:extent cx="3086259" cy="2133710"/>
+            <wp:effectExtent l="0" t="0" r="0" b="0"/>
+            <wp:docPr id="144176986" name="Рисунок 1"/>
+            <wp:cNvGraphicFramePr>
+              <a:graphicFrameLocks xmlns:a="http://schemas.openxmlformats.org/drawingml/2006/main" noChangeAspect="1"/>
+            </wp:cNvGraphicFramePr>
+            <a:graphic xmlns:a="http://schemas.openxmlformats.org/drawingml/2006/main">
+              <a:graphicData uri="http://schemas.openxmlformats.org/drawingml/2006/picture">
+                <pic:pic xmlns:pic="http://schemas.openxmlformats.org/drawingml/2006/picture">
+                  <pic:nvPicPr>
+                    <pic:cNvPr id="144176986" name=""/>
+                    <pic:cNvPicPr/>
+                  </pic:nvPicPr>
+                  <pic:blipFill>
+                    <a:blip r:embed="rId28">
+                      <a:extLst>
+                        <a:ext uri="{28A0092B-C50C-407E-A947-70E740481C1C}">
+                          <a14:useLocalDpi xmlns:a14="http://schemas.microsoft.com/office/drawing/2010/main" val="0"/>
+                        </a:ext>
+                      </a:extLst>
+                    </a:blip>
+                    <a:stretch>
+                      <a:fillRect/>
+                    </a:stretch>
+                  </pic:blipFill>
+                  <pic:spPr>
+                    <a:xfrm>
+                      <a:off x="0" y="0"/>
+                      <a:ext cx="3086259" cy="2133710"/>
+                    </a:xfrm>
+                    <a:prstGeom prst="rect">
+                      <a:avLst/>
+                    </a:prstGeom>
+                  </pic:spPr>
+                </pic:pic>
+              </a:graphicData>
+            </a:graphic>
+          </wp:inline>
+        </w:drawing>
+      </w:r>
+    </w:p>
+    <w:p>
+      <w:pPr>
+        <w:pStyle w:val="ac"/>
+        <w:rPr>
+          <w:b w:val="0"/>
+          <w:bCs w:val="0"/>
+          <w:i w:val="0"/>
+          <w:iCs w:val="0"/>
+          <w:color w:val="0D0D0D" w:themeColor="text1" w:themeTint="F2"/>
+          <w:sz w:val="28"/>
+          <w:szCs w:val="28"/>
+        </w:rPr>
+      </w:pPr>
+      <w:r>
+        <w:rPr>
+          <w:b w:val="0"/>
+          <w:bCs w:val="0"/>
+          <w:i w:val="0"/>
+          <w:iCs w:val="0"/>
+          <w:color w:val="0D0D0D" w:themeColor="text1" w:themeTint="F2"/>
+          <w:sz w:val="28"/>
+          <w:szCs w:val="28"/>
+        </w:rPr>
+        <w:t xml:space="preserve">Рисунок </w:t>
+      </w:r>
+      <w:r>
+        <w:rPr>
+          <w:b w:val="0"/>
+          <w:bCs w:val="0"/>
+          <w:i w:val="0"/>
+          <w:iCs w:val="0"/>
+          <w:color w:val="0D0D0D" w:themeColor="text1" w:themeTint="F2"/>
+          <w:sz w:val="28"/>
+          <w:szCs w:val="28"/>
+        </w:rPr>
+        <w:fldChar w:fldCharType="begin"/>
+      </w:r>
+      <w:r>
+        <w:rPr>
+          <w:b w:val="0"/>
+          <w:bCs w:val="0"/>
+          <w:i w:val="0"/>
+          <w:iCs w:val="0"/>
+          <w:color w:val="0D0D0D" w:themeColor="text1" w:themeTint="F2"/>
+          <w:sz w:val="28"/>
+          <w:szCs w:val="28"/>
+        </w:rPr>
+        <w:instrText xml:space="preserve"> SEQ Рисунок \* ARABIC </w:instrText>
+      </w:r>
+      <w:r>
+        <w:rPr>
+          <w:b w:val="0"/>
+          <w:bCs w:val="0"/>
+          <w:i w:val="0"/>
+          <w:iCs w:val="0"/>
+          <w:color w:val="0D0D0D" w:themeColor="text1" w:themeTint="F2"/>
+          <w:sz w:val="28"/>
+          <w:szCs w:val="28"/>
+        </w:rPr>
+        <w:fldChar w:fldCharType="separate"/>
+      </w:r>
+      <w:r>
+        <w:rPr>
+          <w:b w:val="0"/>
+          <w:bCs w:val="0"/>
+          <w:i w:val="0"/>
+          <w:iCs w:val="0"/>
+          <w:noProof/>
+          <w:color w:val="0D0D0D" w:themeColor="text1" w:themeTint="F2"/>
+          <w:sz w:val="28"/>
+          <w:szCs w:val="28"/>
+        </w:rPr>
+        <w:t>25</w:t>
+      </w:r>
+      <w:r>
+        <w:rPr>
+          <w:b w:val="0"/>
+          <w:bCs w:val="0"/>
+          <w:i w:val="0"/>
+          <w:iCs w:val="0"/>
+          <w:color w:val="0D0D0D" w:themeColor="text1" w:themeTint="F2"/>
+          <w:sz w:val="28"/>
+          <w:szCs w:val="28"/>
+        </w:rPr>
+        <w:fldChar w:fldCharType="end"/>
+      </w:r>
+      <w:r>
+        <w:rPr>
+          <w:b w:val="0"/>
+          <w:bCs w:val="0"/>
+          <w:i w:val="0"/>
+          <w:iCs w:val="0"/>
+          <w:color w:val="0D0D0D" w:themeColor="text1" w:themeTint="F2"/>
+          <w:sz w:val="28"/>
+          <w:szCs w:val="28"/>
+        </w:rPr>
+        <w:t xml:space="preserve"> – Победа О</w:t>
+      </w:r>
+    </w:p>
+    <w:p>
+      <w:pPr>
+        <w:keepNext/>
+      </w:pPr>
+      <w:r>
+        <w:drawing>
+          <wp:inline distT="0" distB="0" distL="0" distR="0" wp14:anchorId="4A786308" wp14:editId="45C79487">
+            <wp:extent cx="3048157" cy="2076557"/>
+            <wp:effectExtent l="0" t="0" r="0" b="0"/>
+            <wp:docPr id="1035978103" name="Рисунок 1"/>
+            <wp:cNvGraphicFramePr>
+              <a:graphicFrameLocks xmlns:a="http://schemas.openxmlformats.org/drawingml/2006/main" noChangeAspect="1"/>
+            </wp:cNvGraphicFramePr>
+            <a:graphic xmlns:a="http://schemas.openxmlformats.org/drawingml/2006/main">
+              <a:graphicData uri="http://schemas.openxmlformats.org/drawingml/2006/picture">
+                <pic:pic xmlns:pic="http://schemas.openxmlformats.org/drawingml/2006/picture">
+                  <pic:nvPicPr>
+                    <pic:cNvPr id="1035978103" name=""/>
+                    <pic:cNvPicPr/>
+                  </pic:nvPicPr>
+                  <pic:blipFill>
+                    <a:blip r:embed="rId29"/>
+                    <a:stretch>
+                      <a:fillRect/>
+                    </a:stretch>
+                  </pic:blipFill>
+                  <pic:spPr>
+                    <a:xfrm>
+                      <a:off x="0" y="0"/>
+                      <a:ext cx="3048157" cy="2076557"/>
+                    </a:xfrm>
+                    <a:prstGeom prst="rect">
+                      <a:avLst/>
+                    </a:prstGeom>
+                  </pic:spPr>
+                </pic:pic>
+              </a:graphicData>
+            </a:graphic>
+          </wp:inline>
+        </w:drawing>
+      </w:r>
+    </w:p>
+    <w:p>
+      <w:pPr>
+        <w:pStyle w:val="ac"/>
+        <w:rPr>
+          <w:b w:val="0"/>
+          <w:bCs w:val="0"/>
+          <w:i w:val="0"/>
+          <w:iCs w:val="0"/>
+          <w:color w:val="0D0D0D" w:themeColor="text1" w:themeTint="F2"/>
+          <w:sz w:val="28"/>
+          <w:szCs w:val="28"/>
+        </w:rPr>
+      </w:pPr>
+      <w:r>
+        <w:rPr>
+          <w:b w:val="0"/>
+          <w:bCs w:val="0"/>
+          <w:i w:val="0"/>
+          <w:iCs w:val="0"/>
+          <w:color w:val="0D0D0D" w:themeColor="text1" w:themeTint="F2"/>
+          <w:sz w:val="28"/>
+          <w:szCs w:val="28"/>
+        </w:rPr>
+        <w:t xml:space="preserve">Рисунок </w:t>
+      </w:r>
+      <w:r>
+        <w:rPr>
+          <w:b w:val="0"/>
+          <w:bCs w:val="0"/>
+          <w:i w:val="0"/>
+          <w:iCs w:val="0"/>
+          <w:color w:val="0D0D0D" w:themeColor="text1" w:themeTint="F2"/>
+          <w:sz w:val="28"/>
+          <w:szCs w:val="28"/>
+        </w:rPr>
+        <w:fldChar w:fldCharType="begin"/>
+      </w:r>
+      <w:r>
+        <w:rPr>
+          <w:b w:val="0"/>
+          <w:bCs w:val="0"/>
+          <w:i w:val="0"/>
+          <w:iCs w:val="0"/>
+          <w:color w:val="0D0D0D" w:themeColor="text1" w:themeTint="F2"/>
+          <w:sz w:val="28"/>
+          <w:szCs w:val="28"/>
+        </w:rPr>
+        <w:instrText xml:space="preserve"> SEQ Рисунок \* ARABIC </w:instrText>
+      </w:r>
+      <w:r>
+        <w:rPr>
+          <w:b w:val="0"/>
+          <w:bCs w:val="0"/>
+          <w:i w:val="0"/>
+          <w:iCs w:val="0"/>
+          <w:color w:val="0D0D0D" w:themeColor="text1" w:themeTint="F2"/>
+          <w:sz w:val="28"/>
+          <w:szCs w:val="28"/>
+        </w:rPr>
+        <w:fldChar w:fldCharType="separate"/>
+      </w:r>
+      <w:r>
+        <w:rPr>
+          <w:b w:val="0"/>
+          <w:bCs w:val="0"/>
+          <w:i w:val="0"/>
+          <w:iCs w:val="0"/>
+          <w:noProof/>
+          <w:color w:val="0D0D0D" w:themeColor="text1" w:themeTint="F2"/>
+          <w:sz w:val="28"/>
+          <w:szCs w:val="28"/>
+        </w:rPr>
+        <w:t>26</w:t>
+      </w:r>
+      <w:r>
+        <w:rPr>
+          <w:b w:val="0"/>
+          <w:bCs w:val="0"/>
+          <w:i w:val="0"/>
+          <w:iCs w:val="0"/>
+          <w:color w:val="0D0D0D" w:themeColor="text1" w:themeTint="F2"/>
+          <w:sz w:val="28"/>
+          <w:szCs w:val="28"/>
+        </w:rPr>
+        <w:fldChar w:fldCharType="end"/>
+      </w:r>
+      <w:r>
+        <w:rPr>
+          <w:b w:val="0"/>
+          <w:bCs w:val="0"/>
+          <w:i w:val="0"/>
+          <w:iCs w:val="0"/>
+          <w:color w:val="0D0D0D" w:themeColor="text1" w:themeTint="F2"/>
+          <w:sz w:val="28"/>
+          <w:szCs w:val="28"/>
+        </w:rPr>
+        <w:t xml:space="preserve"> – Победа Х</w:t>
+      </w:r>
+    </w:p>
+    <w:p>
+      <w:pPr>
+        <w:keepNext/>
+      </w:pPr>
+      <w:r>
+        <w:drawing>
+          <wp:inline distT="0" distB="0" distL="0" distR="0" wp14:anchorId="6EF69D00" wp14:editId="05F1E949">
+            <wp:extent cx="3073558" cy="2121009"/>
+            <wp:effectExtent l="0" t="0" r="0" b="0"/>
+            <wp:docPr id="1138859884" name="Рисунок 1"/>
+            <wp:cNvGraphicFramePr>
+              <a:graphicFrameLocks xmlns:a="http://schemas.openxmlformats.org/drawingml/2006/main" noChangeAspect="1"/>
+            </wp:cNvGraphicFramePr>
+            <a:graphic xmlns:a="http://schemas.openxmlformats.org/drawingml/2006/main">
+              <a:graphicData uri="http://schemas.openxmlformats.org/drawingml/2006/picture">
+                <pic:pic xmlns:pic="http://schemas.openxmlformats.org/drawingml/2006/picture">
+                  <pic:nvPicPr>
+                    <pic:cNvPr id="1138859884" name=""/>
+                    <pic:cNvPicPr/>
+                  </pic:nvPicPr>
+                  <pic:blipFill>
+                    <a:blip r:embed="rId30"/>
+                    <a:stretch>
+                      <a:fillRect/>
+                    </a:stretch>
+                  </pic:blipFill>
+                  <pic:spPr>
+                    <a:xfrm>
+                      <a:off x="0" y="0"/>
+                      <a:ext cx="3073558" cy="2121009"/>
+                    </a:xfrm>
+                    <a:prstGeom prst="rect">
+                      <a:avLst/>
+                    </a:prstGeom>
+                  </pic:spPr>
+                </pic:pic>
+              </a:graphicData>
+            </a:graphic>
+          </wp:inline>
+        </w:drawing>
+      </w:r>
+    </w:p>
+    <w:p>
+      <w:pPr>
+        <w:pStyle w:val="ac"/>
+        <w:rPr>
+          <w:b w:val="0"/>
+          <w:bCs w:val="0"/>
+          <w:i w:val="0"/>
+          <w:iCs w:val="0"/>
+          <w:color w:val="0D0D0D" w:themeColor="text1" w:themeTint="F2"/>
+          <w:sz w:val="28"/>
+          <w:szCs w:val="28"/>
+        </w:rPr>
+      </w:pPr>
+      <w:r>
+        <w:rPr>
+          <w:b w:val="0"/>
+          <w:bCs w:val="0"/>
+          <w:i w:val="0"/>
+          <w:iCs w:val="0"/>
+          <w:color w:val="0D0D0D" w:themeColor="text1" w:themeTint="F2"/>
+          <w:sz w:val="28"/>
+          <w:szCs w:val="28"/>
+        </w:rPr>
+        <w:t xml:space="preserve">Рисунок </w:t>
+      </w:r>
+      <w:r>
+        <w:rPr>
+          <w:b w:val="0"/>
+          <w:bCs w:val="0"/>
+          <w:i w:val="0"/>
+          <w:iCs w:val="0"/>
+          <w:color w:val="0D0D0D" w:themeColor="text1" w:themeTint="F2"/>
+          <w:sz w:val="28"/>
+          <w:szCs w:val="28"/>
+        </w:rPr>
+        <w:fldChar w:fldCharType="begin"/>
+      </w:r>
+      <w:r>
+        <w:rPr>
+          <w:b w:val="0"/>
+          <w:bCs w:val="0"/>
+          <w:i w:val="0"/>
+          <w:iCs w:val="0"/>
+          <w:color w:val="0D0D0D" w:themeColor="text1" w:themeTint="F2"/>
+          <w:sz w:val="28"/>
+          <w:szCs w:val="28"/>
+        </w:rPr>
+        <w:instrText xml:space="preserve"> SEQ Рисунок \* ARABIC </w:instrText>
+      </w:r>
+      <w:r>
+        <w:rPr>
+          <w:b w:val="0"/>
+          <w:bCs w:val="0"/>
+          <w:i w:val="0"/>
+          <w:iCs w:val="0"/>
+          <w:color w:val="0D0D0D" w:themeColor="text1" w:themeTint="F2"/>
+          <w:sz w:val="28"/>
+          <w:szCs w:val="28"/>
+        </w:rPr>
+        <w:fldChar w:fldCharType="separate"/>
+      </w:r>
+      <w:r>
+        <w:rPr>
+          <w:b w:val="0"/>
+          <w:bCs w:val="0"/>
+          <w:i w:val="0"/>
+          <w:iCs w:val="0"/>
+          <w:noProof/>
+          <w:color w:val="0D0D0D" w:themeColor="text1" w:themeTint="F2"/>
+          <w:sz w:val="28"/>
+          <w:szCs w:val="28"/>
+        </w:rPr>
+        <w:t>27</w:t>
+      </w:r>
+      <w:r>
+        <w:rPr>
+          <w:b w:val="0"/>
+          <w:bCs w:val="0"/>
+          <w:i w:val="0"/>
+          <w:iCs w:val="0"/>
+          <w:color w:val="0D0D0D" w:themeColor="text1" w:themeTint="F2"/>
+          <w:sz w:val="28"/>
+          <w:szCs w:val="28"/>
+        </w:rPr>
+        <w:fldChar w:fldCharType="end"/>
+      </w:r>
+      <w:r>
+        <w:rPr>
+          <w:b w:val="0"/>
+          <w:bCs w:val="0"/>
+          <w:i w:val="0"/>
+          <w:iCs w:val="0"/>
+          <w:color w:val="0D0D0D" w:themeColor="text1" w:themeTint="F2"/>
+          <w:sz w:val="28"/>
+          <w:szCs w:val="28"/>
+        </w:rPr>
+        <w:t xml:space="preserve">  - Ничья</w:t>
+      </w:r>
+    </w:p>
+    <w:p>
+      <w:pPr>
+        <w:jc w:val="both"/>
+      </w:pPr>
+    </w:p>
+    <w:p>
+      <w:pPr>
+        <w:ind w:firstLine="708"/>
+        <w:jc w:val="both"/>
+        <w:rPr>
+          <w:b w:val="0"/>
+          <w:bCs w:val="0"/>
+        </w:rPr>
+      </w:pPr>
+      <w:r>
+        <w:t>Вывод:</w:t>
+      </w:r>
+      <w:r>
+        <w:rPr>
+          <w:b w:val="0"/>
+          <w:bCs w:val="0"/>
+        </w:rPr>
+        <w:t xml:space="preserve"> в</w:t>
+      </w:r>
+      <w:r>
+        <w:rPr>
+          <w:b w:val="0"/>
+          <w:bCs w:val="0"/>
+        </w:rPr>
+        <w:t xml:space="preserve"> результате выполнения задания было разработано оконное приложение для игры в крестики-нолики. Реализована логика ходов двух игроков с автоматической проверкой победы или ничьей после каждого действия. Программа корректно блокирует кнопки после окончания партии и полностью сбрасывает состояние при начале новой игры. Проект позволил закрепить на практике навыки применения принципов объектно-ориентированного программирования и создания графических интерфейсов.</w:t>
       </w:r>
     </w:p>
     <w:sectPr>

--- a/1 course/sem2/Практика/Отчет.docx
+++ b/1 course/sem2/Практика/Отчет.docx
@@ -4,6 +4,810 @@
   <w:body>
     <w:p>
       <w:pPr>
+        <w:ind w:left="-1276"/>
+        <w:rPr>
+          <w:rFonts w:eastAsia="Times New Roman"/>
+          <w:kern w:val="36"/>
+          <w:sz w:val="48"/>
+          <w:szCs w:val="48"/>
+          <w:lang w:eastAsia="ru-RU"/>
+        </w:rPr>
+      </w:pPr>
+      <w:r>
+        <w:rPr>
+          <w:noProof/>
+        </w:rPr>
+        <w:drawing>
+          <wp:inline distT="0" distB="0" distL="0" distR="0" wp14:anchorId="21AB20D9" wp14:editId="15D28A90">
+            <wp:extent cx="9545753" cy="7158804"/>
+            <wp:effectExtent l="0" t="6668" r="0" b="0"/>
+            <wp:docPr id="965304447" name="Рисунок 1"/>
+            <wp:cNvGraphicFramePr>
+              <a:graphicFrameLocks xmlns:a="http://schemas.openxmlformats.org/drawingml/2006/main" noChangeAspect="1"/>
+            </wp:cNvGraphicFramePr>
+            <a:graphic xmlns:a="http://schemas.openxmlformats.org/drawingml/2006/main">
+              <a:graphicData uri="http://schemas.openxmlformats.org/drawingml/2006/picture">
+                <pic:pic xmlns:pic="http://schemas.openxmlformats.org/drawingml/2006/picture">
+                  <pic:nvPicPr>
+                    <pic:cNvPr id="0" name="Picture 1"/>
+                    <pic:cNvPicPr>
+                      <a:picLocks noChangeAspect="1" noChangeArrowheads="1"/>
+                    </pic:cNvPicPr>
+                  </pic:nvPicPr>
+                  <pic:blipFill>
+                    <a:blip r:embed="rId7" cstate="print">
+                      <a:extLst>
+                        <a:ext uri="{28A0092B-C50C-407E-A947-70E740481C1C}">
+                          <a14:useLocalDpi xmlns:a14="http://schemas.microsoft.com/office/drawing/2010/main" val="0"/>
+                        </a:ext>
+                      </a:extLst>
+                    </a:blip>
+                    <a:srcRect/>
+                    <a:stretch>
+                      <a:fillRect/>
+                    </a:stretch>
+                  </pic:blipFill>
+                  <pic:spPr bwMode="auto">
+                    <a:xfrm rot="5400000">
+                      <a:off x="0" y="0"/>
+                      <a:ext cx="9589133" cy="7191337"/>
+                    </a:xfrm>
+                    <a:prstGeom prst="rect">
+                      <a:avLst/>
+                    </a:prstGeom>
+                    <a:noFill/>
+                    <a:ln>
+                      <a:noFill/>
+                    </a:ln>
+                  </pic:spPr>
+                </pic:pic>
+              </a:graphicData>
+            </a:graphic>
+          </wp:inline>
+        </w:drawing>
+      </w:r>
+      <w:r>
+        <w:rPr>
+          <w:rFonts w:eastAsia="Times New Roman"/>
+          <w:kern w:val="36"/>
+          <w:sz w:val="48"/>
+          <w:szCs w:val="48"/>
+          <w:lang w:eastAsia="ru-RU"/>
+        </w:rPr>
+        <w:br w:type="page"/>
+      </w:r>
+    </w:p>
+    <w:p>
+      <w:pPr>
+        <w:ind w:left="-1276"/>
+        <w:rPr>
+          <w:rFonts w:eastAsia="Times New Roman"/>
+          <w:kern w:val="36"/>
+          <w:sz w:val="48"/>
+          <w:szCs w:val="48"/>
+          <w:lang w:eastAsia="ru-RU"/>
+        </w:rPr>
+      </w:pPr>
+      <w:r>
+        <w:rPr>
+          <w:noProof/>
+        </w:rPr>
+        <w:lastRenderedPageBreak/>
+        <w:drawing>
+          <wp:inline distT="0" distB="0" distL="0" distR="0" wp14:anchorId="149128A7" wp14:editId="0EC4252B">
+            <wp:extent cx="9610745" cy="7208572"/>
+            <wp:effectExtent l="953" t="0" r="0" b="0"/>
+            <wp:docPr id="1795768264" name="Рисунок 2"/>
+            <wp:cNvGraphicFramePr>
+              <a:graphicFrameLocks xmlns:a="http://schemas.openxmlformats.org/drawingml/2006/main" noChangeAspect="1"/>
+            </wp:cNvGraphicFramePr>
+            <a:graphic xmlns:a="http://schemas.openxmlformats.org/drawingml/2006/main">
+              <a:graphicData uri="http://schemas.openxmlformats.org/drawingml/2006/picture">
+                <pic:pic xmlns:pic="http://schemas.openxmlformats.org/drawingml/2006/picture">
+                  <pic:nvPicPr>
+                    <pic:cNvPr id="0" name="Picture 3"/>
+                    <pic:cNvPicPr>
+                      <a:picLocks noChangeAspect="1" noChangeArrowheads="1"/>
+                    </pic:cNvPicPr>
+                  </pic:nvPicPr>
+                  <pic:blipFill>
+                    <a:blip r:embed="rId8" cstate="print">
+                      <a:extLst>
+                        <a:ext uri="{28A0092B-C50C-407E-A947-70E740481C1C}">
+                          <a14:useLocalDpi xmlns:a14="http://schemas.microsoft.com/office/drawing/2010/main" val="0"/>
+                        </a:ext>
+                      </a:extLst>
+                    </a:blip>
+                    <a:srcRect/>
+                    <a:stretch>
+                      <a:fillRect/>
+                    </a:stretch>
+                  </pic:blipFill>
+                  <pic:spPr bwMode="auto">
+                    <a:xfrm rot="5400000">
+                      <a:off x="0" y="0"/>
+                      <a:ext cx="9620598" cy="7215962"/>
+                    </a:xfrm>
+                    <a:prstGeom prst="rect">
+                      <a:avLst/>
+                    </a:prstGeom>
+                    <a:noFill/>
+                    <a:ln>
+                      <a:noFill/>
+                    </a:ln>
+                  </pic:spPr>
+                </pic:pic>
+              </a:graphicData>
+            </a:graphic>
+          </wp:inline>
+        </w:drawing>
+      </w:r>
+      <w:r>
+        <w:rPr>
+          <w:rFonts w:eastAsia="Times New Roman"/>
+          <w:kern w:val="36"/>
+          <w:sz w:val="48"/>
+          <w:szCs w:val="48"/>
+          <w:lang w:eastAsia="ru-RU"/>
+        </w:rPr>
+        <w:br w:type="page"/>
+      </w:r>
+    </w:p>
+    <w:p>
+      <w:pPr>
+        <w:ind w:hanging="1560"/>
+        <w:jc w:val="left"/>
+        <w:rPr>
+          <w:rFonts w:eastAsia="Times New Roman"/>
+          <w:kern w:val="36"/>
+          <w:sz w:val="48"/>
+          <w:szCs w:val="48"/>
+          <w:lang w:eastAsia="ru-RU"/>
+        </w:rPr>
+      </w:pPr>
+      <w:r>
+        <w:rPr>
+          <w:noProof/>
+        </w:rPr>
+        <w:lastRenderedPageBreak/>
+        <w:drawing>
+          <wp:inline distT="0" distB="0" distL="0" distR="0" wp14:anchorId="57508475" wp14:editId="6905636C">
+            <wp:extent cx="9669628" cy="7252738"/>
+            <wp:effectExtent l="8255" t="0" r="0" b="0"/>
+            <wp:docPr id="876757609" name="Рисунок 3"/>
+            <wp:cNvGraphicFramePr>
+              <a:graphicFrameLocks xmlns:a="http://schemas.openxmlformats.org/drawingml/2006/main" noChangeAspect="1"/>
+            </wp:cNvGraphicFramePr>
+            <a:graphic xmlns:a="http://schemas.openxmlformats.org/drawingml/2006/main">
+              <a:graphicData uri="http://schemas.openxmlformats.org/drawingml/2006/picture">
+                <pic:pic xmlns:pic="http://schemas.openxmlformats.org/drawingml/2006/picture">
+                  <pic:nvPicPr>
+                    <pic:cNvPr id="0" name="Picture 5"/>
+                    <pic:cNvPicPr>
+                      <a:picLocks noChangeAspect="1" noChangeArrowheads="1"/>
+                    </pic:cNvPicPr>
+                  </pic:nvPicPr>
+                  <pic:blipFill>
+                    <a:blip r:embed="rId9" cstate="print">
+                      <a:extLst>
+                        <a:ext uri="{28A0092B-C50C-407E-A947-70E740481C1C}">
+                          <a14:useLocalDpi xmlns:a14="http://schemas.microsoft.com/office/drawing/2010/main" val="0"/>
+                        </a:ext>
+                      </a:extLst>
+                    </a:blip>
+                    <a:srcRect/>
+                    <a:stretch>
+                      <a:fillRect/>
+                    </a:stretch>
+                  </pic:blipFill>
+                  <pic:spPr bwMode="auto">
+                    <a:xfrm rot="5400000">
+                      <a:off x="0" y="0"/>
+                      <a:ext cx="9683204" cy="7262921"/>
+                    </a:xfrm>
+                    <a:prstGeom prst="rect">
+                      <a:avLst/>
+                    </a:prstGeom>
+                    <a:noFill/>
+                    <a:ln>
+                      <a:noFill/>
+                    </a:ln>
+                  </pic:spPr>
+                </pic:pic>
+              </a:graphicData>
+            </a:graphic>
+          </wp:inline>
+        </w:drawing>
+      </w:r>
+    </w:p>
+    <w:p>
+      <w:pPr>
+        <w:pStyle w:val="ad"/>
+        <w:spacing w:line="360" w:lineRule="auto"/>
+        <w:rPr>
+          <w:sz w:val="28"/>
+          <w:szCs w:val="28"/>
+        </w:rPr>
+      </w:pPr>
+      <w:r>
+        <w:rPr>
+          <w:sz w:val="28"/>
+          <w:szCs w:val="28"/>
+        </w:rPr>
+        <w:lastRenderedPageBreak/>
+        <w:t>Введение......................................................................4</w:t>
+      </w:r>
+    </w:p>
+    <w:p>
+      <w:pPr>
+        <w:pStyle w:val="ad"/>
+        <w:numPr>
+          <w:ilvl w:val="0"/>
+          <w:numId w:val="7"/>
+        </w:numPr>
+        <w:spacing w:line="360" w:lineRule="auto"/>
+        <w:rPr>
+          <w:sz w:val="28"/>
+          <w:szCs w:val="28"/>
+        </w:rPr>
+      </w:pPr>
+      <w:r>
+        <w:rPr>
+          <w:sz w:val="28"/>
+          <w:szCs w:val="28"/>
+        </w:rPr>
+        <w:t>Создание информационной программной системы с графическим интерфейсом на C++...</w:t>
+      </w:r>
+      <w:r>
+        <w:rPr>
+          <w:sz w:val="28"/>
+          <w:szCs w:val="28"/>
+        </w:rPr>
+        <w:t>6</w:t>
+      </w:r>
+    </w:p>
+    <w:p>
+      <w:pPr>
+        <w:pStyle w:val="ad"/>
+        <w:spacing w:line="360" w:lineRule="auto"/>
+        <w:ind w:left="720"/>
+        <w:rPr>
+          <w:sz w:val="28"/>
+          <w:szCs w:val="28"/>
+        </w:rPr>
+      </w:pPr>
+      <w:r>
+        <w:rPr>
+          <w:sz w:val="28"/>
+          <w:szCs w:val="28"/>
+        </w:rPr>
+        <w:t>1.1. Объектная декомпозиция приложения.....................................</w:t>
+      </w:r>
+      <w:r>
+        <w:rPr>
+          <w:sz w:val="28"/>
+          <w:szCs w:val="28"/>
+        </w:rPr>
+        <w:t>7</w:t>
+      </w:r>
+    </w:p>
+    <w:p>
+      <w:pPr>
+        <w:pStyle w:val="ad"/>
+        <w:spacing w:line="360" w:lineRule="auto"/>
+        <w:ind w:left="720"/>
+        <w:rPr>
+          <w:sz w:val="28"/>
+          <w:szCs w:val="28"/>
+        </w:rPr>
+      </w:pPr>
+      <w:r>
+        <w:rPr>
+          <w:sz w:val="28"/>
+          <w:szCs w:val="28"/>
+        </w:rPr>
+        <w:t>1.2. Разработка диаграмм классов и интерфейса..............................</w:t>
+      </w:r>
+      <w:r>
+        <w:rPr>
+          <w:sz w:val="28"/>
+          <w:szCs w:val="28"/>
+        </w:rPr>
+        <w:t>7</w:t>
+      </w:r>
+      <w:r>
+        <w:rPr>
+          <w:sz w:val="28"/>
+          <w:szCs w:val="28"/>
+        </w:rPr>
+        <w:t xml:space="preserve"> </w:t>
+      </w:r>
+    </w:p>
+    <w:p>
+      <w:pPr>
+        <w:pStyle w:val="ad"/>
+        <w:spacing w:line="360" w:lineRule="auto"/>
+        <w:ind w:left="720"/>
+        <w:rPr>
+          <w:sz w:val="28"/>
+          <w:szCs w:val="28"/>
+        </w:rPr>
+      </w:pPr>
+      <w:r>
+        <w:rPr>
+          <w:sz w:val="28"/>
+          <w:szCs w:val="28"/>
+        </w:rPr>
+        <w:t>1.3. Разработка кода приложения............................................</w:t>
+      </w:r>
+      <w:r>
+        <w:rPr>
+          <w:sz w:val="28"/>
+          <w:szCs w:val="28"/>
+        </w:rPr>
+        <w:t>10</w:t>
+      </w:r>
+    </w:p>
+    <w:p>
+      <w:pPr>
+        <w:pStyle w:val="ad"/>
+        <w:spacing w:line="360" w:lineRule="auto"/>
+        <w:ind w:left="720"/>
+        <w:rPr>
+          <w:sz w:val="28"/>
+          <w:szCs w:val="28"/>
+        </w:rPr>
+      </w:pPr>
+      <w:r>
+        <w:rPr>
+          <w:sz w:val="28"/>
+          <w:szCs w:val="28"/>
+        </w:rPr>
+        <w:t>1.4. Тестирование приложения...............................................</w:t>
+      </w:r>
+      <w:r>
+        <w:rPr>
+          <w:sz w:val="28"/>
+          <w:szCs w:val="28"/>
+        </w:rPr>
+        <w:t>18</w:t>
+      </w:r>
+    </w:p>
+    <w:p>
+      <w:pPr>
+        <w:pStyle w:val="ad"/>
+        <w:numPr>
+          <w:ilvl w:val="0"/>
+          <w:numId w:val="7"/>
+        </w:numPr>
+        <w:spacing w:line="360" w:lineRule="auto"/>
+        <w:rPr>
+          <w:sz w:val="28"/>
+          <w:szCs w:val="28"/>
+        </w:rPr>
+      </w:pPr>
+      <w:r>
+        <w:rPr>
+          <w:sz w:val="28"/>
+          <w:szCs w:val="28"/>
+        </w:rPr>
+        <w:t>Создание приложения с графическим интерфейсом на языке C# («Крестики-нолики»)..</w:t>
+      </w:r>
+      <w:r>
+        <w:rPr>
+          <w:sz w:val="28"/>
+          <w:szCs w:val="28"/>
+        </w:rPr>
+        <w:t>21</w:t>
+      </w:r>
+    </w:p>
+    <w:p>
+      <w:pPr>
+        <w:pStyle w:val="ad"/>
+        <w:spacing w:line="360" w:lineRule="auto"/>
+        <w:ind w:left="720"/>
+        <w:rPr>
+          <w:sz w:val="28"/>
+          <w:szCs w:val="28"/>
+        </w:rPr>
+      </w:pPr>
+      <w:r>
+        <w:rPr>
+          <w:sz w:val="28"/>
+          <w:szCs w:val="28"/>
+        </w:rPr>
+        <w:t>2.1. Проектирование приложения.............................................</w:t>
+      </w:r>
+      <w:r>
+        <w:rPr>
+          <w:sz w:val="28"/>
+          <w:szCs w:val="28"/>
+        </w:rPr>
+        <w:t>22</w:t>
+      </w:r>
+    </w:p>
+    <w:p>
+      <w:pPr>
+        <w:pStyle w:val="ad"/>
+        <w:spacing w:line="360" w:lineRule="auto"/>
+        <w:ind w:left="720"/>
+        <w:rPr>
+          <w:sz w:val="28"/>
+          <w:szCs w:val="28"/>
+        </w:rPr>
+      </w:pPr>
+      <w:r>
+        <w:rPr>
+          <w:sz w:val="28"/>
+          <w:szCs w:val="28"/>
+        </w:rPr>
+        <w:t>2.2. Разработка кода программы.............................................</w:t>
+      </w:r>
+      <w:r>
+        <w:rPr>
+          <w:sz w:val="28"/>
+          <w:szCs w:val="28"/>
+        </w:rPr>
+        <w:t>22</w:t>
+      </w:r>
+    </w:p>
+    <w:p>
+      <w:pPr>
+        <w:pStyle w:val="ad"/>
+        <w:spacing w:line="360" w:lineRule="auto"/>
+        <w:ind w:left="720"/>
+        <w:rPr>
+          <w:sz w:val="28"/>
+          <w:szCs w:val="28"/>
+        </w:rPr>
+      </w:pPr>
+      <w:r>
+        <w:rPr>
+          <w:sz w:val="28"/>
+          <w:szCs w:val="28"/>
+        </w:rPr>
+        <w:t>2.3. Тестирование программы................................................</w:t>
+      </w:r>
+      <w:r>
+        <w:rPr>
+          <w:sz w:val="28"/>
+          <w:szCs w:val="28"/>
+        </w:rPr>
+        <w:t>24</w:t>
+      </w:r>
+    </w:p>
+    <w:p>
+      <w:pPr>
+        <w:pStyle w:val="ad"/>
+        <w:numPr>
+          <w:ilvl w:val="0"/>
+          <w:numId w:val="7"/>
+        </w:numPr>
+        <w:spacing w:line="360" w:lineRule="auto"/>
+        <w:rPr>
+          <w:sz w:val="28"/>
+          <w:szCs w:val="28"/>
+        </w:rPr>
+      </w:pPr>
+      <w:r>
+        <w:rPr>
+          <w:sz w:val="28"/>
+          <w:szCs w:val="28"/>
+        </w:rPr>
+        <w:t>Создание программной системы с графическим интерфейсом на языке C#.........</w:t>
+      </w:r>
+      <w:r>
+        <w:rPr>
+          <w:sz w:val="28"/>
+          <w:szCs w:val="28"/>
+        </w:rPr>
+        <w:t>27</w:t>
+      </w:r>
+    </w:p>
+    <w:p>
+      <w:pPr>
+        <w:pStyle w:val="ad"/>
+        <w:spacing w:line="360" w:lineRule="auto"/>
+        <w:ind w:left="720"/>
+        <w:rPr>
+          <w:sz w:val="28"/>
+          <w:szCs w:val="28"/>
+        </w:rPr>
+      </w:pPr>
+      <w:r>
+        <w:rPr>
+          <w:sz w:val="28"/>
+          <w:szCs w:val="28"/>
+        </w:rPr>
+        <w:t>3.1. Проектирование приложения.............................................</w:t>
+      </w:r>
+      <w:r>
+        <w:rPr>
+          <w:sz w:val="28"/>
+          <w:szCs w:val="28"/>
+        </w:rPr>
+        <w:t>28</w:t>
+      </w:r>
+    </w:p>
+    <w:p>
+      <w:pPr>
+        <w:pStyle w:val="ad"/>
+        <w:spacing w:line="360" w:lineRule="auto"/>
+        <w:ind w:left="720"/>
+        <w:rPr>
+          <w:sz w:val="28"/>
+          <w:szCs w:val="28"/>
+        </w:rPr>
+      </w:pPr>
+      <w:r>
+        <w:rPr>
+          <w:sz w:val="28"/>
+          <w:szCs w:val="28"/>
+        </w:rPr>
+        <w:t>3.2. Разработка кода программы.............................................</w:t>
+      </w:r>
+      <w:r>
+        <w:rPr>
+          <w:sz w:val="28"/>
+          <w:szCs w:val="28"/>
+        </w:rPr>
+        <w:t>30</w:t>
+      </w:r>
+    </w:p>
+    <w:p>
+      <w:pPr>
+        <w:pStyle w:val="ad"/>
+        <w:spacing w:line="360" w:lineRule="auto"/>
+        <w:rPr>
+          <w:sz w:val="28"/>
+          <w:szCs w:val="28"/>
+        </w:rPr>
+      </w:pPr>
+      <w:r>
+        <w:rPr>
+          <w:sz w:val="28"/>
+          <w:szCs w:val="28"/>
+        </w:rPr>
+        <w:t>Заключение....................................................................</w:t>
+      </w:r>
+      <w:r>
+        <w:rPr>
+          <w:sz w:val="28"/>
+          <w:szCs w:val="28"/>
+        </w:rPr>
+        <w:t>35</w:t>
+      </w:r>
+    </w:p>
+    <w:p>
+      <w:pPr>
+        <w:rPr>
+          <w:rFonts w:eastAsia="Times New Roman"/>
+          <w:kern w:val="36"/>
+          <w:sz w:val="48"/>
+          <w:szCs w:val="48"/>
+          <w:lang w:eastAsia="ru-RU"/>
+        </w:rPr>
+      </w:pPr>
+      <w:r>
+        <w:rPr>
+          <w:rFonts w:eastAsia="Times New Roman"/>
+          <w:kern w:val="36"/>
+          <w:sz w:val="48"/>
+          <w:szCs w:val="48"/>
+          <w:lang w:eastAsia="ru-RU"/>
+        </w:rPr>
+        <w:br w:type="page"/>
+      </w:r>
+    </w:p>
+    <w:p>
+      <w:pPr>
+        <w:jc w:val="left"/>
+        <w:rPr>
+          <w:rFonts w:eastAsia="Times New Roman"/>
+          <w:kern w:val="36"/>
+          <w:sz w:val="48"/>
+          <w:szCs w:val="48"/>
+          <w:lang w:eastAsia="ru-RU"/>
+        </w:rPr>
+      </w:pPr>
+      <w:r>
+        <w:rPr>
+          <w:rFonts w:eastAsia="Times New Roman"/>
+          <w:kern w:val="36"/>
+          <w:sz w:val="48"/>
+          <w:szCs w:val="48"/>
+          <w:lang w:eastAsia="ru-RU"/>
+        </w:rPr>
+        <w:lastRenderedPageBreak/>
+        <w:t>Введение</w:t>
+      </w:r>
+    </w:p>
+    <w:p>
+      <w:pPr>
+        <w:pStyle w:val="ad"/>
+        <w:spacing w:line="360" w:lineRule="auto"/>
+        <w:rPr>
+          <w:sz w:val="28"/>
+          <w:szCs w:val="28"/>
+        </w:rPr>
+      </w:pPr>
+      <w:r>
+        <w:rPr>
+          <w:sz w:val="28"/>
+          <w:szCs w:val="28"/>
+        </w:rPr>
+        <w:t>Главная цель прохождения учебной практики заключается в приобретении практического опыта разработки компактных программных продуктов, оснащенных как графическим, так и консольным пользовательским интерфейсом.</w:t>
+      </w:r>
+    </w:p>
+    <w:p>
+      <w:pPr>
+        <w:pStyle w:val="ad"/>
+        <w:spacing w:line="360" w:lineRule="auto"/>
+        <w:rPr>
+          <w:sz w:val="28"/>
+          <w:szCs w:val="28"/>
+        </w:rPr>
+      </w:pPr>
+      <w:r>
+        <w:rPr>
+          <w:sz w:val="28"/>
+          <w:szCs w:val="28"/>
+        </w:rPr>
+        <w:t>Для достижения этой цели были поставлены следующие задачи:</w:t>
+      </w:r>
+    </w:p>
+    <w:p>
+      <w:pPr>
+        <w:pStyle w:val="ad"/>
+        <w:numPr>
+          <w:ilvl w:val="0"/>
+          <w:numId w:val="3"/>
+        </w:numPr>
+        <w:spacing w:line="360" w:lineRule="auto"/>
+        <w:rPr>
+          <w:sz w:val="28"/>
+          <w:szCs w:val="28"/>
+        </w:rPr>
+      </w:pPr>
+      <w:r>
+        <w:rPr>
+          <w:sz w:val="28"/>
+          <w:szCs w:val="28"/>
+        </w:rPr>
+        <w:t>углубленное освоение инструментов и технологий создания программного обеспечения на современных языках программирования высокого уровня;</w:t>
+      </w:r>
+    </w:p>
+    <w:p>
+      <w:pPr>
+        <w:pStyle w:val="ad"/>
+        <w:numPr>
+          <w:ilvl w:val="0"/>
+          <w:numId w:val="3"/>
+        </w:numPr>
+        <w:spacing w:line="360" w:lineRule="auto"/>
+        <w:rPr>
+          <w:sz w:val="28"/>
+          <w:szCs w:val="28"/>
+        </w:rPr>
+      </w:pPr>
+      <w:r>
+        <w:rPr>
+          <w:sz w:val="28"/>
+          <w:szCs w:val="28"/>
+        </w:rPr>
+        <w:t>изучение методологий и наработка опыта проектирования архитектуры небольших приложений с применением принципов структурного и объектно-ориентированного подходов;</w:t>
+      </w:r>
+    </w:p>
+    <w:p>
+      <w:pPr>
+        <w:pStyle w:val="ad"/>
+        <w:spacing w:line="360" w:lineRule="auto"/>
+        <w:rPr>
+          <w:sz w:val="28"/>
+          <w:szCs w:val="28"/>
+        </w:rPr>
+      </w:pPr>
+      <w:r>
+        <w:rPr>
+          <w:sz w:val="28"/>
+          <w:szCs w:val="28"/>
+        </w:rPr>
+        <w:t>Успешное выполнение практикума направлено на выработку и закрепление следующих компетенций:</w:t>
+      </w:r>
+    </w:p>
+    <w:p>
+      <w:pPr>
+        <w:pStyle w:val="ad"/>
+        <w:numPr>
+          <w:ilvl w:val="0"/>
+          <w:numId w:val="4"/>
+        </w:numPr>
+        <w:spacing w:line="360" w:lineRule="auto"/>
+        <w:rPr>
+          <w:sz w:val="28"/>
+          <w:szCs w:val="28"/>
+        </w:rPr>
+      </w:pPr>
+      <w:r>
+        <w:rPr>
+          <w:sz w:val="28"/>
+          <w:szCs w:val="28"/>
+        </w:rPr>
+        <w:t>способность анализировать предметную область, выделять ключевые сущности, формировать на их основе классы и выстраивать логическое взаимодействие между ними;</w:t>
+      </w:r>
+    </w:p>
+    <w:p>
+      <w:pPr>
+        <w:pStyle w:val="ad"/>
+        <w:numPr>
+          <w:ilvl w:val="0"/>
+          <w:numId w:val="4"/>
+        </w:numPr>
+        <w:spacing w:line="360" w:lineRule="auto"/>
+        <w:rPr>
+          <w:sz w:val="28"/>
+          <w:szCs w:val="28"/>
+        </w:rPr>
+      </w:pPr>
+      <w:r>
+        <w:rPr>
+          <w:sz w:val="28"/>
+          <w:szCs w:val="28"/>
+        </w:rPr>
+        <w:t>создание удобного и интуитивно понятного пользовательского взаимодействия (проектирование эргономики информационных систем);</w:t>
+      </w:r>
+    </w:p>
+    <w:p>
+      <w:pPr>
+        <w:pStyle w:val="ad"/>
+        <w:numPr>
+          <w:ilvl w:val="0"/>
+          <w:numId w:val="4"/>
+        </w:numPr>
+        <w:spacing w:line="360" w:lineRule="auto"/>
+        <w:rPr>
+          <w:sz w:val="28"/>
+          <w:szCs w:val="28"/>
+        </w:rPr>
+      </w:pPr>
+      <w:r>
+        <w:rPr>
+          <w:sz w:val="28"/>
+          <w:szCs w:val="28"/>
+        </w:rPr>
+        <w:t>написание, тестирование и отладка программного кода с использованием актуальных интегрированных сред разработки и автоматизированных средств проектирования;</w:t>
+      </w:r>
+    </w:p>
+    <w:p>
+      <w:pPr>
+        <w:pStyle w:val="ad"/>
+        <w:numPr>
+          <w:ilvl w:val="0"/>
+          <w:numId w:val="4"/>
+        </w:numPr>
+        <w:spacing w:line="360" w:lineRule="auto"/>
+        <w:rPr>
+          <w:sz w:val="28"/>
+          <w:szCs w:val="28"/>
+        </w:rPr>
+      </w:pPr>
+      <w:r>
+        <w:rPr>
+          <w:sz w:val="28"/>
+          <w:szCs w:val="28"/>
+        </w:rPr>
+        <w:t>составление проектной, технической и эксплуатационной документации для создаваемого программного обеспечения;</w:t>
+      </w:r>
+      <w:r>
+        <w:rPr>
+          <w:sz w:val="32"/>
+          <w:szCs w:val="32"/>
+        </w:rPr>
+        <w:br w:type="page"/>
+      </w:r>
+    </w:p>
+    <w:p>
+      <w:pPr>
         <w:spacing w:line="360" w:lineRule="auto"/>
         <w:ind w:firstLine="709"/>
         <w:rPr>
@@ -16,6 +820,7 @@
           <w:sz w:val="32"/>
           <w:szCs w:val="32"/>
         </w:rPr>
+        <w:lastRenderedPageBreak/>
         <w:t>Задание 1. Создание информационной программной системы с</w:t>
       </w:r>
       <w:r>
@@ -54,11 +859,7 @@
         </w:rPr>
       </w:pPr>
       <w:r>
-        <w:t>Задание</w:t>
-      </w:r>
-      <w:proofErr w:type="gramStart"/>
-      <w:r>
-        <w:t>:</w:t>
+        <w:t>Задание:</w:t>
       </w:r>
       <w:r>
         <w:t xml:space="preserve"> </w:t>
@@ -68,31 +869,7 @@
           <w:b w:val="0"/>
           <w:bCs w:val="0"/>
         </w:rPr>
-        <w:t>Выполнить</w:t>
-      </w:r>
-      <w:proofErr w:type="gramEnd"/>
-      <w:r>
-        <w:rPr>
-          <w:b w:val="0"/>
-          <w:bCs w:val="0"/>
-        </w:rPr>
-        <w:t xml:space="preserve"> объектную декомпозицию, разработать формы интерфейса, диаграмму состояний интерфейса, диаграммы классов интерфейсной и предметной областей, диаграмму последовательности действий одной из реализуемых операций. Разработать, протестировать и отладить программу в среде Visual Studio или QT </w:t>
-      </w:r>
-      <w:proofErr w:type="spellStart"/>
-      <w:r>
-        <w:rPr>
-          <w:b w:val="0"/>
-          <w:bCs w:val="0"/>
-        </w:rPr>
-        <w:t>Creator</w:t>
-      </w:r>
-      <w:proofErr w:type="spellEnd"/>
-      <w:r>
-        <w:rPr>
-          <w:b w:val="0"/>
-          <w:bCs w:val="0"/>
-        </w:rPr>
-        <w:t>.</w:t>
+        <w:t>Выполнить объектную декомпозицию, разработать формы интерфейса, диаграмму состояний интерфейса, диаграммы классов интерфейсной и предметной областей, диаграмму последовательности действий одной из реализуемых операций. Разработать, протестировать и отладить программу в среде Visual Studio или QT Creator.</w:t>
       </w:r>
     </w:p>
     <w:p>
@@ -182,34 +959,65 @@
       </w:r>
     </w:p>
     <w:p>
-      <w:pPr>
-        <w:ind w:firstLine="709"/>
-        <w:jc w:val="both"/>
-      </w:pPr>
-    </w:p>
-    <w:p>
-      <w:pPr>
-        <w:ind w:firstLine="709"/>
-        <w:jc w:val="both"/>
-      </w:pPr>
-      <w:r>
-        <w:t>Выполнение:</w:t>
+      <w:r>
+        <w:br w:type="page"/>
+      </w:r>
+    </w:p>
+    <w:p>
+      <w:pPr>
+        <w:pStyle w:val="ad"/>
+        <w:numPr>
+          <w:ilvl w:val="1"/>
+          <w:numId w:val="5"/>
+        </w:numPr>
+        <w:spacing w:line="360" w:lineRule="auto"/>
+        <w:rPr>
+          <w:rStyle w:val="ae"/>
+          <w:sz w:val="28"/>
+          <w:szCs w:val="28"/>
+        </w:rPr>
+      </w:pPr>
+      <w:r>
+        <w:rPr>
+          <w:rStyle w:val="ae"/>
+          <w:sz w:val="28"/>
+          <w:szCs w:val="28"/>
+        </w:rPr>
+        <w:lastRenderedPageBreak/>
+        <w:t>Объектная декомпозиция приложения</w:t>
+      </w:r>
+    </w:p>
+    <w:p>
+      <w:pPr>
+        <w:pStyle w:val="ad"/>
+        <w:spacing w:line="360" w:lineRule="auto"/>
+        <w:ind w:left="420"/>
+        <w:rPr>
+          <w:sz w:val="28"/>
+          <w:szCs w:val="28"/>
+        </w:rPr>
+      </w:pPr>
+      <w:r>
+        <w:rPr>
+          <w:sz w:val="28"/>
+          <w:szCs w:val="28"/>
+        </w:rPr>
+        <w:t xml:space="preserve"> На начальном этапе проектирования программного продукта была выполнена объектная декомпозиция, выделены основные модули приложения и их взаимодействия.</w:t>
       </w:r>
     </w:p>
     <w:p>
       <w:pPr>
         <w:keepNext/>
         <w:ind w:firstLine="709"/>
-        <w:jc w:val="both"/>
       </w:pPr>
       <w:r>
         <w:rPr>
           <w:noProof/>
         </w:rPr>
         <w:drawing>
-          <wp:inline distT="0" distB="0" distL="0" distR="0" wp14:anchorId="62E626C2" wp14:editId="7DD46087">
-            <wp:extent cx="4554266" cy="2127380"/>
-            <wp:effectExtent l="0" t="0" r="0" b="6350"/>
+          <wp:inline distT="0" distB="0" distL="0" distR="0" wp14:anchorId="62E626C2" wp14:editId="3EA41680">
+            <wp:extent cx="4078198" cy="1905000"/>
+            <wp:effectExtent l="0" t="0" r="0" b="0"/>
             <wp:docPr id="896660671" name="Рисунок 1"/>
             <wp:cNvGraphicFramePr>
               <a:graphicFrameLocks xmlns:a="http://schemas.openxmlformats.org/drawingml/2006/main" noChangeAspect="1"/>
@@ -224,7 +1032,7 @@
                     </pic:cNvPicPr>
                   </pic:nvPicPr>
                   <pic:blipFill>
-                    <a:blip r:embed="rId4">
+                    <a:blip r:embed="rId10">
                       <a:extLst>
                         <a:ext uri="{28A0092B-C50C-407E-A947-70E740481C1C}">
                           <a14:useLocalDpi xmlns:a14="http://schemas.microsoft.com/office/drawing/2010/main" val="0"/>
@@ -239,7 +1047,7 @@
                   <pic:spPr bwMode="auto">
                     <a:xfrm>
                       <a:off x="0" y="0"/>
-                      <a:ext cx="4563304" cy="2131602"/>
+                      <a:ext cx="4109601" cy="1919669"/>
                     </a:xfrm>
                     <a:prstGeom prst="rect">
                       <a:avLst/>
@@ -366,23 +1174,64 @@
         </w:rPr>
         <w:t>Объектная декомпозиция</w:t>
       </w:r>
-      <w:r>
-        <w:rPr>
-          <w:b w:val="0"/>
-          <w:bCs w:val="0"/>
-          <w:i w:val="0"/>
-          <w:iCs w:val="0"/>
-          <w:color w:val="000000" w:themeColor="text1"/>
-          <w:sz w:val="28"/>
-          <w:szCs w:val="28"/>
-        </w:rPr>
-        <w:br w:type="page"/>
+    </w:p>
+    <w:p>
+      <w:pPr>
+        <w:pStyle w:val="ad"/>
+        <w:spacing w:line="360" w:lineRule="auto"/>
+        <w:jc w:val="both"/>
+        <w:rPr>
+          <w:sz w:val="28"/>
+          <w:szCs w:val="28"/>
+        </w:rPr>
+      </w:pPr>
+      <w:r>
+        <w:rPr>
+          <w:rStyle w:val="ae"/>
+          <w:sz w:val="28"/>
+          <w:szCs w:val="28"/>
+        </w:rPr>
+        <w:t>1.2 Разработка диаграмм классов и интерфейса</w:t>
+      </w:r>
+      <w:r>
+        <w:rPr>
+          <w:sz w:val="28"/>
+          <w:szCs w:val="28"/>
+        </w:rPr>
+        <w:t xml:space="preserve"> </w:t>
+      </w:r>
+    </w:p>
+    <w:p>
+      <w:pPr>
+        <w:pStyle w:val="ad"/>
+        <w:spacing w:line="360" w:lineRule="auto"/>
+        <w:ind w:firstLine="708"/>
+        <w:jc w:val="both"/>
+        <w:rPr>
+          <w:sz w:val="28"/>
+          <w:szCs w:val="28"/>
+        </w:rPr>
+      </w:pPr>
+      <w:r>
+        <w:rPr>
+          <w:sz w:val="28"/>
+          <w:szCs w:val="28"/>
+        </w:rPr>
+        <w:t>Для реализации графического интерфейса пользователя были спроектированы соответствующие окна, классы и структуры данных. Диаграммы классов интерфейсной области и последовательности действий представлены на рисунках ниже.</w:t>
       </w:r>
     </w:p>
     <w:p>
       <w:pPr>
         <w:pStyle w:val="ac"/>
-        <w:keepNext/>
+        <w:rPr>
+          <w:b w:val="0"/>
+          <w:bCs w:val="0"/>
+          <w:i w:val="0"/>
+          <w:iCs w:val="0"/>
+          <w:color w:val="000000" w:themeColor="text1"/>
+          <w:sz w:val="28"/>
+          <w:szCs w:val="28"/>
+        </w:rPr>
       </w:pPr>
       <w:r>
         <w:rPr>
@@ -395,11 +1244,10 @@
           <w:sz w:val="28"/>
           <w:szCs w:val="28"/>
         </w:rPr>
-        <w:lastRenderedPageBreak/>
         <w:drawing>
-          <wp:inline distT="0" distB="0" distL="0" distR="0" wp14:anchorId="5C3B5558" wp14:editId="7C020668">
-            <wp:extent cx="5934075" cy="3442970"/>
-            <wp:effectExtent l="0" t="0" r="9525" b="5080"/>
+          <wp:inline distT="0" distB="0" distL="0" distR="0" wp14:anchorId="5C3B5558" wp14:editId="7AEDD595">
+            <wp:extent cx="5281247" cy="3064199"/>
+            <wp:effectExtent l="0" t="0" r="0" b="3175"/>
             <wp:docPr id="784876269" name="Рисунок 2"/>
             <wp:cNvGraphicFramePr>
               <a:graphicFrameLocks xmlns:a="http://schemas.openxmlformats.org/drawingml/2006/main" noChangeAspect="1"/>
@@ -414,7 +1262,7 @@
                     </pic:cNvPicPr>
                   </pic:nvPicPr>
                   <pic:blipFill>
-                    <a:blip r:embed="rId5">
+                    <a:blip r:embed="rId11">
                       <a:extLst>
                         <a:ext uri="{28A0092B-C50C-407E-A947-70E740481C1C}">
                           <a14:useLocalDpi xmlns:a14="http://schemas.microsoft.com/office/drawing/2010/main" val="0"/>
@@ -429,7 +1277,7 @@
                   <pic:spPr bwMode="auto">
                     <a:xfrm>
                       <a:off x="0" y="0"/>
-                      <a:ext cx="5934075" cy="3442970"/>
+                      <a:ext cx="5320659" cy="3087066"/>
                     </a:xfrm>
                     <a:prstGeom prst="rect">
                       <a:avLst/>
@@ -469,6 +1317,7 @@
           <w:sz w:val="28"/>
           <w:szCs w:val="28"/>
         </w:rPr>
+        <w:lastRenderedPageBreak/>
         <w:t xml:space="preserve">Рисунок </w:t>
       </w:r>
       <w:r>
@@ -605,7 +1454,7 @@
                     </pic:cNvPicPr>
                   </pic:nvPicPr>
                   <pic:blipFill>
-                    <a:blip r:embed="rId6">
+                    <a:blip r:embed="rId12">
                       <a:extLst>
                         <a:ext uri="{28A0092B-C50C-407E-A947-70E740481C1C}">
                           <a14:useLocalDpi xmlns:a14="http://schemas.microsoft.com/office/drawing/2010/main" val="0"/>
@@ -819,7 +1668,7 @@
                     </pic:cNvPicPr>
                   </pic:nvPicPr>
                   <pic:blipFill>
-                    <a:blip r:embed="rId7">
+                    <a:blip r:embed="rId13">
                       <a:extLst>
                         <a:ext uri="{28A0092B-C50C-407E-A947-70E740481C1C}">
                           <a14:useLocalDpi xmlns:a14="http://schemas.microsoft.com/office/drawing/2010/main" val="0"/>
@@ -995,7 +1844,7 @@
                     <pic:cNvPicPr/>
                   </pic:nvPicPr>
                   <pic:blipFill>
-                    <a:blip r:embed="rId8"/>
+                    <a:blip r:embed="rId14"/>
                     <a:stretch>
                       <a:fillRect/>
                     </a:stretch>
@@ -1136,9 +1985,57 @@
     </w:p>
     <w:p>
       <w:pPr>
+        <w:pStyle w:val="ad"/>
+        <w:rPr>
+          <w:sz w:val="28"/>
+          <w:szCs w:val="28"/>
+        </w:rPr>
+      </w:pPr>
+      <w:r>
+        <w:rPr>
+          <w:rStyle w:val="ae"/>
+          <w:sz w:val="28"/>
+          <w:szCs w:val="28"/>
+        </w:rPr>
+        <w:lastRenderedPageBreak/>
+        <w:t>1.3 Разработка кода приложения</w:t>
+      </w:r>
+      <w:r>
+        <w:rPr>
+          <w:sz w:val="28"/>
+          <w:szCs w:val="28"/>
+        </w:rPr>
+        <w:t xml:space="preserve"> </w:t>
+      </w:r>
+    </w:p>
+    <w:p>
+      <w:pPr>
+        <w:pStyle w:val="ad"/>
+        <w:ind w:firstLine="708"/>
+        <w:rPr>
+          <w:sz w:val="28"/>
+          <w:szCs w:val="28"/>
+        </w:rPr>
+      </w:pPr>
+      <w:r>
+        <w:rPr>
+          <w:sz w:val="28"/>
+          <w:szCs w:val="28"/>
+        </w:rPr>
+        <w:t>На основе спроектированных диаграмм был написан программный код приложения. Были реализованы функции чтения и записи файлов, обработки сигналов от кнопок, а также отрисовки таблиц и графиков.</w:t>
+      </w:r>
+    </w:p>
+    <w:p>
+      <w:pPr>
         <w:pStyle w:val="ac"/>
         <w:keepNext/>
       </w:pPr>
+    </w:p>
+    <w:p>
+      <w:pPr>
+        <w:pStyle w:val="ac"/>
+        <w:keepNext/>
+      </w:pPr>
       <w:r>
         <w:rPr>
           <w:b w:val="0"/>
@@ -1151,7 +2048,6 @@
           <w:szCs w:val="28"/>
           <w:lang w:val="en-US"/>
         </w:rPr>
-        <w:lastRenderedPageBreak/>
         <w:drawing>
           <wp:inline distT="0" distB="0" distL="0" distR="0" wp14:anchorId="76763E30" wp14:editId="5FBA0EA4">
             <wp:extent cx="5952931" cy="6701000"/>
@@ -1168,7 +2064,7 @@
                     <pic:cNvPicPr/>
                   </pic:nvPicPr>
                   <pic:blipFill>
-                    <a:blip r:embed="rId9"/>
+                    <a:blip r:embed="rId15"/>
                     <a:stretch>
                       <a:fillRect/>
                     </a:stretch>
@@ -1289,7 +2185,6 @@
         </w:rPr>
         <w:t xml:space="preserve"> - </w:t>
       </w:r>
-      <w:proofErr w:type="spellStart"/>
       <w:r>
         <w:rPr>
           <w:b w:val="0"/>
@@ -1301,65 +2196,8 @@
           <w:szCs w:val="28"/>
           <w:lang w:val="en-US"/>
         </w:rPr>
-        <w:t>Заголовочный</w:t>
-      </w:r>
-      <w:proofErr w:type="spellEnd"/>
-      <w:r>
-        <w:rPr>
-          <w:b w:val="0"/>
-          <w:bCs w:val="0"/>
-          <w:i w:val="0"/>
-          <w:iCs w:val="0"/>
-          <w:color w:val="000000" w:themeColor="text1"/>
-          <w:sz w:val="28"/>
-          <w:szCs w:val="28"/>
-          <w:lang w:val="en-US"/>
-        </w:rPr>
-        <w:t xml:space="preserve"> </w:t>
-      </w:r>
-      <w:proofErr w:type="spellStart"/>
-      <w:r>
-        <w:rPr>
-          <w:b w:val="0"/>
-          <w:bCs w:val="0"/>
-          <w:i w:val="0"/>
-          <w:iCs w:val="0"/>
-          <w:color w:val="000000" w:themeColor="text1"/>
-          <w:sz w:val="28"/>
-          <w:szCs w:val="28"/>
-          <w:lang w:val="en-US"/>
-        </w:rPr>
-        <w:t>файл</w:t>
-      </w:r>
-      <w:proofErr w:type="spellEnd"/>
-      <w:r>
-        <w:rPr>
-          <w:b w:val="0"/>
-          <w:bCs w:val="0"/>
-          <w:i w:val="0"/>
-          <w:iCs w:val="0"/>
-          <w:color w:val="000000" w:themeColor="text1"/>
-          <w:sz w:val="28"/>
-          <w:szCs w:val="28"/>
-          <w:lang w:val="en-US"/>
-        </w:rPr>
-        <w:t xml:space="preserve"> </w:t>
-      </w:r>
-      <w:proofErr w:type="spellStart"/>
-      <w:r>
-        <w:rPr>
-          <w:b w:val="0"/>
-          <w:bCs w:val="0"/>
-          <w:i w:val="0"/>
-          <w:iCs w:val="0"/>
-          <w:color w:val="000000" w:themeColor="text1"/>
-          <w:sz w:val="28"/>
-          <w:szCs w:val="28"/>
-          <w:lang w:val="en-US"/>
-        </w:rPr>
-        <w:t>MainWindow</w:t>
-      </w:r>
-      <w:proofErr w:type="spellEnd"/>
+        <w:t>Заголовочный файл MainWindow</w:t>
+      </w:r>
     </w:p>
     <w:p>
       <w:pPr>
@@ -1416,7 +2254,7 @@
                     <pic:cNvPicPr/>
                   </pic:nvPicPr>
                   <pic:blipFill>
-                    <a:blip r:embed="rId10"/>
+                    <a:blip r:embed="rId16"/>
                     <a:stretch>
                       <a:fillRect/>
                     </a:stretch>
@@ -1533,33 +2371,7 @@
           <w:sz w:val="28"/>
           <w:szCs w:val="28"/>
         </w:rPr>
-        <w:t xml:space="preserve"> - </w:t>
-      </w:r>
-      <w:proofErr w:type="spellStart"/>
-      <w:r>
-        <w:rPr>
-          <w:b w:val="0"/>
-          <w:bCs w:val="0"/>
-          <w:i w:val="0"/>
-          <w:iCs w:val="0"/>
-          <w:color w:val="000000" w:themeColor="text1"/>
-          <w:sz w:val="28"/>
-          <w:szCs w:val="28"/>
-        </w:rPr>
-        <w:t>Релизация</w:t>
-      </w:r>
-      <w:proofErr w:type="spellEnd"/>
-      <w:r>
-        <w:rPr>
-          <w:b w:val="0"/>
-          <w:bCs w:val="0"/>
-          <w:i w:val="0"/>
-          <w:iCs w:val="0"/>
-          <w:color w:val="000000" w:themeColor="text1"/>
-          <w:sz w:val="28"/>
-          <w:szCs w:val="28"/>
-        </w:rPr>
-        <w:t xml:space="preserve"> отрисовки таблицы и конструктора</w:t>
+        <w:t xml:space="preserve"> - Релизация отрисовки таблицы и конструктора</w:t>
       </w:r>
     </w:p>
     <w:p>
@@ -1571,6 +2383,7 @@
           <w:noProof/>
           <w:lang w:val="en-US"/>
         </w:rPr>
+        <w:lastRenderedPageBreak/>
         <w:drawing>
           <wp:inline distT="0" distB="0" distL="0" distR="0" wp14:anchorId="348D44AC" wp14:editId="69B9A90D">
             <wp:extent cx="3424334" cy="4561545"/>
@@ -1587,7 +2400,7 @@
                     <pic:cNvPicPr/>
                   </pic:nvPicPr>
                   <pic:blipFill>
-                    <a:blip r:embed="rId11"/>
+                    <a:blip r:embed="rId17"/>
                     <a:stretch>
                       <a:fillRect/>
                     </a:stretch>
@@ -1752,7 +2565,7 @@
                     <pic:cNvPicPr/>
                   </pic:nvPicPr>
                   <pic:blipFill>
-                    <a:blip r:embed="rId12"/>
+                    <a:blip r:embed="rId18"/>
                     <a:stretch>
                       <a:fillRect/>
                     </a:stretch>
@@ -1871,7 +2684,6 @@
         </w:rPr>
         <w:t xml:space="preserve"> - Реализация сигналов в </w:t>
       </w:r>
-      <w:proofErr w:type="spellStart"/>
       <w:r>
         <w:rPr>
           <w:b w:val="0"/>
@@ -1885,7 +2697,6 @@
         </w:rPr>
         <w:t>MainWindow</w:t>
       </w:r>
-      <w:proofErr w:type="spellEnd"/>
     </w:p>
     <w:p/>
     <w:p>
@@ -1913,7 +2724,7 @@
                     <pic:cNvPicPr/>
                   </pic:nvPicPr>
                   <pic:blipFill>
-                    <a:blip r:embed="rId13"/>
+                    <a:blip r:embed="rId19"/>
                     <a:stretch>
                       <a:fillRect/>
                     </a:stretch>
@@ -2032,7 +2843,6 @@
         </w:rPr>
         <w:t xml:space="preserve"> - Реализация сигналов в </w:t>
       </w:r>
-      <w:proofErr w:type="spellStart"/>
       <w:r>
         <w:rPr>
           <w:b w:val="0"/>
@@ -2046,7 +2856,6 @@
         </w:rPr>
         <w:t>MainWindow</w:t>
       </w:r>
-      <w:proofErr w:type="spellEnd"/>
     </w:p>
     <w:p/>
     <w:p>
@@ -2058,7 +2867,6 @@
           <w:noProof/>
           <w:lang w:val="en-US"/>
         </w:rPr>
-        <w:lastRenderedPageBreak/>
         <w:drawing>
           <wp:inline distT="0" distB="0" distL="0" distR="0" wp14:anchorId="31FBEF8B" wp14:editId="29217772">
             <wp:extent cx="4292821" cy="1746340"/>
@@ -2075,7 +2883,7 @@
                     <pic:cNvPicPr/>
                   </pic:nvPicPr>
                   <pic:blipFill>
-                    <a:blip r:embed="rId14"/>
+                    <a:blip r:embed="rId20"/>
                     <a:stretch>
                       <a:fillRect/>
                     </a:stretch>
@@ -2233,7 +3041,7 @@
                     <pic:cNvPicPr/>
                   </pic:nvPicPr>
                   <pic:blipFill>
-                    <a:blip r:embed="rId15"/>
+                    <a:blip r:embed="rId21"/>
                     <a:stretch>
                       <a:fillRect/>
                     </a:stretch>
@@ -2353,7 +3161,6 @@
         </w:rPr>
         <w:t xml:space="preserve"> – Заголовочный файл </w:t>
       </w:r>
-      <w:proofErr w:type="spellStart"/>
       <w:r>
         <w:rPr>
           <w:b w:val="0"/>
@@ -2367,7 +3174,6 @@
         </w:rPr>
         <w:t>addForm</w:t>
       </w:r>
-      <w:proofErr w:type="spellEnd"/>
     </w:p>
     <w:p>
       <w:pPr>
@@ -2424,7 +3230,7 @@
                     <pic:cNvPicPr/>
                   </pic:nvPicPr>
                   <pic:blipFill>
-                    <a:blip r:embed="rId16"/>
+                    <a:blip r:embed="rId22"/>
                     <a:stretch>
                       <a:fillRect/>
                     </a:stretch>
@@ -2557,7 +3363,6 @@
         </w:rPr>
         <w:t xml:space="preserve">Реализация </w:t>
       </w:r>
-      <w:proofErr w:type="spellStart"/>
       <w:r>
         <w:rPr>
           <w:b w:val="0"/>
@@ -2571,7 +3376,6 @@
         </w:rPr>
         <w:t>addForm</w:t>
       </w:r>
-      <w:proofErr w:type="spellEnd"/>
     </w:p>
     <w:p>
       <w:pPr>
@@ -2582,6 +3386,7 @@
           <w:noProof/>
           <w:lang w:val="en-US"/>
         </w:rPr>
+        <w:lastRenderedPageBreak/>
         <w:drawing>
           <wp:inline distT="0" distB="0" distL="0" distR="0" wp14:anchorId="4749A706" wp14:editId="5FBB1B82">
             <wp:extent cx="3984171" cy="4052755"/>
@@ -2598,7 +3403,7 @@
                     <pic:cNvPicPr/>
                   </pic:nvPicPr>
                   <pic:blipFill>
-                    <a:blip r:embed="rId17"/>
+                    <a:blip r:embed="rId23"/>
                     <a:stretch>
                       <a:fillRect/>
                     </a:stretch>
@@ -2731,7 +3536,6 @@
         </w:rPr>
         <w:t xml:space="preserve">Заголовочный файл </w:t>
       </w:r>
-      <w:proofErr w:type="spellStart"/>
       <w:r>
         <w:rPr>
           <w:b w:val="0"/>
@@ -2745,7 +3549,6 @@
         </w:rPr>
         <w:t>chartForm</w:t>
       </w:r>
-      <w:proofErr w:type="spellEnd"/>
     </w:p>
     <w:p>
       <w:pPr>
@@ -2777,7 +3580,7 @@
                     <pic:cNvPicPr/>
                   </pic:nvPicPr>
                   <pic:blipFill>
-                    <a:blip r:embed="rId18"/>
+                    <a:blip r:embed="rId24"/>
                     <a:stretch>
                       <a:fillRect/>
                     </a:stretch>
@@ -2821,6 +3624,7 @@
           <w:sz w:val="28"/>
           <w:szCs w:val="28"/>
         </w:rPr>
+        <w:lastRenderedPageBreak/>
         <w:t xml:space="preserve">Рисунок </w:t>
       </w:r>
       <w:r>
@@ -2908,7 +3712,6 @@
         </w:rPr>
         <w:t xml:space="preserve">Реализация </w:t>
       </w:r>
-      <w:proofErr w:type="spellStart"/>
       <w:r>
         <w:rPr>
           <w:b w:val="0"/>
@@ -2922,39 +3725,48 @@
         </w:rPr>
         <w:t>chartForm</w:t>
       </w:r>
-      <w:proofErr w:type="spellEnd"/>
-    </w:p>
-    <w:p>
-      <w:pPr>
-        <w:pStyle w:val="ac"/>
-        <w:rPr>
-          <w:i w:val="0"/>
-          <w:iCs w:val="0"/>
-          <w:color w:val="000000" w:themeColor="text1"/>
-          <w:sz w:val="32"/>
-          <w:szCs w:val="32"/>
-        </w:rPr>
-      </w:pPr>
-      <w:r>
-        <w:rPr>
-          <w:i w:val="0"/>
-          <w:iCs w:val="0"/>
-          <w:color w:val="000000" w:themeColor="text1"/>
-          <w:sz w:val="32"/>
-          <w:szCs w:val="32"/>
-        </w:rPr>
-        <w:lastRenderedPageBreak/>
-        <w:t>Тестирование программы</w:t>
-      </w:r>
-      <w:r>
-        <w:rPr>
-          <w:i w:val="0"/>
-          <w:iCs w:val="0"/>
-          <w:color w:val="000000" w:themeColor="text1"/>
-          <w:sz w:val="32"/>
-          <w:szCs w:val="32"/>
-        </w:rPr>
-        <w:t>:</w:t>
+    </w:p>
+    <w:p>
+      <w:pPr>
+        <w:pStyle w:val="ad"/>
+        <w:jc w:val="both"/>
+        <w:rPr>
+          <w:sz w:val="28"/>
+          <w:szCs w:val="28"/>
+        </w:rPr>
+      </w:pPr>
+      <w:r>
+        <w:rPr>
+          <w:rStyle w:val="ae"/>
+          <w:sz w:val="28"/>
+          <w:szCs w:val="28"/>
+        </w:rPr>
+        <w:t>1.4 Тестирование приложения</w:t>
+      </w:r>
+      <w:r>
+        <w:rPr>
+          <w:sz w:val="28"/>
+          <w:szCs w:val="28"/>
+        </w:rPr>
+        <w:t xml:space="preserve"> </w:t>
+      </w:r>
+    </w:p>
+    <w:p>
+      <w:pPr>
+        <w:pStyle w:val="ad"/>
+        <w:ind w:firstLine="708"/>
+        <w:jc w:val="both"/>
+        <w:rPr>
+          <w:sz w:val="28"/>
+          <w:szCs w:val="28"/>
+        </w:rPr>
+      </w:pPr>
+      <w:r>
+        <w:rPr>
+          <w:sz w:val="28"/>
+          <w:szCs w:val="28"/>
+        </w:rPr>
+        <w:t>После написания исходного кода было проведено тестирование программы. Результаты тестирования основных функций, включая добавление записей, отображение данных и построение графика поставок, представлены на скриншотах.</w:t>
       </w:r>
     </w:p>
     <w:p>
@@ -2982,7 +3794,7 @@
                     <pic:cNvPicPr/>
                   </pic:nvPicPr>
                   <pic:blipFill>
-                    <a:blip r:embed="rId19"/>
+                    <a:blip r:embed="rId25"/>
                     <a:stretch>
                       <a:fillRect/>
                     </a:stretch>
@@ -3103,7 +3915,6 @@
         </w:rPr>
         <w:t xml:space="preserve"> - </w:t>
       </w:r>
-      <w:proofErr w:type="spellStart"/>
       <w:r>
         <w:rPr>
           <w:b w:val="0"/>
@@ -3115,65 +3926,8 @@
           <w:szCs w:val="28"/>
           <w:lang w:val="en-US"/>
         </w:rPr>
-        <w:t>Основное</w:t>
-      </w:r>
-      <w:proofErr w:type="spellEnd"/>
-      <w:r>
-        <w:rPr>
-          <w:b w:val="0"/>
-          <w:bCs w:val="0"/>
-          <w:i w:val="0"/>
-          <w:iCs w:val="0"/>
-          <w:color w:val="000000" w:themeColor="text1"/>
-          <w:sz w:val="28"/>
-          <w:szCs w:val="28"/>
-          <w:lang w:val="en-US"/>
-        </w:rPr>
-        <w:t xml:space="preserve"> </w:t>
-      </w:r>
-      <w:proofErr w:type="spellStart"/>
-      <w:r>
-        <w:rPr>
-          <w:b w:val="0"/>
-          <w:bCs w:val="0"/>
-          <w:i w:val="0"/>
-          <w:iCs w:val="0"/>
-          <w:color w:val="000000" w:themeColor="text1"/>
-          <w:sz w:val="28"/>
-          <w:szCs w:val="28"/>
-          <w:lang w:val="en-US"/>
-        </w:rPr>
-        <w:t>окно</w:t>
-      </w:r>
-      <w:proofErr w:type="spellEnd"/>
-      <w:r>
-        <w:rPr>
-          <w:b w:val="0"/>
-          <w:bCs w:val="0"/>
-          <w:i w:val="0"/>
-          <w:iCs w:val="0"/>
-          <w:color w:val="000000" w:themeColor="text1"/>
-          <w:sz w:val="28"/>
-          <w:szCs w:val="28"/>
-          <w:lang w:val="en-US"/>
-        </w:rPr>
-        <w:t xml:space="preserve"> </w:t>
-      </w:r>
-      <w:proofErr w:type="spellStart"/>
-      <w:r>
-        <w:rPr>
-          <w:b w:val="0"/>
-          <w:bCs w:val="0"/>
-          <w:i w:val="0"/>
-          <w:iCs w:val="0"/>
-          <w:color w:val="000000" w:themeColor="text1"/>
-          <w:sz w:val="28"/>
-          <w:szCs w:val="28"/>
-          <w:lang w:val="en-US"/>
-        </w:rPr>
-        <w:t>программы</w:t>
-      </w:r>
-      <w:proofErr w:type="spellEnd"/>
+        <w:t>Основное окно программы</w:t>
+      </w:r>
     </w:p>
     <w:p>
       <w:pPr>
@@ -3191,6 +3945,7 @@
           <w:noProof/>
           <w:lang w:val="en-US"/>
         </w:rPr>
+        <w:lastRenderedPageBreak/>
         <w:drawing>
           <wp:inline distT="0" distB="0" distL="0" distR="0" wp14:anchorId="1262F309" wp14:editId="30607A93">
             <wp:extent cx="3569222" cy="2841172"/>
@@ -3207,7 +3962,7 @@
                     <pic:cNvPicPr/>
                   </pic:nvPicPr>
                   <pic:blipFill>
-                    <a:blip r:embed="rId20"/>
+                    <a:blip r:embed="rId26"/>
                     <a:stretch>
                       <a:fillRect/>
                     </a:stretch>
@@ -3328,7 +4083,6 @@
         </w:rPr>
         <w:t xml:space="preserve"> - </w:t>
       </w:r>
-      <w:proofErr w:type="spellStart"/>
       <w:r>
         <w:rPr>
           <w:b w:val="0"/>
@@ -3340,37 +4094,8 @@
           <w:szCs w:val="28"/>
           <w:lang w:val="en-US"/>
         </w:rPr>
-        <w:t>Диалоги</w:t>
-      </w:r>
-      <w:proofErr w:type="spellEnd"/>
-      <w:r>
-        <w:rPr>
-          <w:b w:val="0"/>
-          <w:bCs w:val="0"/>
-          <w:i w:val="0"/>
-          <w:iCs w:val="0"/>
-          <w:color w:val="000000" w:themeColor="text1"/>
-          <w:sz w:val="28"/>
-          <w:szCs w:val="28"/>
-          <w:lang w:val="en-US"/>
-        </w:rPr>
-        <w:t xml:space="preserve"> </w:t>
-      </w:r>
-      <w:proofErr w:type="spellStart"/>
-      <w:r>
-        <w:rPr>
-          <w:b w:val="0"/>
-          <w:bCs w:val="0"/>
-          <w:i w:val="0"/>
-          <w:iCs w:val="0"/>
-          <w:color w:val="000000" w:themeColor="text1"/>
-          <w:sz w:val="28"/>
-          <w:szCs w:val="28"/>
-          <w:lang w:val="en-US"/>
-        </w:rPr>
-        <w:t>создания</w:t>
-      </w:r>
-      <w:proofErr w:type="spellEnd"/>
+        <w:t>Диалоги создания</w:t>
+      </w:r>
     </w:p>
     <w:p>
       <w:pPr>
@@ -3427,7 +4152,7 @@
                     <pic:cNvPicPr/>
                   </pic:nvPicPr>
                   <pic:blipFill>
-                    <a:blip r:embed="rId21"/>
+                    <a:blip r:embed="rId27"/>
                     <a:stretch>
                       <a:fillRect/>
                     </a:stretch>
@@ -3559,6 +4284,26 @@
         <w:t>График поставок</w:t>
       </w:r>
     </w:p>
+    <w:p/>
+    <w:p>
+      <w:pPr>
+        <w:spacing w:line="360" w:lineRule="auto"/>
+        <w:jc w:val="both"/>
+      </w:pPr>
+      <w:r>
+        <w:t>Вывод</w:t>
+      </w:r>
+      <w:r>
+        <w:t xml:space="preserve">: </w:t>
+      </w:r>
+      <w:r>
+        <w:rPr>
+          <w:b w:val="0"/>
+          <w:bCs w:val="0"/>
+        </w:rPr>
+        <w:t>В ходе выполнения первой части задания было успешно спроектировано и разработано оконное приложение на языке C++ для управления данными продуктового магазина. Проведена объектная декомпозиция, реализован графический интерфейс, функции файлового ввода-вывода, фильтрации данных и визуализации статистики. Программа успешно прошла тестирование и отвечает всем требованиям задания.</w:t>
+      </w:r>
+    </w:p>
     <w:p>
       <w:pPr>
         <w:rPr>
@@ -3652,6 +4397,111 @@
     </w:p>
     <w:p>
       <w:pPr>
+        <w:pStyle w:val="ad"/>
+        <w:jc w:val="both"/>
+        <w:rPr>
+          <w:sz w:val="28"/>
+          <w:szCs w:val="28"/>
+        </w:rPr>
+      </w:pPr>
+      <w:r>
+        <w:rPr>
+          <w:rStyle w:val="ae"/>
+          <w:sz w:val="28"/>
+          <w:szCs w:val="28"/>
+        </w:rPr>
+        <w:t>Задание:</w:t>
+      </w:r>
+      <w:r>
+        <w:rPr>
+          <w:sz w:val="28"/>
+          <w:szCs w:val="28"/>
+        </w:rPr>
+        <w:t xml:space="preserve"> Разработать приложение «Крестики-нолики». Интерфейс приложения будет состоять из:</w:t>
+      </w:r>
+    </w:p>
+    <w:p>
+      <w:pPr>
+        <w:pStyle w:val="ad"/>
+        <w:numPr>
+          <w:ilvl w:val="0"/>
+          <w:numId w:val="6"/>
+        </w:numPr>
+        <w:jc w:val="both"/>
+        <w:rPr>
+          <w:sz w:val="28"/>
+          <w:szCs w:val="28"/>
+        </w:rPr>
+      </w:pPr>
+      <w:r>
+        <w:rPr>
+          <w:sz w:val="28"/>
+          <w:szCs w:val="28"/>
+        </w:rPr>
+        <w:t>игрового поля: 9 клеток, в которых пользователями будут выставляться крестики (символ «X») и нолики (символ «O»);</w:t>
+      </w:r>
+    </w:p>
+    <w:p>
+      <w:pPr>
+        <w:pStyle w:val="ad"/>
+        <w:numPr>
+          <w:ilvl w:val="0"/>
+          <w:numId w:val="6"/>
+        </w:numPr>
+        <w:jc w:val="both"/>
+        <w:rPr>
+          <w:sz w:val="28"/>
+          <w:szCs w:val="28"/>
+        </w:rPr>
+      </w:pPr>
+      <w:r>
+        <w:rPr>
+          <w:sz w:val="28"/>
+          <w:szCs w:val="28"/>
+        </w:rPr>
+        <w:t>поля вывода результатов ходов, в которое будет выводиться номер клетки, в которую установил свой символ пользователь, и результаты игры;</w:t>
+      </w:r>
+    </w:p>
+    <w:p>
+      <w:pPr>
+        <w:pStyle w:val="ad"/>
+        <w:numPr>
+          <w:ilvl w:val="0"/>
+          <w:numId w:val="6"/>
+        </w:numPr>
+        <w:jc w:val="both"/>
+        <w:rPr>
+          <w:sz w:val="28"/>
+          <w:szCs w:val="28"/>
+        </w:rPr>
+      </w:pPr>
+      <w:r>
+        <w:rPr>
+          <w:sz w:val="28"/>
+          <w:szCs w:val="28"/>
+        </w:rPr>
+        <w:t>кнопки «Начать заново», перезапускающей игру.</w:t>
+      </w:r>
+    </w:p>
+    <w:p>
+      <w:pPr>
+        <w:pStyle w:val="ad"/>
+        <w:jc w:val="both"/>
+        <w:rPr>
+          <w:sz w:val="28"/>
+          <w:szCs w:val="28"/>
+        </w:rPr>
+      </w:pPr>
+      <w:r>
+        <w:rPr>
+          <w:sz w:val="28"/>
+          <w:szCs w:val="28"/>
+        </w:rPr>
+        <w:t>Для упрощения программа будет разработана для двух игроков-людей. Она будет проверять, победил ли один из игроков после каждого хода, а в конце игры, когда все клетки будут заполнены, будет проверять, выиграл ли один из игроков или игра закончилась ничьей. После завершения игры либо победой, либо ничьей, программа не будет реагировать на любые действия пользователей до нажатия ими кнопки «Начать заново». По нажатию той же кнопки игра может быть завершена досрочно. Клетки игрового поля будут реализованы с помощью кнопок, по нажатию которых в названиях кнопок будут появляться символы «X» или «O».</w:t>
+      </w:r>
+    </w:p>
+    <w:p>
+      <w:pPr>
         <w:ind w:firstLine="708"/>
         <w:jc w:val="both"/>
         <w:rPr>
@@ -3659,27 +4509,19 @@
           <w:bCs w:val="0"/>
         </w:rPr>
       </w:pPr>
-      <w:r>
-        <w:t>Задание</w:t>
-      </w:r>
-      <w:proofErr w:type="gramStart"/>
-      <w:r>
-        <w:t xml:space="preserve">: </w:t>
-      </w:r>
-      <w:r>
-        <w:rPr>
-          <w:b w:val="0"/>
-          <w:bCs w:val="0"/>
-        </w:rPr>
-        <w:t>Разработать</w:t>
-      </w:r>
-      <w:proofErr w:type="gramEnd"/>
-      <w:r>
-        <w:rPr>
-          <w:b w:val="0"/>
-          <w:bCs w:val="0"/>
-        </w:rPr>
-        <w:t xml:space="preserve"> приложение «Крестики-нолики».</w:t>
+    </w:p>
+    <w:p>
+      <w:r>
+        <w:br w:type="page"/>
+      </w:r>
+    </w:p>
+    <w:p>
+      <w:pPr>
+        <w:jc w:val="both"/>
+      </w:pPr>
+      <w:r>
+        <w:lastRenderedPageBreak/>
+        <w:t>3.1 Проектирование приложения</w:t>
       </w:r>
     </w:p>
     <w:p>
@@ -3696,7 +4538,7 @@
           <w:b w:val="0"/>
           <w:bCs w:val="0"/>
         </w:rPr>
-        <w:t>Интерфейс приложения будет состоять:</w:t>
+        <w:t>Для реализации игры была разработана диаграмма классов, описывающая структуру главного окна приложения и его компонентов.</w:t>
       </w:r>
     </w:p>
     <w:p>
@@ -3708,265 +4550,6 @@
           <w:bCs w:val="0"/>
         </w:rPr>
       </w:pPr>
-      <w:r>
-        <w:rPr>
-          <w:b w:val="0"/>
-          <w:bCs w:val="0"/>
-        </w:rPr>
-        <w:t>игрового поля: 9 клеток, в которых пользователями будут выставляться</w:t>
-      </w:r>
-    </w:p>
-    <w:p>
-      <w:pPr>
-        <w:ind w:firstLine="708"/>
-        <w:jc w:val="both"/>
-        <w:rPr>
-          <w:b w:val="0"/>
-          <w:bCs w:val="0"/>
-        </w:rPr>
-      </w:pPr>
-      <w:r>
-        <w:rPr>
-          <w:b w:val="0"/>
-          <w:bCs w:val="0"/>
-        </w:rPr>
-        <w:t>крестики – символ «X» и нолики – символ «O»;</w:t>
-      </w:r>
-    </w:p>
-    <w:p>
-      <w:pPr>
-        <w:ind w:firstLine="708"/>
-        <w:jc w:val="both"/>
-        <w:rPr>
-          <w:b w:val="0"/>
-          <w:bCs w:val="0"/>
-        </w:rPr>
-      </w:pPr>
-      <w:r>
-        <w:rPr>
-          <w:b w:val="0"/>
-          <w:bCs w:val="0"/>
-        </w:rPr>
-        <w:t>поля вывода результатов ходов, в которое будет выводиться номер</w:t>
-      </w:r>
-    </w:p>
-    <w:p>
-      <w:pPr>
-        <w:ind w:firstLine="708"/>
-        <w:jc w:val="both"/>
-        <w:rPr>
-          <w:b w:val="0"/>
-          <w:bCs w:val="0"/>
-        </w:rPr>
-      </w:pPr>
-      <w:r>
-        <w:rPr>
-          <w:b w:val="0"/>
-          <w:bCs w:val="0"/>
-        </w:rPr>
-        <w:t>клетки, в которую установил свой символ пользователь, и результаты игры;</w:t>
-      </w:r>
-    </w:p>
-    <w:p>
-      <w:pPr>
-        <w:ind w:firstLine="708"/>
-        <w:jc w:val="both"/>
-        <w:rPr>
-          <w:b w:val="0"/>
-          <w:bCs w:val="0"/>
-        </w:rPr>
-      </w:pPr>
-      <w:r>
-        <w:rPr>
-          <w:b w:val="0"/>
-          <w:bCs w:val="0"/>
-        </w:rPr>
-        <w:t>кнопки «Начать заново», перезапускающей игру.</w:t>
-      </w:r>
-    </w:p>
-    <w:p>
-      <w:pPr>
-        <w:ind w:firstLine="708"/>
-        <w:jc w:val="both"/>
-        <w:rPr>
-          <w:b w:val="0"/>
-          <w:bCs w:val="0"/>
-        </w:rPr>
-      </w:pPr>
-      <w:r>
-        <w:rPr>
-          <w:b w:val="0"/>
-          <w:bCs w:val="0"/>
-        </w:rPr>
-        <w:t>Для упрощения программа будет разработана для двух игроков-людей.</w:t>
-      </w:r>
-    </w:p>
-    <w:p>
-      <w:pPr>
-        <w:ind w:firstLine="708"/>
-        <w:jc w:val="both"/>
-        <w:rPr>
-          <w:b w:val="0"/>
-          <w:bCs w:val="0"/>
-        </w:rPr>
-      </w:pPr>
-      <w:r>
-        <w:rPr>
-          <w:b w:val="0"/>
-          <w:bCs w:val="0"/>
-        </w:rPr>
-        <w:t>Она будет проверять, победил ли один из игроков после каждого хода, а в</w:t>
-      </w:r>
-    </w:p>
-    <w:p>
-      <w:pPr>
-        <w:ind w:firstLine="708"/>
-        <w:jc w:val="both"/>
-        <w:rPr>
-          <w:b w:val="0"/>
-          <w:bCs w:val="0"/>
-        </w:rPr>
-      </w:pPr>
-      <w:r>
-        <w:rPr>
-          <w:b w:val="0"/>
-          <w:bCs w:val="0"/>
-        </w:rPr>
-        <w:t>конце игры, когда все клетки будут заполнены, будет проверять, выиграл ли</w:t>
-      </w:r>
-    </w:p>
-    <w:p>
-      <w:pPr>
-        <w:ind w:firstLine="708"/>
-        <w:jc w:val="both"/>
-        <w:rPr>
-          <w:b w:val="0"/>
-          <w:bCs w:val="0"/>
-        </w:rPr>
-      </w:pPr>
-      <w:r>
-        <w:rPr>
-          <w:b w:val="0"/>
-          <w:bCs w:val="0"/>
-        </w:rPr>
-        <w:t>один из игроков или игра закончилась ничьей.</w:t>
-      </w:r>
-    </w:p>
-    <w:p>
-      <w:pPr>
-        <w:ind w:firstLine="708"/>
-        <w:jc w:val="both"/>
-        <w:rPr>
-          <w:b w:val="0"/>
-          <w:bCs w:val="0"/>
-        </w:rPr>
-      </w:pPr>
-      <w:r>
-        <w:rPr>
-          <w:b w:val="0"/>
-          <w:bCs w:val="0"/>
-        </w:rPr>
-        <w:t>После завершения игры либо победой, либо ничьей, программа не будет</w:t>
-      </w:r>
-    </w:p>
-    <w:p>
-      <w:pPr>
-        <w:ind w:firstLine="708"/>
-        <w:jc w:val="both"/>
-        <w:rPr>
-          <w:b w:val="0"/>
-          <w:bCs w:val="0"/>
-        </w:rPr>
-      </w:pPr>
-      <w:r>
-        <w:rPr>
-          <w:b w:val="0"/>
-          <w:bCs w:val="0"/>
-        </w:rPr>
-        <w:t>реагировать на любые действия пользователей до нажатия ими кнопки «Начать</w:t>
-      </w:r>
-    </w:p>
-    <w:p>
-      <w:pPr>
-        <w:ind w:firstLine="708"/>
-        <w:jc w:val="both"/>
-        <w:rPr>
-          <w:b w:val="0"/>
-          <w:bCs w:val="0"/>
-        </w:rPr>
-      </w:pPr>
-      <w:r>
-        <w:rPr>
-          <w:b w:val="0"/>
-          <w:bCs w:val="0"/>
-        </w:rPr>
-        <w:t>заново». По нажатию той же кнопки игра может быть завершена досрочно.</w:t>
-      </w:r>
-    </w:p>
-    <w:p>
-      <w:pPr>
-        <w:ind w:firstLine="708"/>
-        <w:jc w:val="both"/>
-        <w:rPr>
-          <w:b w:val="0"/>
-          <w:bCs w:val="0"/>
-        </w:rPr>
-      </w:pPr>
-      <w:r>
-        <w:rPr>
-          <w:b w:val="0"/>
-          <w:bCs w:val="0"/>
-        </w:rPr>
-        <w:t>Клетки игрового поля будут реализованы с помощью кнопок, по нажатию</w:t>
-      </w:r>
-    </w:p>
-    <w:p>
-      <w:pPr>
-        <w:ind w:firstLine="708"/>
-        <w:jc w:val="both"/>
-        <w:rPr>
-          <w:b w:val="0"/>
-          <w:bCs w:val="0"/>
-        </w:rPr>
-      </w:pPr>
-      <w:r>
-        <w:rPr>
-          <w:b w:val="0"/>
-          <w:bCs w:val="0"/>
-        </w:rPr>
-        <w:t>которых в названиях кнопок будут появляться символы «X» или «O».</w:t>
-      </w:r>
-    </w:p>
-    <w:p>
-      <w:pPr>
-        <w:ind w:firstLine="708"/>
-        <w:jc w:val="both"/>
-        <w:rPr>
-          <w:b w:val="0"/>
-          <w:bCs w:val="0"/>
-        </w:rPr>
-      </w:pPr>
-    </w:p>
-    <w:p>
-      <w:r>
-        <w:br w:type="page"/>
-      </w:r>
-    </w:p>
-    <w:p>
-      <w:pPr>
-        <w:ind w:firstLine="708"/>
-        <w:jc w:val="both"/>
-      </w:pPr>
-      <w:r>
-        <w:lastRenderedPageBreak/>
-        <w:t>Выполнение:</w:t>
-      </w:r>
-    </w:p>
-    <w:p>
-      <w:pPr>
-        <w:ind w:firstLine="708"/>
-        <w:jc w:val="both"/>
-      </w:pPr>
     </w:p>
     <w:p>
       <w:pPr>
@@ -3977,9 +4560,9 @@
           <w:noProof/>
         </w:rPr>
         <w:drawing>
-          <wp:inline distT="0" distB="0" distL="0" distR="0" wp14:anchorId="6C00D884" wp14:editId="06FBDF7B">
-            <wp:extent cx="4301490" cy="3816350"/>
-            <wp:effectExtent l="0" t="0" r="3810" b="0"/>
+          <wp:inline distT="0" distB="0" distL="0" distR="0" wp14:anchorId="6C00D884" wp14:editId="27E20E2D">
+            <wp:extent cx="4015154" cy="3562308"/>
+            <wp:effectExtent l="0" t="0" r="4445" b="635"/>
             <wp:docPr id="1374525121" name="Рисунок 1"/>
             <wp:cNvGraphicFramePr>
               <a:graphicFrameLocks xmlns:a="http://schemas.openxmlformats.org/drawingml/2006/main" noChangeAspect="1"/>
@@ -3994,7 +4577,7 @@
                     </pic:cNvPicPr>
                   </pic:nvPicPr>
                   <pic:blipFill>
-                    <a:blip r:embed="rId22">
+                    <a:blip r:embed="rId28">
                       <a:extLst>
                         <a:ext uri="{28A0092B-C50C-407E-A947-70E740481C1C}">
                           <a14:useLocalDpi xmlns:a14="http://schemas.microsoft.com/office/drawing/2010/main" val="0"/>
@@ -4009,7 +4592,7 @@
                   <pic:spPr bwMode="auto">
                     <a:xfrm>
                       <a:off x="0" y="0"/>
-                      <a:ext cx="4301490" cy="3816350"/>
+                      <a:ext cx="4021343" cy="3567799"/>
                     </a:xfrm>
                     <a:prstGeom prst="rect">
                       <a:avLst/>
@@ -4137,16 +4720,58 @@
         <w:t>– Диаграмма классов</w:t>
       </w:r>
     </w:p>
-    <w:p/>
+    <w:p>
+      <w:pPr>
+        <w:spacing w:line="360" w:lineRule="auto"/>
+        <w:jc w:val="both"/>
+      </w:pPr>
+      <w:r>
+        <w:t>3.2 Разработка кода программы</w:t>
+      </w:r>
+    </w:p>
+    <w:p>
+      <w:pPr>
+        <w:spacing w:line="360" w:lineRule="auto"/>
+        <w:ind w:firstLine="708"/>
+        <w:rPr>
+          <w:b w:val="0"/>
+          <w:bCs w:val="0"/>
+        </w:rPr>
+      </w:pPr>
+      <w:r>
+        <w:rPr>
+          <w:b w:val="0"/>
+          <w:bCs w:val="0"/>
+        </w:rPr>
+        <w:t>На основе архитектуры был написан программный код, реализующий логику, проверку условий победы или ничьей, а также сброс состояния</w:t>
+      </w:r>
+      <w:r>
+        <w:rPr>
+          <w:b w:val="0"/>
+          <w:bCs w:val="0"/>
+        </w:rPr>
+        <w:t xml:space="preserve"> </w:t>
+      </w:r>
+      <w:r>
+        <w:rPr>
+          <w:b w:val="0"/>
+          <w:bCs w:val="0"/>
+        </w:rPr>
+        <w:t>игры.</w:t>
+      </w:r>
+    </w:p>
     <w:p>
       <w:pPr>
         <w:keepNext/>
       </w:pPr>
       <w:r>
+        <w:rPr>
+          <w:noProof/>
+        </w:rPr>
         <w:drawing>
-          <wp:inline distT="0" distB="0" distL="0" distR="0" wp14:anchorId="42C483D5" wp14:editId="08025507">
-            <wp:extent cx="4273770" cy="3416476"/>
-            <wp:effectExtent l="0" t="0" r="0" b="0"/>
+          <wp:inline distT="0" distB="0" distL="0" distR="0" wp14:anchorId="42C483D5" wp14:editId="4741E749">
+            <wp:extent cx="3898231" cy="3116268"/>
+            <wp:effectExtent l="0" t="0" r="7620" b="8255"/>
             <wp:docPr id="370218021" name="Рисунок 1"/>
             <wp:cNvGraphicFramePr>
               <a:graphicFrameLocks xmlns:a="http://schemas.openxmlformats.org/drawingml/2006/main" noChangeAspect="1"/>
@@ -4159,7 +4784,7 @@
                     <pic:cNvPicPr/>
                   </pic:nvPicPr>
                   <pic:blipFill>
-                    <a:blip r:embed="rId23"/>
+                    <a:blip r:embed="rId29"/>
                     <a:stretch>
                       <a:fillRect/>
                     </a:stretch>
@@ -4167,7 +4792,7 @@
                   <pic:spPr>
                     <a:xfrm>
                       <a:off x="0" y="0"/>
-                      <a:ext cx="4273770" cy="3416476"/>
+                      <a:ext cx="3907567" cy="3123732"/>
                     </a:xfrm>
                     <a:prstGeom prst="rect">
                       <a:avLst/>
@@ -4284,6 +4909,9 @@
         <w:keepNext/>
       </w:pPr>
       <w:r>
+        <w:rPr>
+          <w:noProof/>
+        </w:rPr>
         <w:lastRenderedPageBreak/>
         <w:drawing>
           <wp:inline distT="0" distB="0" distL="0" distR="0" wp14:anchorId="4AC050FD" wp14:editId="4EEFC3DD">
@@ -4301,7 +4929,7 @@
                     <pic:cNvPicPr/>
                   </pic:nvPicPr>
                   <pic:blipFill>
-                    <a:blip r:embed="rId24"/>
+                    <a:blip r:embed="rId30"/>
                     <a:stretch>
                       <a:fillRect/>
                     </a:stretch>
@@ -4427,17 +5055,41 @@
       </w:r>
     </w:p>
     <w:p>
+      <w:pPr>
+        <w:spacing w:line="360" w:lineRule="auto"/>
+        <w:jc w:val="both"/>
+      </w:pPr>
       <w:r>
         <w:lastRenderedPageBreak/>
-        <w:t>Тестирование:</w:t>
-      </w:r>
-    </w:p>
-    <w:p/>
+        <w:t>3.3 Тестирование программы</w:t>
+      </w:r>
+    </w:p>
+    <w:p>
+      <w:pPr>
+        <w:spacing w:line="360" w:lineRule="auto"/>
+        <w:ind w:firstLine="708"/>
+        <w:jc w:val="both"/>
+        <w:rPr>
+          <w:b w:val="0"/>
+          <w:bCs w:val="0"/>
+        </w:rPr>
+      </w:pPr>
+      <w:r>
+        <w:rPr>
+          <w:b w:val="0"/>
+          <w:bCs w:val="0"/>
+        </w:rPr>
+        <w:t>В ходе тестирования были проверены различные сценарии развития игры: победа первого игрока (крестики), победа второго игрока (нолики) и ничья. Программа корректно реагирует на действия пользователей и блокирует поле после завершения партии.</w:t>
+      </w:r>
+    </w:p>
     <w:p>
       <w:pPr>
         <w:keepNext/>
       </w:pPr>
       <w:r>
+        <w:rPr>
+          <w:noProof/>
+        </w:rPr>
         <w:drawing>
           <wp:inline distT="0" distB="0" distL="0" distR="0" wp14:anchorId="1EC1E82F" wp14:editId="0FF527AC">
             <wp:extent cx="3067208" cy="2121009"/>
@@ -4454,7 +5106,7 @@
                     <pic:cNvPicPr/>
                   </pic:nvPicPr>
                   <pic:blipFill>
-                    <a:blip r:embed="rId25"/>
+                    <a:blip r:embed="rId31"/>
                     <a:stretch>
                       <a:fillRect/>
                     </a:stretch>
@@ -4583,6 +5235,9 @@
         <w:keepNext/>
       </w:pPr>
       <w:r>
+        <w:rPr>
+          <w:noProof/>
+        </w:rPr>
         <w:drawing>
           <wp:inline distT="0" distB="0" distL="0" distR="0" wp14:anchorId="3F8F530A" wp14:editId="78716D83">
             <wp:extent cx="3079908" cy="2114659"/>
@@ -4599,7 +5254,7 @@
                     <pic:cNvPicPr/>
                   </pic:nvPicPr>
                   <pic:blipFill>
-                    <a:blip r:embed="rId26"/>
+                    <a:blip r:embed="rId32"/>
                     <a:stretch>
                       <a:fillRect/>
                     </a:stretch>
@@ -4727,6 +5382,10 @@
         <w:keepNext/>
       </w:pPr>
       <w:r>
+        <w:rPr>
+          <w:noProof/>
+        </w:rPr>
+        <w:lastRenderedPageBreak/>
         <w:drawing>
           <wp:inline distT="0" distB="0" distL="0" distR="0" wp14:anchorId="11AF68F0" wp14:editId="11598B9E">
             <wp:extent cx="3067208" cy="2108308"/>
@@ -4743,7 +5402,7 @@
                     <pic:cNvPicPr/>
                   </pic:nvPicPr>
                   <pic:blipFill>
-                    <a:blip r:embed="rId27"/>
+                    <a:blip r:embed="rId33"/>
                     <a:stretch>
                       <a:fillRect/>
                     </a:stretch>
@@ -4869,6 +5528,9 @@
         <w:keepNext/>
       </w:pPr>
       <w:r>
+        <w:rPr>
+          <w:noProof/>
+        </w:rPr>
         <w:drawing>
           <wp:inline distT="0" distB="0" distL="0" distR="0" wp14:anchorId="738166A1" wp14:editId="1AA5D625">
             <wp:extent cx="3086259" cy="2133710"/>
@@ -4885,7 +5547,7 @@
                     <pic:cNvPicPr/>
                   </pic:nvPicPr>
                   <pic:blipFill>
-                    <a:blip r:embed="rId28">
+                    <a:blip r:embed="rId34">
                       <a:extLst>
                         <a:ext uri="{28A0092B-C50C-407E-A947-70E740481C1C}">
                           <a14:useLocalDpi xmlns:a14="http://schemas.microsoft.com/office/drawing/2010/main" val="0"/>
@@ -5016,6 +5678,9 @@
         <w:keepNext/>
       </w:pPr>
       <w:r>
+        <w:rPr>
+          <w:noProof/>
+        </w:rPr>
         <w:drawing>
           <wp:inline distT="0" distB="0" distL="0" distR="0" wp14:anchorId="4A786308" wp14:editId="45C79487">
             <wp:extent cx="3048157" cy="2076557"/>
@@ -5032,7 +5697,7 @@
                     <pic:cNvPicPr/>
                   </pic:nvPicPr>
                   <pic:blipFill>
-                    <a:blip r:embed="rId29"/>
+                    <a:blip r:embed="rId35"/>
                     <a:stretch>
                       <a:fillRect/>
                     </a:stretch>
@@ -5157,6 +5822,10 @@
         <w:keepNext/>
       </w:pPr>
       <w:r>
+        <w:rPr>
+          <w:noProof/>
+        </w:rPr>
+        <w:lastRenderedPageBreak/>
         <w:drawing>
           <wp:inline distT="0" distB="0" distL="0" distR="0" wp14:anchorId="6EF69D00" wp14:editId="05F1E949">
             <wp:extent cx="3073558" cy="2121009"/>
@@ -5173,7 +5842,7 @@
                     <pic:cNvPicPr/>
                   </pic:nvPicPr>
                   <pic:blipFill>
-                    <a:blip r:embed="rId30"/>
+                    <a:blip r:embed="rId36"/>
                     <a:stretch>
                       <a:fillRect/>
                     </a:stretch>
@@ -5325,14 +5994,3291 @@
         <w:t xml:space="preserve"> результате выполнения задания было разработано оконное приложение для игры в крестики-нолики. Реализована логика ходов двух игроков с автоматической проверкой победы или ничьей после каждого действия. Программа корректно блокирует кнопки после окончания партии и полностью сбрасывает состояние при начале новой игры. Проект позволил закрепить на практике навыки применения принципов объектно-ориентированного программирования и создания графических интерфейсов.</w:t>
       </w:r>
     </w:p>
+    <w:p>
+      <w:pPr>
+        <w:rPr>
+          <w:b w:val="0"/>
+          <w:bCs w:val="0"/>
+        </w:rPr>
+      </w:pPr>
+      <w:r>
+        <w:rPr>
+          <w:b w:val="0"/>
+          <w:bCs w:val="0"/>
+        </w:rPr>
+        <w:br w:type="page"/>
+      </w:r>
+    </w:p>
+    <w:p>
+      <w:pPr>
+        <w:ind w:firstLine="708"/>
+        <w:jc w:val="both"/>
+        <w:rPr>
+          <w:sz w:val="32"/>
+          <w:szCs w:val="32"/>
+        </w:rPr>
+      </w:pPr>
+      <w:r>
+        <w:rPr>
+          <w:sz w:val="32"/>
+          <w:szCs w:val="32"/>
+        </w:rPr>
+        <w:lastRenderedPageBreak/>
+        <w:t>Задание 3 Создание программной системы с графическим интерфейсом на C#</w:t>
+      </w:r>
+    </w:p>
+    <w:p>
+      <w:pPr>
+        <w:ind w:firstLine="708"/>
+        <w:jc w:val="both"/>
+        <w:rPr>
+          <w:sz w:val="32"/>
+          <w:szCs w:val="32"/>
+        </w:rPr>
+      </w:pPr>
+    </w:p>
+    <w:p>
+      <w:pPr>
+        <w:ind w:firstLine="708"/>
+        <w:jc w:val="both"/>
+        <w:rPr>
+          <w:b w:val="0"/>
+          <w:bCs w:val="0"/>
+        </w:rPr>
+      </w:pPr>
+      <w:r>
+        <w:t>Задание:</w:t>
+      </w:r>
+      <w:r>
+        <w:rPr>
+          <w:b w:val="0"/>
+          <w:bCs w:val="0"/>
+        </w:rPr>
+        <w:t xml:space="preserve"> </w:t>
+      </w:r>
+      <w:r>
+        <w:rPr>
+          <w:b w:val="0"/>
+          <w:bCs w:val="0"/>
+        </w:rPr>
+        <w:t>Выполнить объектную декомпозицию, разработать формы интерфейса, диаграмму состояний интерфейса, диаграммы классов интерфейсной и предметной областей, диаграмму последовательности действий одной из реализуемых операций. Разработать, протестировать и отладить программу.</w:t>
+      </w:r>
+    </w:p>
+    <w:p>
+      <w:pPr>
+        <w:ind w:firstLine="708"/>
+        <w:jc w:val="both"/>
+        <w:rPr>
+          <w:b w:val="0"/>
+          <w:bCs w:val="0"/>
+        </w:rPr>
+      </w:pPr>
+      <w:r>
+        <w:rPr>
+          <w:b w:val="0"/>
+          <w:bCs w:val="0"/>
+        </w:rPr>
+        <w:t>База данных (файл) продуктового магазина содержит сведения о товарах: номер партии, наименование товара, количество (штук), дата поставки, срок годности (в днях). Программа должна в интерактивном режиме формировать файл, добавлять и удалять данные, а также воспринимать каждый из перечисленных запросов и давать на него ответ.</w:t>
+      </w:r>
+    </w:p>
+    <w:p>
+      <w:pPr>
+        <w:ind w:firstLine="708"/>
+        <w:jc w:val="both"/>
+        <w:rPr>
+          <w:b w:val="0"/>
+          <w:bCs w:val="0"/>
+        </w:rPr>
+      </w:pPr>
+      <w:r>
+        <w:rPr>
+          <w:b w:val="0"/>
+          <w:bCs w:val="0"/>
+        </w:rPr>
+        <w:t>1. Показать все сведения о товарах, поступивших с указанной даты.</w:t>
+      </w:r>
+    </w:p>
+    <w:p>
+      <w:pPr>
+        <w:ind w:firstLine="708"/>
+        <w:jc w:val="both"/>
+        <w:rPr>
+          <w:b w:val="0"/>
+          <w:bCs w:val="0"/>
+        </w:rPr>
+      </w:pPr>
+      <w:r>
+        <w:rPr>
+          <w:b w:val="0"/>
+          <w:bCs w:val="0"/>
+        </w:rPr>
+        <w:t>2. Определить наименования товаров, срок годности которых истекает сегодня.</w:t>
+      </w:r>
+    </w:p>
+    <w:p>
+      <w:pPr>
+        <w:ind w:firstLine="708"/>
+        <w:jc w:val="both"/>
+        <w:rPr>
+          <w:b w:val="0"/>
+          <w:bCs w:val="0"/>
+        </w:rPr>
+      </w:pPr>
+      <w:r>
+        <w:rPr>
+          <w:b w:val="0"/>
+          <w:bCs w:val="0"/>
+        </w:rPr>
+        <w:t>3. Определить самый скоропортящийся товар (если их несколько, показать все).</w:t>
+      </w:r>
+    </w:p>
+    <w:p>
+      <w:pPr>
+        <w:rPr>
+          <w:b w:val="0"/>
+          <w:bCs w:val="0"/>
+        </w:rPr>
+      </w:pPr>
+      <w:r>
+        <w:rPr>
+          <w:b w:val="0"/>
+          <w:bCs w:val="0"/>
+        </w:rPr>
+        <w:br w:type="page"/>
+      </w:r>
+    </w:p>
+    <w:p>
+      <w:pPr>
+        <w:ind w:firstLine="708"/>
+        <w:jc w:val="both"/>
+      </w:pPr>
+      <w:r>
+        <w:lastRenderedPageBreak/>
+        <w:t>4.1 Проектирование приложения</w:t>
+      </w:r>
+    </w:p>
+    <w:p>
+      <w:pPr>
+        <w:ind w:firstLine="708"/>
+        <w:jc w:val="both"/>
+      </w:pPr>
+    </w:p>
+    <w:p>
+      <w:pPr>
+        <w:keepNext/>
+        <w:ind w:firstLine="708"/>
+      </w:pPr>
+      <w:r>
+        <w:rPr>
+          <w:noProof/>
+        </w:rPr>
+        <w:drawing>
+          <wp:inline distT="0" distB="0" distL="0" distR="0" wp14:anchorId="2DDEA4C7" wp14:editId="51642741">
+            <wp:extent cx="4078198" cy="1905000"/>
+            <wp:effectExtent l="0" t="0" r="0" b="0"/>
+            <wp:docPr id="1552799945" name="Рисунок 1"/>
+            <wp:cNvGraphicFramePr>
+              <a:graphicFrameLocks xmlns:a="http://schemas.openxmlformats.org/drawingml/2006/main" noChangeAspect="1"/>
+            </wp:cNvGraphicFramePr>
+            <a:graphic xmlns:a="http://schemas.openxmlformats.org/drawingml/2006/main">
+              <a:graphicData uri="http://schemas.openxmlformats.org/drawingml/2006/picture">
+                <pic:pic xmlns:pic="http://schemas.openxmlformats.org/drawingml/2006/picture">
+                  <pic:nvPicPr>
+                    <pic:cNvPr id="0" name="Picture 1"/>
+                    <pic:cNvPicPr>
+                      <a:picLocks noChangeAspect="1" noChangeArrowheads="1"/>
+                    </pic:cNvPicPr>
+                  </pic:nvPicPr>
+                  <pic:blipFill>
+                    <a:blip r:embed="rId10">
+                      <a:extLst>
+                        <a:ext uri="{28A0092B-C50C-407E-A947-70E740481C1C}">
+                          <a14:useLocalDpi xmlns:a14="http://schemas.microsoft.com/office/drawing/2010/main" val="0"/>
+                        </a:ext>
+                      </a:extLst>
+                    </a:blip>
+                    <a:srcRect/>
+                    <a:stretch>
+                      <a:fillRect/>
+                    </a:stretch>
+                  </pic:blipFill>
+                  <pic:spPr bwMode="auto">
+                    <a:xfrm>
+                      <a:off x="0" y="0"/>
+                      <a:ext cx="4109601" cy="1919669"/>
+                    </a:xfrm>
+                    <a:prstGeom prst="rect">
+                      <a:avLst/>
+                    </a:prstGeom>
+                    <a:noFill/>
+                    <a:ln>
+                      <a:noFill/>
+                    </a:ln>
+                  </pic:spPr>
+                </pic:pic>
+              </a:graphicData>
+            </a:graphic>
+          </wp:inline>
+        </w:drawing>
+      </w:r>
+    </w:p>
+    <w:p>
+      <w:pPr>
+        <w:pStyle w:val="ac"/>
+        <w:rPr>
+          <w:b w:val="0"/>
+          <w:bCs w:val="0"/>
+          <w:i w:val="0"/>
+          <w:iCs w:val="0"/>
+          <w:color w:val="000000" w:themeColor="text1"/>
+          <w:sz w:val="28"/>
+          <w:szCs w:val="28"/>
+        </w:rPr>
+      </w:pPr>
+      <w:r>
+        <w:rPr>
+          <w:b w:val="0"/>
+          <w:bCs w:val="0"/>
+          <w:i w:val="0"/>
+          <w:iCs w:val="0"/>
+          <w:color w:val="000000" w:themeColor="text1"/>
+          <w:sz w:val="28"/>
+          <w:szCs w:val="28"/>
+        </w:rPr>
+        <w:t xml:space="preserve">Рисунок </w:t>
+      </w:r>
+      <w:r>
+        <w:rPr>
+          <w:b w:val="0"/>
+          <w:bCs w:val="0"/>
+          <w:i w:val="0"/>
+          <w:iCs w:val="0"/>
+          <w:color w:val="000000" w:themeColor="text1"/>
+          <w:sz w:val="28"/>
+          <w:szCs w:val="28"/>
+        </w:rPr>
+        <w:fldChar w:fldCharType="begin"/>
+      </w:r>
+      <w:r>
+        <w:rPr>
+          <w:b w:val="0"/>
+          <w:bCs w:val="0"/>
+          <w:i w:val="0"/>
+          <w:iCs w:val="0"/>
+          <w:color w:val="000000" w:themeColor="text1"/>
+          <w:sz w:val="28"/>
+          <w:szCs w:val="28"/>
+        </w:rPr>
+        <w:instrText xml:space="preserve"> SEQ Рисунок \* ARABIC </w:instrText>
+      </w:r>
+      <w:r>
+        <w:rPr>
+          <w:b w:val="0"/>
+          <w:bCs w:val="0"/>
+          <w:i w:val="0"/>
+          <w:iCs w:val="0"/>
+          <w:color w:val="000000" w:themeColor="text1"/>
+          <w:sz w:val="28"/>
+          <w:szCs w:val="28"/>
+        </w:rPr>
+        <w:fldChar w:fldCharType="separate"/>
+      </w:r>
+      <w:r>
+        <w:rPr>
+          <w:b w:val="0"/>
+          <w:bCs w:val="0"/>
+          <w:i w:val="0"/>
+          <w:iCs w:val="0"/>
+          <w:noProof/>
+          <w:color w:val="000000" w:themeColor="text1"/>
+          <w:sz w:val="28"/>
+          <w:szCs w:val="28"/>
+        </w:rPr>
+        <w:t>28</w:t>
+      </w:r>
+      <w:r>
+        <w:rPr>
+          <w:b w:val="0"/>
+          <w:bCs w:val="0"/>
+          <w:i w:val="0"/>
+          <w:iCs w:val="0"/>
+          <w:color w:val="000000" w:themeColor="text1"/>
+          <w:sz w:val="28"/>
+          <w:szCs w:val="28"/>
+        </w:rPr>
+        <w:fldChar w:fldCharType="end"/>
+      </w:r>
+      <w:r>
+        <w:rPr>
+          <w:b w:val="0"/>
+          <w:bCs w:val="0"/>
+          <w:i w:val="0"/>
+          <w:iCs w:val="0"/>
+          <w:color w:val="000000" w:themeColor="text1"/>
+          <w:sz w:val="28"/>
+          <w:szCs w:val="28"/>
+        </w:rPr>
+        <w:t xml:space="preserve"> – Объектная декомпозиция</w:t>
+      </w:r>
+    </w:p>
+    <w:p>
+      <w:pPr>
+        <w:keepNext/>
+      </w:pPr>
+      <w:r>
+        <w:rPr>
+          <w:noProof/>
+        </w:rPr>
+        <w:drawing>
+          <wp:inline distT="0" distB="0" distL="0" distR="0" wp14:anchorId="55BC0975" wp14:editId="6A530E95">
+            <wp:extent cx="5773420" cy="2983230"/>
+            <wp:effectExtent l="0" t="0" r="0" b="7620"/>
+            <wp:docPr id="281844825" name="Рисунок 1"/>
+            <wp:cNvGraphicFramePr>
+              <a:graphicFrameLocks xmlns:a="http://schemas.openxmlformats.org/drawingml/2006/main" noChangeAspect="1"/>
+            </wp:cNvGraphicFramePr>
+            <a:graphic xmlns:a="http://schemas.openxmlformats.org/drawingml/2006/main">
+              <a:graphicData uri="http://schemas.openxmlformats.org/drawingml/2006/picture">
+                <pic:pic xmlns:pic="http://schemas.openxmlformats.org/drawingml/2006/picture">
+                  <pic:nvPicPr>
+                    <pic:cNvPr id="0" name="Picture 1"/>
+                    <pic:cNvPicPr>
+                      <a:picLocks noChangeAspect="1" noChangeArrowheads="1"/>
+                    </pic:cNvPicPr>
+                  </pic:nvPicPr>
+                  <pic:blipFill>
+                    <a:blip r:embed="rId37">
+                      <a:extLst>
+                        <a:ext uri="{28A0092B-C50C-407E-A947-70E740481C1C}">
+                          <a14:useLocalDpi xmlns:a14="http://schemas.microsoft.com/office/drawing/2010/main" val="0"/>
+                        </a:ext>
+                      </a:extLst>
+                    </a:blip>
+                    <a:srcRect/>
+                    <a:stretch>
+                      <a:fillRect/>
+                    </a:stretch>
+                  </pic:blipFill>
+                  <pic:spPr bwMode="auto">
+                    <a:xfrm>
+                      <a:off x="0" y="0"/>
+                      <a:ext cx="5773420" cy="2983230"/>
+                    </a:xfrm>
+                    <a:prstGeom prst="rect">
+                      <a:avLst/>
+                    </a:prstGeom>
+                    <a:noFill/>
+                    <a:ln>
+                      <a:noFill/>
+                    </a:ln>
+                  </pic:spPr>
+                </pic:pic>
+              </a:graphicData>
+            </a:graphic>
+          </wp:inline>
+        </w:drawing>
+      </w:r>
+    </w:p>
+    <w:p>
+      <w:pPr>
+        <w:keepNext/>
+        <w:rPr>
+          <w:lang w:val="en-US"/>
+        </w:rPr>
+      </w:pPr>
+    </w:p>
+    <w:p>
+      <w:pPr>
+        <w:pStyle w:val="ac"/>
+        <w:rPr>
+          <w:b w:val="0"/>
+          <w:bCs w:val="0"/>
+          <w:i w:val="0"/>
+          <w:iCs w:val="0"/>
+          <w:color w:val="000000" w:themeColor="text1"/>
+          <w:sz w:val="28"/>
+          <w:szCs w:val="28"/>
+        </w:rPr>
+      </w:pPr>
+      <w:r>
+        <w:rPr>
+          <w:b w:val="0"/>
+          <w:bCs w:val="0"/>
+          <w:i w:val="0"/>
+          <w:iCs w:val="0"/>
+          <w:color w:val="000000" w:themeColor="text1"/>
+          <w:sz w:val="28"/>
+          <w:szCs w:val="28"/>
+        </w:rPr>
+        <w:t xml:space="preserve">Рисунок </w:t>
+      </w:r>
+      <w:r>
+        <w:rPr>
+          <w:b w:val="0"/>
+          <w:bCs w:val="0"/>
+          <w:i w:val="0"/>
+          <w:iCs w:val="0"/>
+          <w:color w:val="000000" w:themeColor="text1"/>
+          <w:sz w:val="28"/>
+          <w:szCs w:val="28"/>
+        </w:rPr>
+        <w:fldChar w:fldCharType="begin"/>
+      </w:r>
+      <w:r>
+        <w:rPr>
+          <w:b w:val="0"/>
+          <w:bCs w:val="0"/>
+          <w:i w:val="0"/>
+          <w:iCs w:val="0"/>
+          <w:color w:val="000000" w:themeColor="text1"/>
+          <w:sz w:val="28"/>
+          <w:szCs w:val="28"/>
+        </w:rPr>
+        <w:instrText xml:space="preserve"> SEQ Рисунок \* ARABIC </w:instrText>
+      </w:r>
+      <w:r>
+        <w:rPr>
+          <w:b w:val="0"/>
+          <w:bCs w:val="0"/>
+          <w:i w:val="0"/>
+          <w:iCs w:val="0"/>
+          <w:color w:val="000000" w:themeColor="text1"/>
+          <w:sz w:val="28"/>
+          <w:szCs w:val="28"/>
+        </w:rPr>
+        <w:fldChar w:fldCharType="separate"/>
+      </w:r>
+      <w:r>
+        <w:rPr>
+          <w:b w:val="0"/>
+          <w:bCs w:val="0"/>
+          <w:i w:val="0"/>
+          <w:iCs w:val="0"/>
+          <w:noProof/>
+          <w:color w:val="000000" w:themeColor="text1"/>
+          <w:sz w:val="28"/>
+          <w:szCs w:val="28"/>
+        </w:rPr>
+        <w:t>29</w:t>
+      </w:r>
+      <w:r>
+        <w:rPr>
+          <w:b w:val="0"/>
+          <w:bCs w:val="0"/>
+          <w:i w:val="0"/>
+          <w:iCs w:val="0"/>
+          <w:color w:val="000000" w:themeColor="text1"/>
+          <w:sz w:val="28"/>
+          <w:szCs w:val="28"/>
+        </w:rPr>
+        <w:fldChar w:fldCharType="end"/>
+      </w:r>
+      <w:r>
+        <w:rPr>
+          <w:b w:val="0"/>
+          <w:bCs w:val="0"/>
+          <w:i w:val="0"/>
+          <w:iCs w:val="0"/>
+          <w:color w:val="000000" w:themeColor="text1"/>
+          <w:sz w:val="28"/>
+          <w:szCs w:val="28"/>
+        </w:rPr>
+        <w:t xml:space="preserve"> - </w:t>
+      </w:r>
+      <w:r>
+        <w:rPr>
+          <w:b w:val="0"/>
+          <w:bCs w:val="0"/>
+          <w:i w:val="0"/>
+          <w:iCs w:val="0"/>
+          <w:color w:val="000000" w:themeColor="text1"/>
+          <w:sz w:val="28"/>
+          <w:szCs w:val="28"/>
+        </w:rPr>
+        <w:t>Диаграмма классов интерфейса</w:t>
+      </w:r>
+    </w:p>
+    <w:p>
+      <w:pPr>
+        <w:keepNext/>
+        <w:rPr>
+          <w:lang w:val="en-US"/>
+        </w:rPr>
+      </w:pPr>
+      <w:r>
+        <w:rPr>
+          <w:noProof/>
+        </w:rPr>
+        <w:lastRenderedPageBreak/>
+        <w:drawing>
+          <wp:inline distT="0" distB="0" distL="0" distR="0" wp14:anchorId="6D551F1F" wp14:editId="0D85FCDF">
+            <wp:extent cx="1713306" cy="4780800"/>
+            <wp:effectExtent l="0" t="0" r="1270" b="1270"/>
+            <wp:docPr id="71137536" name="Рисунок 1"/>
+            <wp:cNvGraphicFramePr>
+              <a:graphicFrameLocks xmlns:a="http://schemas.openxmlformats.org/drawingml/2006/main" noChangeAspect="1"/>
+            </wp:cNvGraphicFramePr>
+            <a:graphic xmlns:a="http://schemas.openxmlformats.org/drawingml/2006/main">
+              <a:graphicData uri="http://schemas.openxmlformats.org/drawingml/2006/picture">
+                <pic:pic xmlns:pic="http://schemas.openxmlformats.org/drawingml/2006/picture">
+                  <pic:nvPicPr>
+                    <pic:cNvPr id="71137536" name=""/>
+                    <pic:cNvPicPr/>
+                  </pic:nvPicPr>
+                  <pic:blipFill>
+                    <a:blip r:embed="rId38"/>
+                    <a:stretch>
+                      <a:fillRect/>
+                    </a:stretch>
+                  </pic:blipFill>
+                  <pic:spPr>
+                    <a:xfrm>
+                      <a:off x="0" y="0"/>
+                      <a:ext cx="1716691" cy="4790245"/>
+                    </a:xfrm>
+                    <a:prstGeom prst="rect">
+                      <a:avLst/>
+                    </a:prstGeom>
+                  </pic:spPr>
+                </pic:pic>
+              </a:graphicData>
+            </a:graphic>
+          </wp:inline>
+        </w:drawing>
+      </w:r>
+    </w:p>
+    <w:p>
+      <w:pPr>
+        <w:keepNext/>
+        <w:rPr>
+          <w:lang w:val="en-US"/>
+        </w:rPr>
+      </w:pPr>
+    </w:p>
+    <w:p>
+      <w:pPr>
+        <w:pStyle w:val="ac"/>
+        <w:rPr>
+          <w:b w:val="0"/>
+          <w:bCs w:val="0"/>
+          <w:i w:val="0"/>
+          <w:iCs w:val="0"/>
+          <w:color w:val="000000" w:themeColor="text1"/>
+          <w:sz w:val="28"/>
+          <w:szCs w:val="28"/>
+        </w:rPr>
+      </w:pPr>
+      <w:r>
+        <w:rPr>
+          <w:b w:val="0"/>
+          <w:bCs w:val="0"/>
+          <w:i w:val="0"/>
+          <w:iCs w:val="0"/>
+          <w:color w:val="000000" w:themeColor="text1"/>
+          <w:sz w:val="28"/>
+          <w:szCs w:val="28"/>
+        </w:rPr>
+        <w:t xml:space="preserve">Рисунок </w:t>
+      </w:r>
+      <w:r>
+        <w:rPr>
+          <w:b w:val="0"/>
+          <w:bCs w:val="0"/>
+          <w:i w:val="0"/>
+          <w:iCs w:val="0"/>
+          <w:color w:val="000000" w:themeColor="text1"/>
+          <w:sz w:val="28"/>
+          <w:szCs w:val="28"/>
+        </w:rPr>
+        <w:fldChar w:fldCharType="begin"/>
+      </w:r>
+      <w:r>
+        <w:rPr>
+          <w:b w:val="0"/>
+          <w:bCs w:val="0"/>
+          <w:i w:val="0"/>
+          <w:iCs w:val="0"/>
+          <w:color w:val="000000" w:themeColor="text1"/>
+          <w:sz w:val="28"/>
+          <w:szCs w:val="28"/>
+        </w:rPr>
+        <w:instrText xml:space="preserve"> SEQ Рисунок \* ARABIC </w:instrText>
+      </w:r>
+      <w:r>
+        <w:rPr>
+          <w:b w:val="0"/>
+          <w:bCs w:val="0"/>
+          <w:i w:val="0"/>
+          <w:iCs w:val="0"/>
+          <w:color w:val="000000" w:themeColor="text1"/>
+          <w:sz w:val="28"/>
+          <w:szCs w:val="28"/>
+        </w:rPr>
+        <w:fldChar w:fldCharType="separate"/>
+      </w:r>
+      <w:r>
+        <w:rPr>
+          <w:b w:val="0"/>
+          <w:bCs w:val="0"/>
+          <w:i w:val="0"/>
+          <w:iCs w:val="0"/>
+          <w:noProof/>
+          <w:color w:val="000000" w:themeColor="text1"/>
+          <w:sz w:val="28"/>
+          <w:szCs w:val="28"/>
+        </w:rPr>
+        <w:t>30</w:t>
+      </w:r>
+      <w:r>
+        <w:rPr>
+          <w:b w:val="0"/>
+          <w:bCs w:val="0"/>
+          <w:i w:val="0"/>
+          <w:iCs w:val="0"/>
+          <w:color w:val="000000" w:themeColor="text1"/>
+          <w:sz w:val="28"/>
+          <w:szCs w:val="28"/>
+        </w:rPr>
+        <w:fldChar w:fldCharType="end"/>
+      </w:r>
+      <w:r>
+        <w:rPr>
+          <w:b w:val="0"/>
+          <w:bCs w:val="0"/>
+          <w:i w:val="0"/>
+          <w:iCs w:val="0"/>
+          <w:color w:val="000000" w:themeColor="text1"/>
+          <w:sz w:val="28"/>
+          <w:szCs w:val="28"/>
+        </w:rPr>
+        <w:t xml:space="preserve"> -</w:t>
+      </w:r>
+      <w:r>
+        <w:t xml:space="preserve"> </w:t>
+      </w:r>
+      <w:r>
+        <w:rPr>
+          <w:b w:val="0"/>
+          <w:bCs w:val="0"/>
+          <w:i w:val="0"/>
+          <w:iCs w:val="0"/>
+          <w:color w:val="000000" w:themeColor="text1"/>
+          <w:sz w:val="28"/>
+          <w:szCs w:val="28"/>
+        </w:rPr>
+        <w:t>Диаграмма классов интерфейсной области</w:t>
+      </w:r>
+    </w:p>
+    <w:p>
+      <w:r>
+        <w:t xml:space="preserve"> </w:t>
+      </w:r>
+      <w:r>
+        <w:t xml:space="preserve"> </w:t>
+      </w:r>
+    </w:p>
+    <w:p>
+      <w:pPr>
+        <w:keepNext/>
+        <w:rPr>
+          <w:lang w:val="en-US"/>
+        </w:rPr>
+      </w:pPr>
+      <w:r>
+        <w:rPr>
+          <w:b w:val="0"/>
+          <w:bCs w:val="0"/>
+          <w:i/>
+          <w:iCs/>
+          <w:noProof/>
+          <w:color w:val="000000" w:themeColor="text1"/>
+        </w:rPr>
+        <w:lastRenderedPageBreak/>
+        <w:drawing>
+          <wp:inline distT="0" distB="0" distL="0" distR="0" wp14:anchorId="68F4851D" wp14:editId="1AACA1D7">
+            <wp:extent cx="4242858" cy="3124800"/>
+            <wp:effectExtent l="0" t="0" r="5715" b="0"/>
+            <wp:docPr id="1128501539" name="Рисунок 4"/>
+            <wp:cNvGraphicFramePr>
+              <a:graphicFrameLocks xmlns:a="http://schemas.openxmlformats.org/drawingml/2006/main" noChangeAspect="1"/>
+            </wp:cNvGraphicFramePr>
+            <a:graphic xmlns:a="http://schemas.openxmlformats.org/drawingml/2006/main">
+              <a:graphicData uri="http://schemas.openxmlformats.org/drawingml/2006/picture">
+                <pic:pic xmlns:pic="http://schemas.openxmlformats.org/drawingml/2006/picture">
+                  <pic:nvPicPr>
+                    <pic:cNvPr id="0" name="Picture 4"/>
+                    <pic:cNvPicPr>
+                      <a:picLocks noChangeAspect="1" noChangeArrowheads="1"/>
+                    </pic:cNvPicPr>
+                  </pic:nvPicPr>
+                  <pic:blipFill>
+                    <a:blip r:embed="rId13">
+                      <a:extLst>
+                        <a:ext uri="{28A0092B-C50C-407E-A947-70E740481C1C}">
+                          <a14:useLocalDpi xmlns:a14="http://schemas.microsoft.com/office/drawing/2010/main" val="0"/>
+                        </a:ext>
+                      </a:extLst>
+                    </a:blip>
+                    <a:srcRect/>
+                    <a:stretch>
+                      <a:fillRect/>
+                    </a:stretch>
+                  </pic:blipFill>
+                  <pic:spPr bwMode="auto">
+                    <a:xfrm>
+                      <a:off x="0" y="0"/>
+                      <a:ext cx="4245665" cy="3126867"/>
+                    </a:xfrm>
+                    <a:prstGeom prst="rect">
+                      <a:avLst/>
+                    </a:prstGeom>
+                    <a:noFill/>
+                    <a:ln>
+                      <a:noFill/>
+                    </a:ln>
+                  </pic:spPr>
+                </pic:pic>
+              </a:graphicData>
+            </a:graphic>
+          </wp:inline>
+        </w:drawing>
+      </w:r>
+    </w:p>
+    <w:p>
+      <w:pPr>
+        <w:keepNext/>
+        <w:rPr>
+          <w:lang w:val="en-US"/>
+        </w:rPr>
+      </w:pPr>
+    </w:p>
+    <w:p>
+      <w:pPr>
+        <w:pStyle w:val="ac"/>
+        <w:rPr>
+          <w:b w:val="0"/>
+          <w:bCs w:val="0"/>
+          <w:i w:val="0"/>
+          <w:iCs w:val="0"/>
+          <w:color w:val="000000" w:themeColor="text1"/>
+          <w:sz w:val="28"/>
+          <w:szCs w:val="28"/>
+        </w:rPr>
+      </w:pPr>
+      <w:r>
+        <w:rPr>
+          <w:b w:val="0"/>
+          <w:bCs w:val="0"/>
+          <w:i w:val="0"/>
+          <w:iCs w:val="0"/>
+          <w:color w:val="000000" w:themeColor="text1"/>
+          <w:sz w:val="28"/>
+          <w:szCs w:val="28"/>
+        </w:rPr>
+        <w:t xml:space="preserve">Рисунок </w:t>
+      </w:r>
+      <w:r>
+        <w:rPr>
+          <w:b w:val="0"/>
+          <w:bCs w:val="0"/>
+          <w:i w:val="0"/>
+          <w:iCs w:val="0"/>
+          <w:color w:val="000000" w:themeColor="text1"/>
+          <w:sz w:val="28"/>
+          <w:szCs w:val="28"/>
+        </w:rPr>
+        <w:fldChar w:fldCharType="begin"/>
+      </w:r>
+      <w:r>
+        <w:rPr>
+          <w:b w:val="0"/>
+          <w:bCs w:val="0"/>
+          <w:i w:val="0"/>
+          <w:iCs w:val="0"/>
+          <w:color w:val="000000" w:themeColor="text1"/>
+          <w:sz w:val="28"/>
+          <w:szCs w:val="28"/>
+        </w:rPr>
+        <w:instrText xml:space="preserve"> SEQ Рисунок \* ARABIC </w:instrText>
+      </w:r>
+      <w:r>
+        <w:rPr>
+          <w:b w:val="0"/>
+          <w:bCs w:val="0"/>
+          <w:i w:val="0"/>
+          <w:iCs w:val="0"/>
+          <w:color w:val="000000" w:themeColor="text1"/>
+          <w:sz w:val="28"/>
+          <w:szCs w:val="28"/>
+        </w:rPr>
+        <w:fldChar w:fldCharType="separate"/>
+      </w:r>
+      <w:r>
+        <w:rPr>
+          <w:b w:val="0"/>
+          <w:bCs w:val="0"/>
+          <w:i w:val="0"/>
+          <w:iCs w:val="0"/>
+          <w:noProof/>
+          <w:color w:val="000000" w:themeColor="text1"/>
+          <w:sz w:val="28"/>
+          <w:szCs w:val="28"/>
+        </w:rPr>
+        <w:t>31</w:t>
+      </w:r>
+      <w:r>
+        <w:rPr>
+          <w:b w:val="0"/>
+          <w:bCs w:val="0"/>
+          <w:i w:val="0"/>
+          <w:iCs w:val="0"/>
+          <w:color w:val="000000" w:themeColor="text1"/>
+          <w:sz w:val="28"/>
+          <w:szCs w:val="28"/>
+        </w:rPr>
+        <w:fldChar w:fldCharType="end"/>
+      </w:r>
+      <w:r>
+        <w:rPr>
+          <w:b w:val="0"/>
+          <w:bCs w:val="0"/>
+          <w:i w:val="0"/>
+          <w:iCs w:val="0"/>
+          <w:color w:val="000000" w:themeColor="text1"/>
+          <w:sz w:val="28"/>
+          <w:szCs w:val="28"/>
+        </w:rPr>
+        <w:t xml:space="preserve"> - Диаграмма последовательности действий</w:t>
+      </w:r>
+    </w:p>
+    <w:p>
+      <w:pPr>
+        <w:jc w:val="both"/>
+      </w:pPr>
+      <w:r>
+        <w:t>4.2 Разработка кода программы</w:t>
+      </w:r>
+    </w:p>
+    <w:p>
+      <w:pPr>
+        <w:jc w:val="both"/>
+      </w:pPr>
+    </w:p>
+    <w:p>
+      <w:pPr>
+        <w:keepNext/>
+      </w:pPr>
+      <w:r>
+        <w:rPr>
+          <w:noProof/>
+          <w:lang w:val="en-US"/>
+        </w:rPr>
+        <w:drawing>
+          <wp:inline distT="0" distB="0" distL="0" distR="0" wp14:anchorId="3C0E909D" wp14:editId="15CEA929">
+            <wp:extent cx="1530429" cy="984301"/>
+            <wp:effectExtent l="0" t="0" r="0" b="6350"/>
+            <wp:docPr id="1820407754" name="Рисунок 1"/>
+            <wp:cNvGraphicFramePr>
+              <a:graphicFrameLocks xmlns:a="http://schemas.openxmlformats.org/drawingml/2006/main" noChangeAspect="1"/>
+            </wp:cNvGraphicFramePr>
+            <a:graphic xmlns:a="http://schemas.openxmlformats.org/drawingml/2006/main">
+              <a:graphicData uri="http://schemas.openxmlformats.org/drawingml/2006/picture">
+                <pic:pic xmlns:pic="http://schemas.openxmlformats.org/drawingml/2006/picture">
+                  <pic:nvPicPr>
+                    <pic:cNvPr id="1820407754" name=""/>
+                    <pic:cNvPicPr/>
+                  </pic:nvPicPr>
+                  <pic:blipFill>
+                    <a:blip r:embed="rId39"/>
+                    <a:stretch>
+                      <a:fillRect/>
+                    </a:stretch>
+                  </pic:blipFill>
+                  <pic:spPr>
+                    <a:xfrm>
+                      <a:off x="0" y="0"/>
+                      <a:ext cx="1530429" cy="984301"/>
+                    </a:xfrm>
+                    <a:prstGeom prst="rect">
+                      <a:avLst/>
+                    </a:prstGeom>
+                  </pic:spPr>
+                </pic:pic>
+              </a:graphicData>
+            </a:graphic>
+          </wp:inline>
+        </w:drawing>
+      </w:r>
+    </w:p>
+    <w:p>
+      <w:pPr>
+        <w:pStyle w:val="ac"/>
+        <w:rPr>
+          <w:b w:val="0"/>
+          <w:bCs w:val="0"/>
+          <w:i w:val="0"/>
+          <w:iCs w:val="0"/>
+          <w:color w:val="000000" w:themeColor="text1"/>
+          <w:sz w:val="28"/>
+          <w:szCs w:val="28"/>
+        </w:rPr>
+      </w:pPr>
+      <w:r>
+        <w:rPr>
+          <w:b w:val="0"/>
+          <w:bCs w:val="0"/>
+          <w:i w:val="0"/>
+          <w:iCs w:val="0"/>
+          <w:color w:val="000000" w:themeColor="text1"/>
+          <w:sz w:val="28"/>
+          <w:szCs w:val="28"/>
+        </w:rPr>
+        <w:t xml:space="preserve">Рисунок </w:t>
+      </w:r>
+      <w:r>
+        <w:rPr>
+          <w:b w:val="0"/>
+          <w:bCs w:val="0"/>
+          <w:i w:val="0"/>
+          <w:iCs w:val="0"/>
+          <w:color w:val="000000" w:themeColor="text1"/>
+          <w:sz w:val="28"/>
+          <w:szCs w:val="28"/>
+        </w:rPr>
+        <w:fldChar w:fldCharType="begin"/>
+      </w:r>
+      <w:r>
+        <w:rPr>
+          <w:b w:val="0"/>
+          <w:bCs w:val="0"/>
+          <w:i w:val="0"/>
+          <w:iCs w:val="0"/>
+          <w:color w:val="000000" w:themeColor="text1"/>
+          <w:sz w:val="28"/>
+          <w:szCs w:val="28"/>
+        </w:rPr>
+        <w:instrText xml:space="preserve"> SEQ Рисунок \* ARABIC </w:instrText>
+      </w:r>
+      <w:r>
+        <w:rPr>
+          <w:b w:val="0"/>
+          <w:bCs w:val="0"/>
+          <w:i w:val="0"/>
+          <w:iCs w:val="0"/>
+          <w:color w:val="000000" w:themeColor="text1"/>
+          <w:sz w:val="28"/>
+          <w:szCs w:val="28"/>
+        </w:rPr>
+        <w:fldChar w:fldCharType="separate"/>
+      </w:r>
+      <w:r>
+        <w:rPr>
+          <w:b w:val="0"/>
+          <w:bCs w:val="0"/>
+          <w:i w:val="0"/>
+          <w:iCs w:val="0"/>
+          <w:noProof/>
+          <w:color w:val="000000" w:themeColor="text1"/>
+          <w:sz w:val="28"/>
+          <w:szCs w:val="28"/>
+        </w:rPr>
+        <w:t>32</w:t>
+      </w:r>
+      <w:r>
+        <w:rPr>
+          <w:b w:val="0"/>
+          <w:bCs w:val="0"/>
+          <w:i w:val="0"/>
+          <w:iCs w:val="0"/>
+          <w:color w:val="000000" w:themeColor="text1"/>
+          <w:sz w:val="28"/>
+          <w:szCs w:val="28"/>
+        </w:rPr>
+        <w:fldChar w:fldCharType="end"/>
+      </w:r>
+      <w:r>
+        <w:rPr>
+          <w:b w:val="0"/>
+          <w:bCs w:val="0"/>
+          <w:i w:val="0"/>
+          <w:iCs w:val="0"/>
+          <w:color w:val="000000" w:themeColor="text1"/>
+          <w:sz w:val="28"/>
+          <w:szCs w:val="28"/>
+        </w:rPr>
+        <w:t xml:space="preserve"> – </w:t>
+      </w:r>
+      <w:r>
+        <w:rPr>
+          <w:b w:val="0"/>
+          <w:bCs w:val="0"/>
+          <w:i w:val="0"/>
+          <w:iCs w:val="0"/>
+          <w:color w:val="000000" w:themeColor="text1"/>
+          <w:sz w:val="28"/>
+          <w:szCs w:val="28"/>
+        </w:rPr>
+        <w:t>Структура для хранения данных</w:t>
+      </w:r>
+    </w:p>
+    <w:p>
+      <w:pPr>
+        <w:keepNext/>
+      </w:pPr>
+      <w:r>
+        <w:rPr>
+          <w:noProof/>
+          <w:lang w:val="en-US"/>
+        </w:rPr>
+        <w:lastRenderedPageBreak/>
+        <w:drawing>
+          <wp:inline distT="0" distB="0" distL="0" distR="0" wp14:anchorId="29F2EC3C" wp14:editId="5AB2BB3C">
+            <wp:extent cx="2497424" cy="3777176"/>
+            <wp:effectExtent l="0" t="0" r="0" b="0"/>
+            <wp:docPr id="907785038" name="Рисунок 1"/>
+            <wp:cNvGraphicFramePr>
+              <a:graphicFrameLocks xmlns:a="http://schemas.openxmlformats.org/drawingml/2006/main" noChangeAspect="1"/>
+            </wp:cNvGraphicFramePr>
+            <a:graphic xmlns:a="http://schemas.openxmlformats.org/drawingml/2006/main">
+              <a:graphicData uri="http://schemas.openxmlformats.org/drawingml/2006/picture">
+                <pic:pic xmlns:pic="http://schemas.openxmlformats.org/drawingml/2006/picture">
+                  <pic:nvPicPr>
+                    <pic:cNvPr id="907785038" name=""/>
+                    <pic:cNvPicPr/>
+                  </pic:nvPicPr>
+                  <pic:blipFill>
+                    <a:blip r:embed="rId40"/>
+                    <a:stretch>
+                      <a:fillRect/>
+                    </a:stretch>
+                  </pic:blipFill>
+                  <pic:spPr>
+                    <a:xfrm>
+                      <a:off x="0" y="0"/>
+                      <a:ext cx="2524343" cy="3817888"/>
+                    </a:xfrm>
+                    <a:prstGeom prst="rect">
+                      <a:avLst/>
+                    </a:prstGeom>
+                  </pic:spPr>
+                </pic:pic>
+              </a:graphicData>
+            </a:graphic>
+          </wp:inline>
+        </w:drawing>
+      </w:r>
+    </w:p>
+    <w:p>
+      <w:pPr>
+        <w:pStyle w:val="ac"/>
+        <w:rPr>
+          <w:b w:val="0"/>
+          <w:bCs w:val="0"/>
+          <w:i w:val="0"/>
+          <w:iCs w:val="0"/>
+          <w:color w:val="000000" w:themeColor="text1"/>
+          <w:sz w:val="28"/>
+          <w:szCs w:val="28"/>
+          <w:lang w:val="en-US"/>
+        </w:rPr>
+      </w:pPr>
+      <w:r>
+        <w:rPr>
+          <w:b w:val="0"/>
+          <w:bCs w:val="0"/>
+          <w:i w:val="0"/>
+          <w:iCs w:val="0"/>
+          <w:color w:val="000000" w:themeColor="text1"/>
+          <w:sz w:val="28"/>
+          <w:szCs w:val="28"/>
+        </w:rPr>
+        <w:t xml:space="preserve">Рисунок </w:t>
+      </w:r>
+      <w:r>
+        <w:rPr>
+          <w:b w:val="0"/>
+          <w:bCs w:val="0"/>
+          <w:i w:val="0"/>
+          <w:iCs w:val="0"/>
+          <w:color w:val="000000" w:themeColor="text1"/>
+          <w:sz w:val="28"/>
+          <w:szCs w:val="28"/>
+        </w:rPr>
+        <w:fldChar w:fldCharType="begin"/>
+      </w:r>
+      <w:r>
+        <w:rPr>
+          <w:b w:val="0"/>
+          <w:bCs w:val="0"/>
+          <w:i w:val="0"/>
+          <w:iCs w:val="0"/>
+          <w:color w:val="000000" w:themeColor="text1"/>
+          <w:sz w:val="28"/>
+          <w:szCs w:val="28"/>
+        </w:rPr>
+        <w:instrText xml:space="preserve"> SEQ Рисунок \* ARABIC </w:instrText>
+      </w:r>
+      <w:r>
+        <w:rPr>
+          <w:b w:val="0"/>
+          <w:bCs w:val="0"/>
+          <w:i w:val="0"/>
+          <w:iCs w:val="0"/>
+          <w:color w:val="000000" w:themeColor="text1"/>
+          <w:sz w:val="28"/>
+          <w:szCs w:val="28"/>
+        </w:rPr>
+        <w:fldChar w:fldCharType="separate"/>
+      </w:r>
+      <w:r>
+        <w:rPr>
+          <w:b w:val="0"/>
+          <w:bCs w:val="0"/>
+          <w:i w:val="0"/>
+          <w:iCs w:val="0"/>
+          <w:noProof/>
+          <w:color w:val="000000" w:themeColor="text1"/>
+          <w:sz w:val="28"/>
+          <w:szCs w:val="28"/>
+        </w:rPr>
+        <w:t>33</w:t>
+      </w:r>
+      <w:r>
+        <w:rPr>
+          <w:b w:val="0"/>
+          <w:bCs w:val="0"/>
+          <w:i w:val="0"/>
+          <w:iCs w:val="0"/>
+          <w:color w:val="000000" w:themeColor="text1"/>
+          <w:sz w:val="28"/>
+          <w:szCs w:val="28"/>
+        </w:rPr>
+        <w:fldChar w:fldCharType="end"/>
+      </w:r>
+      <w:r>
+        <w:rPr>
+          <w:b w:val="0"/>
+          <w:bCs w:val="0"/>
+          <w:i w:val="0"/>
+          <w:iCs w:val="0"/>
+          <w:color w:val="000000" w:themeColor="text1"/>
+          <w:sz w:val="28"/>
+          <w:szCs w:val="28"/>
+        </w:rPr>
+        <w:t xml:space="preserve"> – Класс </w:t>
+      </w:r>
+      <w:proofErr w:type="spellStart"/>
+      <w:r>
+        <w:rPr>
+          <w:b w:val="0"/>
+          <w:bCs w:val="0"/>
+          <w:i w:val="0"/>
+          <w:iCs w:val="0"/>
+          <w:color w:val="000000" w:themeColor="text1"/>
+          <w:sz w:val="28"/>
+          <w:szCs w:val="28"/>
+          <w:lang w:val="en-US"/>
+        </w:rPr>
+        <w:t>MainWindow</w:t>
+      </w:r>
+      <w:proofErr w:type="spellEnd"/>
+    </w:p>
+    <w:p/>
+    <w:p>
+      <w:pPr>
+        <w:keepNext/>
+      </w:pPr>
+      <w:r>
+        <w:rPr>
+          <w:noProof/>
+          <w:lang w:val="en-US"/>
+        </w:rPr>
+        <w:drawing>
+          <wp:inline distT="0" distB="0" distL="0" distR="0" wp14:anchorId="7D329AB4" wp14:editId="442B0A76">
+            <wp:extent cx="3228340" cy="3768144"/>
+            <wp:effectExtent l="0" t="0" r="0" b="3810"/>
+            <wp:docPr id="1114515564" name="Рисунок 1"/>
+            <wp:cNvGraphicFramePr>
+              <a:graphicFrameLocks xmlns:a="http://schemas.openxmlformats.org/drawingml/2006/main" noChangeAspect="1"/>
+            </wp:cNvGraphicFramePr>
+            <a:graphic xmlns:a="http://schemas.openxmlformats.org/drawingml/2006/main">
+              <a:graphicData uri="http://schemas.openxmlformats.org/drawingml/2006/picture">
+                <pic:pic xmlns:pic="http://schemas.openxmlformats.org/drawingml/2006/picture">
+                  <pic:nvPicPr>
+                    <pic:cNvPr id="1114515564" name=""/>
+                    <pic:cNvPicPr/>
+                  </pic:nvPicPr>
+                  <pic:blipFill>
+                    <a:blip r:embed="rId41"/>
+                    <a:stretch>
+                      <a:fillRect/>
+                    </a:stretch>
+                  </pic:blipFill>
+                  <pic:spPr>
+                    <a:xfrm>
+                      <a:off x="0" y="0"/>
+                      <a:ext cx="3244791" cy="3787345"/>
+                    </a:xfrm>
+                    <a:prstGeom prst="rect">
+                      <a:avLst/>
+                    </a:prstGeom>
+                  </pic:spPr>
+                </pic:pic>
+              </a:graphicData>
+            </a:graphic>
+          </wp:inline>
+        </w:drawing>
+      </w:r>
+    </w:p>
+    <w:p>
+      <w:pPr>
+        <w:pStyle w:val="ac"/>
+        <w:rPr>
+          <w:b w:val="0"/>
+          <w:bCs w:val="0"/>
+          <w:i w:val="0"/>
+          <w:iCs w:val="0"/>
+          <w:color w:val="000000" w:themeColor="text1"/>
+          <w:sz w:val="28"/>
+          <w:szCs w:val="28"/>
+        </w:rPr>
+      </w:pPr>
+      <w:r>
+        <w:rPr>
+          <w:b w:val="0"/>
+          <w:bCs w:val="0"/>
+          <w:i w:val="0"/>
+          <w:iCs w:val="0"/>
+          <w:color w:val="000000" w:themeColor="text1"/>
+          <w:sz w:val="28"/>
+          <w:szCs w:val="28"/>
+        </w:rPr>
+        <w:t xml:space="preserve">Рисунок </w:t>
+      </w:r>
+      <w:r>
+        <w:rPr>
+          <w:b w:val="0"/>
+          <w:bCs w:val="0"/>
+          <w:i w:val="0"/>
+          <w:iCs w:val="0"/>
+          <w:color w:val="000000" w:themeColor="text1"/>
+          <w:sz w:val="28"/>
+          <w:szCs w:val="28"/>
+        </w:rPr>
+        <w:fldChar w:fldCharType="begin"/>
+      </w:r>
+      <w:r>
+        <w:rPr>
+          <w:b w:val="0"/>
+          <w:bCs w:val="0"/>
+          <w:i w:val="0"/>
+          <w:iCs w:val="0"/>
+          <w:color w:val="000000" w:themeColor="text1"/>
+          <w:sz w:val="28"/>
+          <w:szCs w:val="28"/>
+        </w:rPr>
+        <w:instrText xml:space="preserve"> SEQ Рисунок \* ARABIC </w:instrText>
+      </w:r>
+      <w:r>
+        <w:rPr>
+          <w:b w:val="0"/>
+          <w:bCs w:val="0"/>
+          <w:i w:val="0"/>
+          <w:iCs w:val="0"/>
+          <w:color w:val="000000" w:themeColor="text1"/>
+          <w:sz w:val="28"/>
+          <w:szCs w:val="28"/>
+        </w:rPr>
+        <w:fldChar w:fldCharType="separate"/>
+      </w:r>
+      <w:r>
+        <w:rPr>
+          <w:b w:val="0"/>
+          <w:bCs w:val="0"/>
+          <w:i w:val="0"/>
+          <w:iCs w:val="0"/>
+          <w:noProof/>
+          <w:color w:val="000000" w:themeColor="text1"/>
+          <w:sz w:val="28"/>
+          <w:szCs w:val="28"/>
+        </w:rPr>
+        <w:t>34</w:t>
+      </w:r>
+      <w:r>
+        <w:rPr>
+          <w:b w:val="0"/>
+          <w:bCs w:val="0"/>
+          <w:i w:val="0"/>
+          <w:iCs w:val="0"/>
+          <w:color w:val="000000" w:themeColor="text1"/>
+          <w:sz w:val="28"/>
+          <w:szCs w:val="28"/>
+        </w:rPr>
+        <w:fldChar w:fldCharType="end"/>
+      </w:r>
+      <w:r>
+        <w:rPr>
+          <w:b w:val="0"/>
+          <w:bCs w:val="0"/>
+          <w:i w:val="0"/>
+          <w:iCs w:val="0"/>
+          <w:color w:val="000000" w:themeColor="text1"/>
+          <w:sz w:val="28"/>
+          <w:szCs w:val="28"/>
+        </w:rPr>
+        <w:t xml:space="preserve"> – </w:t>
+      </w:r>
+      <w:r>
+        <w:rPr>
+          <w:b w:val="0"/>
+          <w:bCs w:val="0"/>
+          <w:i w:val="0"/>
+          <w:iCs w:val="0"/>
+          <w:color w:val="000000" w:themeColor="text1"/>
+          <w:sz w:val="28"/>
+          <w:szCs w:val="28"/>
+        </w:rPr>
+        <w:t>Методы загрузки и создания файлов</w:t>
+      </w:r>
+    </w:p>
+    <w:p>
+      <w:pPr>
+        <w:keepNext/>
+      </w:pPr>
+      <w:r>
+        <w:rPr>
+          <w:noProof/>
+          <w:lang w:val="en-US"/>
+        </w:rPr>
+        <w:lastRenderedPageBreak/>
+        <w:drawing>
+          <wp:inline distT="0" distB="0" distL="0" distR="0" wp14:anchorId="3F8ECC7F" wp14:editId="15E8B404">
+            <wp:extent cx="4937125" cy="4598670"/>
+            <wp:effectExtent l="0" t="0" r="0" b="0"/>
+            <wp:docPr id="302883695" name="Рисунок 1"/>
+            <wp:cNvGraphicFramePr>
+              <a:graphicFrameLocks xmlns:a="http://schemas.openxmlformats.org/drawingml/2006/main" noChangeAspect="1"/>
+            </wp:cNvGraphicFramePr>
+            <a:graphic xmlns:a="http://schemas.openxmlformats.org/drawingml/2006/main">
+              <a:graphicData uri="http://schemas.openxmlformats.org/drawingml/2006/picture">
+                <pic:pic xmlns:pic="http://schemas.openxmlformats.org/drawingml/2006/picture">
+                  <pic:nvPicPr>
+                    <pic:cNvPr id="302883695" name=""/>
+                    <pic:cNvPicPr/>
+                  </pic:nvPicPr>
+                  <pic:blipFill>
+                    <a:blip r:embed="rId42">
+                      <a:extLst>
+                        <a:ext uri="{28A0092B-C50C-407E-A947-70E740481C1C}">
+                          <a14:useLocalDpi xmlns:a14="http://schemas.microsoft.com/office/drawing/2010/main" val="0"/>
+                        </a:ext>
+                      </a:extLst>
+                    </a:blip>
+                    <a:stretch>
+                      <a:fillRect/>
+                    </a:stretch>
+                  </pic:blipFill>
+                  <pic:spPr>
+                    <a:xfrm>
+                      <a:off x="0" y="0"/>
+                      <a:ext cx="4937125" cy="4598670"/>
+                    </a:xfrm>
+                    <a:prstGeom prst="rect">
+                      <a:avLst/>
+                    </a:prstGeom>
+                  </pic:spPr>
+                </pic:pic>
+              </a:graphicData>
+            </a:graphic>
+          </wp:inline>
+        </w:drawing>
+      </w:r>
+    </w:p>
+    <w:p>
+      <w:pPr>
+        <w:pStyle w:val="ac"/>
+        <w:rPr>
+          <w:b w:val="0"/>
+          <w:bCs w:val="0"/>
+          <w:i w:val="0"/>
+          <w:iCs w:val="0"/>
+          <w:color w:val="000000" w:themeColor="text1"/>
+          <w:sz w:val="28"/>
+          <w:szCs w:val="28"/>
+        </w:rPr>
+      </w:pPr>
+      <w:r>
+        <w:rPr>
+          <w:b w:val="0"/>
+          <w:bCs w:val="0"/>
+          <w:i w:val="0"/>
+          <w:iCs w:val="0"/>
+          <w:color w:val="000000" w:themeColor="text1"/>
+          <w:sz w:val="28"/>
+          <w:szCs w:val="28"/>
+        </w:rPr>
+        <w:t xml:space="preserve">Рисунок </w:t>
+      </w:r>
+      <w:r>
+        <w:rPr>
+          <w:b w:val="0"/>
+          <w:bCs w:val="0"/>
+          <w:i w:val="0"/>
+          <w:iCs w:val="0"/>
+          <w:color w:val="000000" w:themeColor="text1"/>
+          <w:sz w:val="28"/>
+          <w:szCs w:val="28"/>
+        </w:rPr>
+        <w:fldChar w:fldCharType="begin"/>
+      </w:r>
+      <w:r>
+        <w:rPr>
+          <w:b w:val="0"/>
+          <w:bCs w:val="0"/>
+          <w:i w:val="0"/>
+          <w:iCs w:val="0"/>
+          <w:color w:val="000000" w:themeColor="text1"/>
+          <w:sz w:val="28"/>
+          <w:szCs w:val="28"/>
+        </w:rPr>
+        <w:instrText xml:space="preserve"> SEQ Рисунок \* ARABIC </w:instrText>
+      </w:r>
+      <w:r>
+        <w:rPr>
+          <w:b w:val="0"/>
+          <w:bCs w:val="0"/>
+          <w:i w:val="0"/>
+          <w:iCs w:val="0"/>
+          <w:color w:val="000000" w:themeColor="text1"/>
+          <w:sz w:val="28"/>
+          <w:szCs w:val="28"/>
+        </w:rPr>
+        <w:fldChar w:fldCharType="separate"/>
+      </w:r>
+      <w:r>
+        <w:rPr>
+          <w:b w:val="0"/>
+          <w:bCs w:val="0"/>
+          <w:i w:val="0"/>
+          <w:iCs w:val="0"/>
+          <w:noProof/>
+          <w:color w:val="000000" w:themeColor="text1"/>
+          <w:sz w:val="28"/>
+          <w:szCs w:val="28"/>
+        </w:rPr>
+        <w:t>35</w:t>
+      </w:r>
+      <w:r>
+        <w:rPr>
+          <w:b w:val="0"/>
+          <w:bCs w:val="0"/>
+          <w:i w:val="0"/>
+          <w:iCs w:val="0"/>
+          <w:color w:val="000000" w:themeColor="text1"/>
+          <w:sz w:val="28"/>
+          <w:szCs w:val="28"/>
+        </w:rPr>
+        <w:fldChar w:fldCharType="end"/>
+      </w:r>
+      <w:r>
+        <w:rPr>
+          <w:b w:val="0"/>
+          <w:bCs w:val="0"/>
+          <w:i w:val="0"/>
+          <w:iCs w:val="0"/>
+          <w:color w:val="000000" w:themeColor="text1"/>
+          <w:sz w:val="28"/>
+          <w:szCs w:val="28"/>
+        </w:rPr>
+        <w:t xml:space="preserve"> – Методы чтения и записи данных в файл</w:t>
+      </w:r>
+    </w:p>
+    <w:p>
+      <w:pPr>
+        <w:keepNext/>
+      </w:pPr>
+      <w:r>
+        <w:lastRenderedPageBreak/>
+        <w:br w:type="textWrapping" w:clear="all"/>
+      </w:r>
+      <w:r>
+        <w:rPr>
+          <w:noProof/>
+          <w:lang w:val="en-US"/>
+        </w:rPr>
+        <w:drawing>
+          <wp:inline distT="0" distB="0" distL="0" distR="0" wp14:anchorId="73C0D032" wp14:editId="4700011B">
+            <wp:extent cx="4143953" cy="7363853"/>
+            <wp:effectExtent l="0" t="0" r="9525" b="8890"/>
+            <wp:docPr id="1145538624" name="Рисунок 1"/>
+            <wp:cNvGraphicFramePr>
+              <a:graphicFrameLocks xmlns:a="http://schemas.openxmlformats.org/drawingml/2006/main" noChangeAspect="1"/>
+            </wp:cNvGraphicFramePr>
+            <a:graphic xmlns:a="http://schemas.openxmlformats.org/drawingml/2006/main">
+              <a:graphicData uri="http://schemas.openxmlformats.org/drawingml/2006/picture">
+                <pic:pic xmlns:pic="http://schemas.openxmlformats.org/drawingml/2006/picture">
+                  <pic:nvPicPr>
+                    <pic:cNvPr id="1145538624" name=""/>
+                    <pic:cNvPicPr/>
+                  </pic:nvPicPr>
+                  <pic:blipFill>
+                    <a:blip r:embed="rId43"/>
+                    <a:stretch>
+                      <a:fillRect/>
+                    </a:stretch>
+                  </pic:blipFill>
+                  <pic:spPr>
+                    <a:xfrm>
+                      <a:off x="0" y="0"/>
+                      <a:ext cx="4143953" cy="7363853"/>
+                    </a:xfrm>
+                    <a:prstGeom prst="rect">
+                      <a:avLst/>
+                    </a:prstGeom>
+                  </pic:spPr>
+                </pic:pic>
+              </a:graphicData>
+            </a:graphic>
+          </wp:inline>
+        </w:drawing>
+      </w:r>
+    </w:p>
+    <w:p>
+      <w:pPr>
+        <w:pStyle w:val="ac"/>
+        <w:rPr>
+          <w:b w:val="0"/>
+          <w:bCs w:val="0"/>
+          <w:i w:val="0"/>
+          <w:iCs w:val="0"/>
+          <w:color w:val="000000" w:themeColor="text1"/>
+          <w:sz w:val="28"/>
+          <w:szCs w:val="28"/>
+        </w:rPr>
+      </w:pPr>
+      <w:r>
+        <w:rPr>
+          <w:b w:val="0"/>
+          <w:bCs w:val="0"/>
+          <w:i w:val="0"/>
+          <w:iCs w:val="0"/>
+          <w:color w:val="000000" w:themeColor="text1"/>
+          <w:sz w:val="28"/>
+          <w:szCs w:val="28"/>
+        </w:rPr>
+        <w:t xml:space="preserve">Рисунок </w:t>
+      </w:r>
+      <w:r>
+        <w:rPr>
+          <w:b w:val="0"/>
+          <w:bCs w:val="0"/>
+          <w:i w:val="0"/>
+          <w:iCs w:val="0"/>
+          <w:color w:val="000000" w:themeColor="text1"/>
+          <w:sz w:val="28"/>
+          <w:szCs w:val="28"/>
+        </w:rPr>
+        <w:fldChar w:fldCharType="begin"/>
+      </w:r>
+      <w:r>
+        <w:rPr>
+          <w:b w:val="0"/>
+          <w:bCs w:val="0"/>
+          <w:i w:val="0"/>
+          <w:iCs w:val="0"/>
+          <w:color w:val="000000" w:themeColor="text1"/>
+          <w:sz w:val="28"/>
+          <w:szCs w:val="28"/>
+        </w:rPr>
+        <w:instrText xml:space="preserve"> SEQ Рисунок \* ARABIC </w:instrText>
+      </w:r>
+      <w:r>
+        <w:rPr>
+          <w:b w:val="0"/>
+          <w:bCs w:val="0"/>
+          <w:i w:val="0"/>
+          <w:iCs w:val="0"/>
+          <w:color w:val="000000" w:themeColor="text1"/>
+          <w:sz w:val="28"/>
+          <w:szCs w:val="28"/>
+        </w:rPr>
+        <w:fldChar w:fldCharType="separate"/>
+      </w:r>
+      <w:r>
+        <w:rPr>
+          <w:b w:val="0"/>
+          <w:bCs w:val="0"/>
+          <w:i w:val="0"/>
+          <w:iCs w:val="0"/>
+          <w:noProof/>
+          <w:color w:val="000000" w:themeColor="text1"/>
+          <w:sz w:val="28"/>
+          <w:szCs w:val="28"/>
+        </w:rPr>
+        <w:t>36</w:t>
+      </w:r>
+      <w:r>
+        <w:rPr>
+          <w:b w:val="0"/>
+          <w:bCs w:val="0"/>
+          <w:i w:val="0"/>
+          <w:iCs w:val="0"/>
+          <w:color w:val="000000" w:themeColor="text1"/>
+          <w:sz w:val="28"/>
+          <w:szCs w:val="28"/>
+        </w:rPr>
+        <w:fldChar w:fldCharType="end"/>
+      </w:r>
+      <w:r>
+        <w:rPr>
+          <w:b w:val="0"/>
+          <w:bCs w:val="0"/>
+          <w:i w:val="0"/>
+          <w:iCs w:val="0"/>
+          <w:color w:val="000000" w:themeColor="text1"/>
+          <w:sz w:val="28"/>
+          <w:szCs w:val="28"/>
+        </w:rPr>
+        <w:t xml:space="preserve"> – Методы добавления, удаления и фильтрации данных</w:t>
+      </w:r>
+    </w:p>
+    <w:p>
+      <w:pPr>
+        <w:jc w:val="left"/>
+      </w:pPr>
+    </w:p>
+    <w:p>
+      <w:pPr>
+        <w:keepNext/>
+      </w:pPr>
+      <w:r>
+        <w:rPr>
+          <w:noProof/>
+          <w:lang w:val="en-US"/>
+        </w:rPr>
+        <w:lastRenderedPageBreak/>
+        <w:drawing>
+          <wp:inline distT="0" distB="0" distL="0" distR="0" wp14:anchorId="0B7A85F0" wp14:editId="26F7731A">
+            <wp:extent cx="4162425" cy="3023235"/>
+            <wp:effectExtent l="0" t="0" r="9525" b="5715"/>
+            <wp:docPr id="1401203457" name="Рисунок 1"/>
+            <wp:cNvGraphicFramePr>
+              <a:graphicFrameLocks xmlns:a="http://schemas.openxmlformats.org/drawingml/2006/main" noChangeAspect="1"/>
+            </wp:cNvGraphicFramePr>
+            <a:graphic xmlns:a="http://schemas.openxmlformats.org/drawingml/2006/main">
+              <a:graphicData uri="http://schemas.openxmlformats.org/drawingml/2006/picture">
+                <pic:pic xmlns:pic="http://schemas.openxmlformats.org/drawingml/2006/picture">
+                  <pic:nvPicPr>
+                    <pic:cNvPr id="1401203457" name=""/>
+                    <pic:cNvPicPr/>
+                  </pic:nvPicPr>
+                  <pic:blipFill>
+                    <a:blip r:embed="rId44">
+                      <a:extLst>
+                        <a:ext uri="{28A0092B-C50C-407E-A947-70E740481C1C}">
+                          <a14:useLocalDpi xmlns:a14="http://schemas.microsoft.com/office/drawing/2010/main" val="0"/>
+                        </a:ext>
+                      </a:extLst>
+                    </a:blip>
+                    <a:stretch>
+                      <a:fillRect/>
+                    </a:stretch>
+                  </pic:blipFill>
+                  <pic:spPr>
+                    <a:xfrm>
+                      <a:off x="0" y="0"/>
+                      <a:ext cx="4162425" cy="3023235"/>
+                    </a:xfrm>
+                    <a:prstGeom prst="rect">
+                      <a:avLst/>
+                    </a:prstGeom>
+                  </pic:spPr>
+                </pic:pic>
+              </a:graphicData>
+            </a:graphic>
+          </wp:inline>
+        </w:drawing>
+      </w:r>
+    </w:p>
+    <w:p>
+      <w:pPr>
+        <w:pStyle w:val="ac"/>
+        <w:rPr>
+          <w:b w:val="0"/>
+          <w:bCs w:val="0"/>
+          <w:i w:val="0"/>
+          <w:iCs w:val="0"/>
+          <w:color w:val="000000" w:themeColor="text1"/>
+          <w:sz w:val="28"/>
+          <w:szCs w:val="28"/>
+        </w:rPr>
+      </w:pPr>
+      <w:r>
+        <w:rPr>
+          <w:b w:val="0"/>
+          <w:bCs w:val="0"/>
+          <w:i w:val="0"/>
+          <w:iCs w:val="0"/>
+          <w:color w:val="000000" w:themeColor="text1"/>
+          <w:sz w:val="28"/>
+          <w:szCs w:val="28"/>
+        </w:rPr>
+        <w:t xml:space="preserve">Рисунок </w:t>
+      </w:r>
+      <w:r>
+        <w:rPr>
+          <w:b w:val="0"/>
+          <w:bCs w:val="0"/>
+          <w:i w:val="0"/>
+          <w:iCs w:val="0"/>
+          <w:color w:val="000000" w:themeColor="text1"/>
+          <w:sz w:val="28"/>
+          <w:szCs w:val="28"/>
+        </w:rPr>
+        <w:fldChar w:fldCharType="begin"/>
+      </w:r>
+      <w:r>
+        <w:rPr>
+          <w:b w:val="0"/>
+          <w:bCs w:val="0"/>
+          <w:i w:val="0"/>
+          <w:iCs w:val="0"/>
+          <w:color w:val="000000" w:themeColor="text1"/>
+          <w:sz w:val="28"/>
+          <w:szCs w:val="28"/>
+        </w:rPr>
+        <w:instrText xml:space="preserve"> SEQ Рисунок \* ARABIC </w:instrText>
+      </w:r>
+      <w:r>
+        <w:rPr>
+          <w:b w:val="0"/>
+          <w:bCs w:val="0"/>
+          <w:i w:val="0"/>
+          <w:iCs w:val="0"/>
+          <w:color w:val="000000" w:themeColor="text1"/>
+          <w:sz w:val="28"/>
+          <w:szCs w:val="28"/>
+        </w:rPr>
+        <w:fldChar w:fldCharType="separate"/>
+      </w:r>
+      <w:r>
+        <w:rPr>
+          <w:b w:val="0"/>
+          <w:bCs w:val="0"/>
+          <w:i w:val="0"/>
+          <w:iCs w:val="0"/>
+          <w:noProof/>
+          <w:color w:val="000000" w:themeColor="text1"/>
+          <w:sz w:val="28"/>
+          <w:szCs w:val="28"/>
+        </w:rPr>
+        <w:t>37</w:t>
+      </w:r>
+      <w:r>
+        <w:rPr>
+          <w:b w:val="0"/>
+          <w:bCs w:val="0"/>
+          <w:i w:val="0"/>
+          <w:iCs w:val="0"/>
+          <w:color w:val="000000" w:themeColor="text1"/>
+          <w:sz w:val="28"/>
+          <w:szCs w:val="28"/>
+        </w:rPr>
+        <w:fldChar w:fldCharType="end"/>
+      </w:r>
+      <w:r>
+        <w:rPr>
+          <w:b w:val="0"/>
+          <w:bCs w:val="0"/>
+          <w:i w:val="0"/>
+          <w:iCs w:val="0"/>
+          <w:color w:val="000000" w:themeColor="text1"/>
+          <w:sz w:val="28"/>
+          <w:szCs w:val="28"/>
+        </w:rPr>
+        <w:t xml:space="preserve"> </w:t>
+      </w:r>
+      <w:r>
+        <w:rPr>
+          <w:b w:val="0"/>
+          <w:bCs w:val="0"/>
+          <w:i w:val="0"/>
+          <w:iCs w:val="0"/>
+          <w:color w:val="000000" w:themeColor="text1"/>
+          <w:sz w:val="28"/>
+          <w:szCs w:val="28"/>
+        </w:rPr>
+        <w:t>–</w:t>
+      </w:r>
+      <w:r>
+        <w:rPr>
+          <w:b w:val="0"/>
+          <w:bCs w:val="0"/>
+          <w:i w:val="0"/>
+          <w:iCs w:val="0"/>
+          <w:color w:val="000000" w:themeColor="text1"/>
+          <w:sz w:val="28"/>
+          <w:szCs w:val="28"/>
+        </w:rPr>
+        <w:t xml:space="preserve"> </w:t>
+      </w:r>
+      <w:r>
+        <w:rPr>
+          <w:b w:val="0"/>
+          <w:bCs w:val="0"/>
+          <w:i w:val="0"/>
+          <w:iCs w:val="0"/>
+          <w:color w:val="000000" w:themeColor="text1"/>
+          <w:sz w:val="28"/>
+          <w:szCs w:val="28"/>
+        </w:rPr>
+        <w:t xml:space="preserve">Методы </w:t>
+      </w:r>
+      <w:proofErr w:type="spellStart"/>
+      <w:r>
+        <w:rPr>
+          <w:b w:val="0"/>
+          <w:bCs w:val="0"/>
+          <w:i w:val="0"/>
+          <w:iCs w:val="0"/>
+          <w:color w:val="000000" w:themeColor="text1"/>
+          <w:sz w:val="28"/>
+          <w:szCs w:val="28"/>
+        </w:rPr>
+        <w:t>фильрации</w:t>
+      </w:r>
+      <w:proofErr w:type="spellEnd"/>
+    </w:p>
+    <w:p>
+      <w:pPr>
+        <w:jc w:val="left"/>
+      </w:pPr>
+    </w:p>
+    <w:p>
+      <w:pPr>
+        <w:keepNext/>
+      </w:pPr>
+      <w:r>
+        <w:rPr>
+          <w:noProof/>
+          <w:lang w:val="en-US"/>
+        </w:rPr>
+        <w:drawing>
+          <wp:inline distT="0" distB="0" distL="0" distR="0" wp14:anchorId="2DC25E1A" wp14:editId="4144778B">
+            <wp:extent cx="3565170" cy="4609652"/>
+            <wp:effectExtent l="0" t="0" r="0" b="635"/>
+            <wp:docPr id="2087316190" name="Рисунок 1"/>
+            <wp:cNvGraphicFramePr>
+              <a:graphicFrameLocks xmlns:a="http://schemas.openxmlformats.org/drawingml/2006/main" noChangeAspect="1"/>
+            </wp:cNvGraphicFramePr>
+            <a:graphic xmlns:a="http://schemas.openxmlformats.org/drawingml/2006/main">
+              <a:graphicData uri="http://schemas.openxmlformats.org/drawingml/2006/picture">
+                <pic:pic xmlns:pic="http://schemas.openxmlformats.org/drawingml/2006/picture">
+                  <pic:nvPicPr>
+                    <pic:cNvPr id="2087316190" name=""/>
+                    <pic:cNvPicPr/>
+                  </pic:nvPicPr>
+                  <pic:blipFill>
+                    <a:blip r:embed="rId45"/>
+                    <a:stretch>
+                      <a:fillRect/>
+                    </a:stretch>
+                  </pic:blipFill>
+                  <pic:spPr>
+                    <a:xfrm>
+                      <a:off x="0" y="0"/>
+                      <a:ext cx="3574519" cy="4621740"/>
+                    </a:xfrm>
+                    <a:prstGeom prst="rect">
+                      <a:avLst/>
+                    </a:prstGeom>
+                  </pic:spPr>
+                </pic:pic>
+              </a:graphicData>
+            </a:graphic>
+          </wp:inline>
+        </w:drawing>
+      </w:r>
+    </w:p>
+    <w:p>
+      <w:pPr>
+        <w:pStyle w:val="ac"/>
+        <w:rPr>
+          <w:b w:val="0"/>
+          <w:bCs w:val="0"/>
+          <w:i w:val="0"/>
+          <w:iCs w:val="0"/>
+          <w:color w:val="000000" w:themeColor="text1"/>
+          <w:sz w:val="28"/>
+          <w:szCs w:val="28"/>
+        </w:rPr>
+      </w:pPr>
+      <w:r>
+        <w:rPr>
+          <w:b w:val="0"/>
+          <w:bCs w:val="0"/>
+          <w:i w:val="0"/>
+          <w:iCs w:val="0"/>
+          <w:color w:val="000000" w:themeColor="text1"/>
+          <w:sz w:val="28"/>
+          <w:szCs w:val="28"/>
+        </w:rPr>
+        <w:t xml:space="preserve">Рисунок </w:t>
+      </w:r>
+      <w:r>
+        <w:rPr>
+          <w:b w:val="0"/>
+          <w:bCs w:val="0"/>
+          <w:i w:val="0"/>
+          <w:iCs w:val="0"/>
+          <w:color w:val="000000" w:themeColor="text1"/>
+          <w:sz w:val="28"/>
+          <w:szCs w:val="28"/>
+        </w:rPr>
+        <w:fldChar w:fldCharType="begin"/>
+      </w:r>
+      <w:r>
+        <w:rPr>
+          <w:b w:val="0"/>
+          <w:bCs w:val="0"/>
+          <w:i w:val="0"/>
+          <w:iCs w:val="0"/>
+          <w:color w:val="000000" w:themeColor="text1"/>
+          <w:sz w:val="28"/>
+          <w:szCs w:val="28"/>
+        </w:rPr>
+        <w:instrText xml:space="preserve"> SEQ Рисунок \* ARABIC </w:instrText>
+      </w:r>
+      <w:r>
+        <w:rPr>
+          <w:b w:val="0"/>
+          <w:bCs w:val="0"/>
+          <w:i w:val="0"/>
+          <w:iCs w:val="0"/>
+          <w:color w:val="000000" w:themeColor="text1"/>
+          <w:sz w:val="28"/>
+          <w:szCs w:val="28"/>
+        </w:rPr>
+        <w:fldChar w:fldCharType="separate"/>
+      </w:r>
+      <w:r>
+        <w:rPr>
+          <w:b w:val="0"/>
+          <w:bCs w:val="0"/>
+          <w:i w:val="0"/>
+          <w:iCs w:val="0"/>
+          <w:noProof/>
+          <w:color w:val="000000" w:themeColor="text1"/>
+          <w:sz w:val="28"/>
+          <w:szCs w:val="28"/>
+        </w:rPr>
+        <w:t>38</w:t>
+      </w:r>
+      <w:r>
+        <w:rPr>
+          <w:b w:val="0"/>
+          <w:bCs w:val="0"/>
+          <w:i w:val="0"/>
+          <w:iCs w:val="0"/>
+          <w:color w:val="000000" w:themeColor="text1"/>
+          <w:sz w:val="28"/>
+          <w:szCs w:val="28"/>
+        </w:rPr>
+        <w:fldChar w:fldCharType="end"/>
+      </w:r>
+      <w:r>
+        <w:rPr>
+          <w:b w:val="0"/>
+          <w:bCs w:val="0"/>
+          <w:i w:val="0"/>
+          <w:iCs w:val="0"/>
+          <w:color w:val="000000" w:themeColor="text1"/>
+          <w:sz w:val="28"/>
+          <w:szCs w:val="28"/>
+        </w:rPr>
+        <w:t xml:space="preserve"> – Класс окна добавления нового элемента</w:t>
+      </w:r>
+    </w:p>
+    <w:p>
+      <w:pPr>
+        <w:jc w:val="left"/>
+      </w:pPr>
+    </w:p>
+    <w:p>
+      <w:pPr>
+        <w:keepNext/>
+        <w:jc w:val="left"/>
+      </w:pPr>
+      <w:r>
+        <w:lastRenderedPageBreak/>
+        <w:br w:type="textWrapping" w:clear="all"/>
+      </w:r>
+      <w:r>
+        <w:rPr>
+          <w:noProof/>
+          <w:lang w:val="en-US"/>
+        </w:rPr>
+        <w:drawing>
+          <wp:inline distT="0" distB="0" distL="0" distR="0" wp14:anchorId="5EC8381D" wp14:editId="770EFA15">
+            <wp:extent cx="5939790" cy="3989070"/>
+            <wp:effectExtent l="0" t="0" r="3810" b="0"/>
+            <wp:docPr id="1985930825" name="Рисунок 1"/>
+            <wp:cNvGraphicFramePr>
+              <a:graphicFrameLocks xmlns:a="http://schemas.openxmlformats.org/drawingml/2006/main" noChangeAspect="1"/>
+            </wp:cNvGraphicFramePr>
+            <a:graphic xmlns:a="http://schemas.openxmlformats.org/drawingml/2006/main">
+              <a:graphicData uri="http://schemas.openxmlformats.org/drawingml/2006/picture">
+                <pic:pic xmlns:pic="http://schemas.openxmlformats.org/drawingml/2006/picture">
+                  <pic:nvPicPr>
+                    <pic:cNvPr id="1985930825" name=""/>
+                    <pic:cNvPicPr/>
+                  </pic:nvPicPr>
+                  <pic:blipFill>
+                    <a:blip r:embed="rId46"/>
+                    <a:stretch>
+                      <a:fillRect/>
+                    </a:stretch>
+                  </pic:blipFill>
+                  <pic:spPr>
+                    <a:xfrm>
+                      <a:off x="0" y="0"/>
+                      <a:ext cx="5939790" cy="3989070"/>
+                    </a:xfrm>
+                    <a:prstGeom prst="rect">
+                      <a:avLst/>
+                    </a:prstGeom>
+                  </pic:spPr>
+                </pic:pic>
+              </a:graphicData>
+            </a:graphic>
+          </wp:inline>
+        </w:drawing>
+      </w:r>
+    </w:p>
+    <w:p>
+      <w:pPr>
+        <w:pStyle w:val="ac"/>
+        <w:rPr>
+          <w:b w:val="0"/>
+          <w:bCs w:val="0"/>
+          <w:i w:val="0"/>
+          <w:iCs w:val="0"/>
+          <w:color w:val="000000" w:themeColor="text1"/>
+          <w:sz w:val="28"/>
+          <w:szCs w:val="28"/>
+        </w:rPr>
+      </w:pPr>
+      <w:r>
+        <w:rPr>
+          <w:b w:val="0"/>
+          <w:bCs w:val="0"/>
+          <w:i w:val="0"/>
+          <w:iCs w:val="0"/>
+          <w:color w:val="000000" w:themeColor="text1"/>
+          <w:sz w:val="28"/>
+          <w:szCs w:val="28"/>
+        </w:rPr>
+        <w:t xml:space="preserve">Рисунок </w:t>
+      </w:r>
+      <w:r>
+        <w:rPr>
+          <w:b w:val="0"/>
+          <w:bCs w:val="0"/>
+          <w:i w:val="0"/>
+          <w:iCs w:val="0"/>
+          <w:color w:val="000000" w:themeColor="text1"/>
+          <w:sz w:val="28"/>
+          <w:szCs w:val="28"/>
+        </w:rPr>
+        <w:fldChar w:fldCharType="begin"/>
+      </w:r>
+      <w:r>
+        <w:rPr>
+          <w:b w:val="0"/>
+          <w:bCs w:val="0"/>
+          <w:i w:val="0"/>
+          <w:iCs w:val="0"/>
+          <w:color w:val="000000" w:themeColor="text1"/>
+          <w:sz w:val="28"/>
+          <w:szCs w:val="28"/>
+        </w:rPr>
+        <w:instrText xml:space="preserve"> SEQ Рисунок \* ARABIC </w:instrText>
+      </w:r>
+      <w:r>
+        <w:rPr>
+          <w:b w:val="0"/>
+          <w:bCs w:val="0"/>
+          <w:i w:val="0"/>
+          <w:iCs w:val="0"/>
+          <w:color w:val="000000" w:themeColor="text1"/>
+          <w:sz w:val="28"/>
+          <w:szCs w:val="28"/>
+        </w:rPr>
+        <w:fldChar w:fldCharType="separate"/>
+      </w:r>
+      <w:r>
+        <w:rPr>
+          <w:b w:val="0"/>
+          <w:bCs w:val="0"/>
+          <w:i w:val="0"/>
+          <w:iCs w:val="0"/>
+          <w:noProof/>
+          <w:color w:val="000000" w:themeColor="text1"/>
+          <w:sz w:val="28"/>
+          <w:szCs w:val="28"/>
+        </w:rPr>
+        <w:t>39</w:t>
+      </w:r>
+      <w:r>
+        <w:rPr>
+          <w:b w:val="0"/>
+          <w:bCs w:val="0"/>
+          <w:i w:val="0"/>
+          <w:iCs w:val="0"/>
+          <w:color w:val="000000" w:themeColor="text1"/>
+          <w:sz w:val="28"/>
+          <w:szCs w:val="28"/>
+        </w:rPr>
+        <w:fldChar w:fldCharType="end"/>
+      </w:r>
+      <w:r>
+        <w:rPr>
+          <w:b w:val="0"/>
+          <w:bCs w:val="0"/>
+          <w:i w:val="0"/>
+          <w:iCs w:val="0"/>
+          <w:color w:val="000000" w:themeColor="text1"/>
+          <w:sz w:val="28"/>
+          <w:szCs w:val="28"/>
+        </w:rPr>
+        <w:t xml:space="preserve"> – Реализация кнопки добавления</w:t>
+      </w:r>
+    </w:p>
+    <w:p/>
+    <w:p>
+      <w:pPr>
+        <w:ind w:firstLine="708"/>
+        <w:jc w:val="both"/>
+        <w:rPr>
+          <w:b w:val="0"/>
+          <w:bCs w:val="0"/>
+        </w:rPr>
+      </w:pPr>
+      <w:r>
+        <w:rPr>
+          <w:b w:val="0"/>
+          <w:bCs w:val="0"/>
+        </w:rPr>
+        <w:t>Вывод: В процессе разработки выполнена объектная декомпозиция, написан графический интерфейс, добавлены функции работы с файлами, фильтрации записей и вывода статистики. Готовая программа протестирована и полностью соответствует условиям задачи.</w:t>
+      </w:r>
+    </w:p>
     <w:sectPr>
+      <w:headerReference w:type="default" r:id="rId47"/>
+      <w:footerReference w:type="default" r:id="rId48"/>
       <w:pgSz w:w="11906" w:h="16838" w:code="9"/>
-      <w:pgMar w:top="1134" w:right="851" w:bottom="1134" w:left="1701" w:header="709" w:footer="709" w:gutter="0"/>
+      <w:pgMar w:top="142" w:right="851" w:bottom="1134" w:left="1701" w:header="709" w:footer="709" w:gutter="0"/>
       <w:cols w:space="708"/>
       <w:docGrid w:linePitch="360"/>
     </w:sectPr>
   </w:body>
 </w:document>
+</file>
+
+<file path=word/endnotes.xml><?xml version="1.0" encoding="utf-8"?>
+<w:endnotes xmlns:wpc="http://schemas.microsoft.com/office/word/2010/wordprocessingCanvas" xmlns:cx="http://schemas.microsoft.com/office/drawing/2014/chartex" xmlns:cx1="http://schemas.microsoft.com/office/drawing/2015/9/8/chartex" xmlns:cx2="http://schemas.microsoft.com/office/drawing/2015/10/21/chartex" xmlns:cx3="http://schemas.microsoft.com/office/drawing/2016/5/9/chartex" xmlns:cx4="http://schemas.microsoft.com/office/drawing/2016/5/10/chartex" xmlns:cx5="http://schemas.microsoft.com/office/drawing/2016/5/11/chartex" xmlns:cx6="http://schemas.microsoft.com/office/drawing/2016/5/12/chartex" xmlns:cx7="http://schemas.microsoft.com/office/drawing/2016/5/13/chartex" xmlns:cx8="http://schemas.microsoft.com/office/drawing/2016/5/14/chartex" xmlns:mc="http://schemas.openxmlformats.org/markup-compatibility/2006" xmlns:aink="http://schemas.microsoft.com/office/drawing/2016/ink" xmlns:am3d="http://schemas.microsoft.com/office/drawing/2017/model3d" xmlns:o="urn:schemas-microsoft-com:office:office" xmlns:oel="http://schemas.microsoft.com/office/2019/extlst" xmlns:r="http://schemas.openxmlformats.org/officeDocument/2006/relationships" xmlns:m="http://schemas.openxmlformats.org/officeDocument/2006/math" xmlns:v="urn:schemas-microsoft-com:vml" xmlns:wp14="http://schemas.microsoft.com/office/word/2010/wordprocessingDrawing" xmlns:wp="http://schemas.openxmlformats.org/drawingml/2006/wordprocessingDrawing" xmlns:w10="urn:schemas-microsoft-com:office:word" xmlns:w="http://schemas.openxmlformats.org/wordprocessingml/2006/main" xmlns:w14="http://schemas.microsoft.com/office/word/2010/wordml" xmlns:w15="http://schemas.microsoft.com/office/word/2012/wordml" xmlns:w16cex="http://schemas.microsoft.com/office/word/2018/wordml/cex" xmlns:w16cid="http://schemas.microsoft.com/office/word/2016/wordml/cid" xmlns:w16="http://schemas.microsoft.com/office/word/2018/wordml" xmlns:w16du="http://schemas.microsoft.com/office/word/2023/wordml/word16du" xmlns:w16sdtdh="http://schemas.microsoft.com/office/word/2020/wordml/sdtdatahash" xmlns:w16sdtfl="http://schemas.microsoft.com/office/word/2024/wordml/sdtformatlock" xmlns:w16se="http://schemas.microsoft.com/office/word/2015/wordml/symex" xmlns:wpg="http://schemas.microsoft.com/office/word/2010/wordprocessingGroup" xmlns:wpi="http://schemas.microsoft.com/office/word/2010/wordprocessingInk" xmlns:wne="http://schemas.microsoft.com/office/word/2006/wordml" xmlns:wps="http://schemas.microsoft.com/office/word/2010/wordprocessingShape" mc:Ignorable="w14 w15 w16se w16cid w16 w16cex w16sdtdh w16sdtfl w16du wp14">
+  <w:endnote w:type="separator" w:id="-1">
+    <w:p>
+      <w:r>
+        <w:separator/>
+      </w:r>
+    </w:p>
+  </w:endnote>
+  <w:endnote w:type="continuationSeparator" w:id="0">
+    <w:p>
+      <w:r>
+        <w:continuationSeparator/>
+      </w:r>
+    </w:p>
+  </w:endnote>
+</w:endnotes>
+</file>
+
+<file path=word/footer1.xml><?xml version="1.0" encoding="utf-8"?>
+<w:ftr xmlns:wpc="http://schemas.microsoft.com/office/word/2010/wordprocessingCanvas" xmlns:cx="http://schemas.microsoft.com/office/drawing/2014/chartex" xmlns:cx1="http://schemas.microsoft.com/office/drawing/2015/9/8/chartex" xmlns:cx2="http://schemas.microsoft.com/office/drawing/2015/10/21/chartex" xmlns:cx3="http://schemas.microsoft.com/office/drawing/2016/5/9/chartex" xmlns:cx4="http://schemas.microsoft.com/office/drawing/2016/5/10/chartex" xmlns:cx5="http://schemas.microsoft.com/office/drawing/2016/5/11/chartex" xmlns:cx6="http://schemas.microsoft.com/office/drawing/2016/5/12/chartex" xmlns:cx7="http://schemas.microsoft.com/office/drawing/2016/5/13/chartex" xmlns:cx8="http://schemas.microsoft.com/office/drawing/2016/5/14/chartex" xmlns:mc="http://schemas.openxmlformats.org/markup-compatibility/2006" xmlns:aink="http://schemas.microsoft.com/office/drawing/2016/ink" xmlns:am3d="http://schemas.microsoft.com/office/drawing/2017/model3d" xmlns:o="urn:schemas-microsoft-com:office:office" xmlns:oel="http://schemas.microsoft.com/office/2019/extlst" xmlns:r="http://schemas.openxmlformats.org/officeDocument/2006/relationships" xmlns:m="http://schemas.openxmlformats.org/officeDocument/2006/math" xmlns:v="urn:schemas-microsoft-com:vml" xmlns:wp14="http://schemas.microsoft.com/office/word/2010/wordprocessingDrawing" xmlns:wp="http://schemas.openxmlformats.org/drawingml/2006/wordprocessingDrawing" xmlns:w10="urn:schemas-microsoft-com:office:word" xmlns:w="http://schemas.openxmlformats.org/wordprocessingml/2006/main" xmlns:w14="http://schemas.microsoft.com/office/word/2010/wordml" xmlns:w15="http://schemas.microsoft.com/office/word/2012/wordml" xmlns:w16cex="http://schemas.microsoft.com/office/word/2018/wordml/cex" xmlns:w16cid="http://schemas.microsoft.com/office/word/2016/wordml/cid" xmlns:w16="http://schemas.microsoft.com/office/word/2018/wordml" xmlns:w16du="http://schemas.microsoft.com/office/word/2023/wordml/word16du" xmlns:w16sdtdh="http://schemas.microsoft.com/office/word/2020/wordml/sdtdatahash" xmlns:w16sdtfl="http://schemas.microsoft.com/office/word/2024/wordml/sdtformatlock" xmlns:w16se="http://schemas.microsoft.com/office/word/2015/wordml/symex" xmlns:wpg="http://schemas.microsoft.com/office/word/2010/wordprocessingGroup" xmlns:wpi="http://schemas.microsoft.com/office/word/2010/wordprocessingInk" xmlns:wne="http://schemas.microsoft.com/office/word/2006/wordml" xmlns:wps="http://schemas.microsoft.com/office/word/2010/wordprocessingShape" mc:Ignorable="w14 w15 w16se w16cid w16 w16cex w16sdtdh w16sdtfl w16du wp14">
+  <w:sdt>
+    <w:sdtPr>
+      <w:id w:val="-1827198085"/>
+      <w:docPartObj>
+        <w:docPartGallery w:val="Page Numbers (Bottom of Page)"/>
+        <w:docPartUnique/>
+      </w:docPartObj>
+    </w:sdtPr>
+    <w:sdtContent>
+      <w:p>
+        <w:pPr>
+          <w:pStyle w:val="af1"/>
+        </w:pPr>
+        <w:r>
+          <w:fldChar w:fldCharType="begin"/>
+        </w:r>
+        <w:r>
+          <w:instrText>PAGE   \* MERGEFORMAT</w:instrText>
+        </w:r>
+        <w:r>
+          <w:fldChar w:fldCharType="separate"/>
+        </w:r>
+        <w:r>
+          <w:t>2</w:t>
+        </w:r>
+        <w:r>
+          <w:fldChar w:fldCharType="end"/>
+        </w:r>
+      </w:p>
+    </w:sdtContent>
+  </w:sdt>
+  <w:p>
+    <w:pPr>
+      <w:pStyle w:val="af1"/>
+    </w:pPr>
+  </w:p>
+</w:ftr>
+</file>
+
+<file path=word/footnotes.xml><?xml version="1.0" encoding="utf-8"?>
+<w:footnotes xmlns:wpc="http://schemas.microsoft.com/office/word/2010/wordprocessingCanvas" xmlns:cx="http://schemas.microsoft.com/office/drawing/2014/chartex" xmlns:cx1="http://schemas.microsoft.com/office/drawing/2015/9/8/chartex" xmlns:cx2="http://schemas.microsoft.com/office/drawing/2015/10/21/chartex" xmlns:cx3="http://schemas.microsoft.com/office/drawing/2016/5/9/chartex" xmlns:cx4="http://schemas.microsoft.com/office/drawing/2016/5/10/chartex" xmlns:cx5="http://schemas.microsoft.com/office/drawing/2016/5/11/chartex" xmlns:cx6="http://schemas.microsoft.com/office/drawing/2016/5/12/chartex" xmlns:cx7="http://schemas.microsoft.com/office/drawing/2016/5/13/chartex" xmlns:cx8="http://schemas.microsoft.com/office/drawing/2016/5/14/chartex" xmlns:mc="http://schemas.openxmlformats.org/markup-compatibility/2006" xmlns:aink="http://schemas.microsoft.com/office/drawing/2016/ink" xmlns:am3d="http://schemas.microsoft.com/office/drawing/2017/model3d" xmlns:o="urn:schemas-microsoft-com:office:office" xmlns:oel="http://schemas.microsoft.com/office/2019/extlst" xmlns:r="http://schemas.openxmlformats.org/officeDocument/2006/relationships" xmlns:m="http://schemas.openxmlformats.org/officeDocument/2006/math" xmlns:v="urn:schemas-microsoft-com:vml" xmlns:wp14="http://schemas.microsoft.com/office/word/2010/wordprocessingDrawing" xmlns:wp="http://schemas.openxmlformats.org/drawingml/2006/wordprocessingDrawing" xmlns:w10="urn:schemas-microsoft-com:office:word" xmlns:w="http://schemas.openxmlformats.org/wordprocessingml/2006/main" xmlns:w14="http://schemas.microsoft.com/office/word/2010/wordml" xmlns:w15="http://schemas.microsoft.com/office/word/2012/wordml" xmlns:w16cex="http://schemas.microsoft.com/office/word/2018/wordml/cex" xmlns:w16cid="http://schemas.microsoft.com/office/word/2016/wordml/cid" xmlns:w16="http://schemas.microsoft.com/office/word/2018/wordml" xmlns:w16du="http://schemas.microsoft.com/office/word/2023/wordml/word16du" xmlns:w16sdtdh="http://schemas.microsoft.com/office/word/2020/wordml/sdtdatahash" xmlns:w16sdtfl="http://schemas.microsoft.com/office/word/2024/wordml/sdtformatlock" xmlns:w16se="http://schemas.microsoft.com/office/word/2015/wordml/symex" xmlns:wpg="http://schemas.microsoft.com/office/word/2010/wordprocessingGroup" xmlns:wpi="http://schemas.microsoft.com/office/word/2010/wordprocessingInk" xmlns:wne="http://schemas.microsoft.com/office/word/2006/wordml" xmlns:wps="http://schemas.microsoft.com/office/word/2010/wordprocessingShape" mc:Ignorable="w14 w15 w16se w16cid w16 w16cex w16sdtdh w16sdtfl w16du wp14">
+  <w:footnote w:type="separator" w:id="-1">
+    <w:p>
+      <w:r>
+        <w:separator/>
+      </w:r>
+    </w:p>
+  </w:footnote>
+  <w:footnote w:type="continuationSeparator" w:id="0">
+    <w:p>
+      <w:r>
+        <w:continuationSeparator/>
+      </w:r>
+    </w:p>
+  </w:footnote>
+</w:footnotes>
+</file>
+
+<file path=word/header1.xml><?xml version="1.0" encoding="utf-8"?>
+<w:hdr xmlns:wpc="http://schemas.microsoft.com/office/word/2010/wordprocessingCanvas" xmlns:cx="http://schemas.microsoft.com/office/drawing/2014/chartex" xmlns:cx1="http://schemas.microsoft.com/office/drawing/2015/9/8/chartex" xmlns:cx2="http://schemas.microsoft.com/office/drawing/2015/10/21/chartex" xmlns:cx3="http://schemas.microsoft.com/office/drawing/2016/5/9/chartex" xmlns:cx4="http://schemas.microsoft.com/office/drawing/2016/5/10/chartex" xmlns:cx5="http://schemas.microsoft.com/office/drawing/2016/5/11/chartex" xmlns:cx6="http://schemas.microsoft.com/office/drawing/2016/5/12/chartex" xmlns:cx7="http://schemas.microsoft.com/office/drawing/2016/5/13/chartex" xmlns:cx8="http://schemas.microsoft.com/office/drawing/2016/5/14/chartex" xmlns:mc="http://schemas.openxmlformats.org/markup-compatibility/2006" xmlns:aink="http://schemas.microsoft.com/office/drawing/2016/ink" xmlns:am3d="http://schemas.microsoft.com/office/drawing/2017/model3d" xmlns:o="urn:schemas-microsoft-com:office:office" xmlns:oel="http://schemas.microsoft.com/office/2019/extlst" xmlns:r="http://schemas.openxmlformats.org/officeDocument/2006/relationships" xmlns:m="http://schemas.openxmlformats.org/officeDocument/2006/math" xmlns:v="urn:schemas-microsoft-com:vml" xmlns:wp14="http://schemas.microsoft.com/office/word/2010/wordprocessingDrawing" xmlns:wp="http://schemas.openxmlformats.org/drawingml/2006/wordprocessingDrawing" xmlns:w10="urn:schemas-microsoft-com:office:word" xmlns:w="http://schemas.openxmlformats.org/wordprocessingml/2006/main" xmlns:w14="http://schemas.microsoft.com/office/word/2010/wordml" xmlns:w15="http://schemas.microsoft.com/office/word/2012/wordml" xmlns:w16cex="http://schemas.microsoft.com/office/word/2018/wordml/cex" xmlns:w16cid="http://schemas.microsoft.com/office/word/2016/wordml/cid" xmlns:w16="http://schemas.microsoft.com/office/word/2018/wordml" xmlns:w16du="http://schemas.microsoft.com/office/word/2023/wordml/word16du" xmlns:w16sdtdh="http://schemas.microsoft.com/office/word/2020/wordml/sdtdatahash" xmlns:w16sdtfl="http://schemas.microsoft.com/office/word/2024/wordml/sdtformatlock" xmlns:w16se="http://schemas.microsoft.com/office/word/2015/wordml/symex" xmlns:wpg="http://schemas.microsoft.com/office/word/2010/wordprocessingGroup" xmlns:wpi="http://schemas.microsoft.com/office/word/2010/wordprocessingInk" xmlns:wne="http://schemas.microsoft.com/office/word/2006/wordml" xmlns:wps="http://schemas.microsoft.com/office/word/2010/wordprocessingShape" mc:Ignorable="w14 w15 w16se w16cid w16 w16cex w16sdtdh w16sdtfl w16du wp14">
+  <w:p>
+    <w:pPr>
+      <w:pStyle w:val="af"/>
+      <w:rPr>
+        <w:lang w:val="en-US"/>
+      </w:rPr>
+    </w:pPr>
+  </w:p>
+  <w:p>
+    <w:pPr>
+      <w:pStyle w:val="af"/>
+      <w:rPr>
+        <w:lang w:val="en-US"/>
+      </w:rPr>
+    </w:pPr>
+  </w:p>
+</w:hdr>
+</file>
+
+<file path=word/numbering.xml><?xml version="1.0" encoding="utf-8"?>
+<w:numbering xmlns:wpc="http://schemas.microsoft.com/office/word/2010/wordprocessingCanvas" xmlns:cx="http://schemas.microsoft.com/office/drawing/2014/chartex" xmlns:cx1="http://schemas.microsoft.com/office/drawing/2015/9/8/chartex" xmlns:cx2="http://schemas.microsoft.com/office/drawing/2015/10/21/chartex" xmlns:cx3="http://schemas.microsoft.com/office/drawing/2016/5/9/chartex" xmlns:cx4="http://schemas.microsoft.com/office/drawing/2016/5/10/chartex" xmlns:cx5="http://schemas.microsoft.com/office/drawing/2016/5/11/chartex" xmlns:cx6="http://schemas.microsoft.com/office/drawing/2016/5/12/chartex" xmlns:cx7="http://schemas.microsoft.com/office/drawing/2016/5/13/chartex" xmlns:cx8="http://schemas.microsoft.com/office/drawing/2016/5/14/chartex" xmlns:mc="http://schemas.openxmlformats.org/markup-compatibility/2006" xmlns:aink="http://schemas.microsoft.com/office/drawing/2016/ink" xmlns:am3d="http://schemas.microsoft.com/office/drawing/2017/model3d" xmlns:o="urn:schemas-microsoft-com:office:office" xmlns:oel="http://schemas.microsoft.com/office/2019/extlst" xmlns:r="http://schemas.openxmlformats.org/officeDocument/2006/relationships" xmlns:m="http://schemas.openxmlformats.org/officeDocument/2006/math" xmlns:v="urn:schemas-microsoft-com:vml" xmlns:wp14="http://schemas.microsoft.com/office/word/2010/wordprocessingDrawing" xmlns:wp="http://schemas.openxmlformats.org/drawingml/2006/wordprocessingDrawing" xmlns:w10="urn:schemas-microsoft-com:office:word" xmlns:w="http://schemas.openxmlformats.org/wordprocessingml/2006/main" xmlns:w14="http://schemas.microsoft.com/office/word/2010/wordml" xmlns:w15="http://schemas.microsoft.com/office/word/2012/wordml" xmlns:w16cex="http://schemas.microsoft.com/office/word/2018/wordml/cex" xmlns:w16cid="http://schemas.microsoft.com/office/word/2016/wordml/cid" xmlns:w16="http://schemas.microsoft.com/office/word/2018/wordml" xmlns:w16du="http://schemas.microsoft.com/office/word/2023/wordml/word16du" xmlns:w16sdtdh="http://schemas.microsoft.com/office/word/2020/wordml/sdtdatahash" xmlns:w16sdtfl="http://schemas.microsoft.com/office/word/2024/wordml/sdtformatlock" xmlns:w16se="http://schemas.microsoft.com/office/word/2015/wordml/symex" xmlns:wpg="http://schemas.microsoft.com/office/word/2010/wordprocessingGroup" xmlns:wpi="http://schemas.microsoft.com/office/word/2010/wordprocessingInk" xmlns:wne="http://schemas.microsoft.com/office/word/2006/wordml" xmlns:wps="http://schemas.microsoft.com/office/word/2010/wordprocessingShape" mc:Ignorable="w14 w15 w16se w16cid w16 w16cex w16sdtdh w16sdtfl w16du wp14">
+  <w:abstractNum w:abstractNumId="0" w15:restartNumberingAfterBreak="0">
+    <w:nsid w:val="134C7F21"/>
+    <w:multiLevelType w:val="multilevel"/>
+    <w:tmpl w:val="D9309E44"/>
+    <w:lvl w:ilvl="0">
+      <w:start w:val="1"/>
+      <w:numFmt w:val="decimal"/>
+      <w:lvlText w:val="%1"/>
+      <w:lvlJc w:val="left"/>
+      <w:pPr>
+        <w:ind w:left="420" w:hanging="420"/>
+      </w:pPr>
+      <w:rPr>
+        <w:rFonts w:hint="default"/>
+      </w:rPr>
+    </w:lvl>
+    <w:lvl w:ilvl="1">
+      <w:start w:val="1"/>
+      <w:numFmt w:val="decimal"/>
+      <w:lvlText w:val="%1.%2"/>
+      <w:lvlJc w:val="left"/>
+      <w:pPr>
+        <w:ind w:left="420" w:hanging="420"/>
+      </w:pPr>
+      <w:rPr>
+        <w:rFonts w:hint="default"/>
+      </w:rPr>
+    </w:lvl>
+    <w:lvl w:ilvl="2">
+      <w:start w:val="1"/>
+      <w:numFmt w:val="decimal"/>
+      <w:lvlText w:val="%1.%2.%3"/>
+      <w:lvlJc w:val="left"/>
+      <w:pPr>
+        <w:ind w:left="720" w:hanging="720"/>
+      </w:pPr>
+      <w:rPr>
+        <w:rFonts w:hint="default"/>
+      </w:rPr>
+    </w:lvl>
+    <w:lvl w:ilvl="3">
+      <w:start w:val="1"/>
+      <w:numFmt w:val="decimal"/>
+      <w:lvlText w:val="%1.%2.%3.%4"/>
+      <w:lvlJc w:val="left"/>
+      <w:pPr>
+        <w:ind w:left="1080" w:hanging="1080"/>
+      </w:pPr>
+      <w:rPr>
+        <w:rFonts w:hint="default"/>
+      </w:rPr>
+    </w:lvl>
+    <w:lvl w:ilvl="4">
+      <w:start w:val="1"/>
+      <w:numFmt w:val="decimal"/>
+      <w:lvlText w:val="%1.%2.%3.%4.%5"/>
+      <w:lvlJc w:val="left"/>
+      <w:pPr>
+        <w:ind w:left="1080" w:hanging="1080"/>
+      </w:pPr>
+      <w:rPr>
+        <w:rFonts w:hint="default"/>
+      </w:rPr>
+    </w:lvl>
+    <w:lvl w:ilvl="5">
+      <w:start w:val="1"/>
+      <w:numFmt w:val="decimal"/>
+      <w:lvlText w:val="%1.%2.%3.%4.%5.%6"/>
+      <w:lvlJc w:val="left"/>
+      <w:pPr>
+        <w:ind w:left="1440" w:hanging="1440"/>
+      </w:pPr>
+      <w:rPr>
+        <w:rFonts w:hint="default"/>
+      </w:rPr>
+    </w:lvl>
+    <w:lvl w:ilvl="6">
+      <w:start w:val="1"/>
+      <w:numFmt w:val="decimal"/>
+      <w:lvlText w:val="%1.%2.%3.%4.%5.%6.%7"/>
+      <w:lvlJc w:val="left"/>
+      <w:pPr>
+        <w:ind w:left="1440" w:hanging="1440"/>
+      </w:pPr>
+      <w:rPr>
+        <w:rFonts w:hint="default"/>
+      </w:rPr>
+    </w:lvl>
+    <w:lvl w:ilvl="7">
+      <w:start w:val="1"/>
+      <w:numFmt w:val="decimal"/>
+      <w:lvlText w:val="%1.%2.%3.%4.%5.%6.%7.%8"/>
+      <w:lvlJc w:val="left"/>
+      <w:pPr>
+        <w:ind w:left="1800" w:hanging="1800"/>
+      </w:pPr>
+      <w:rPr>
+        <w:rFonts w:hint="default"/>
+      </w:rPr>
+    </w:lvl>
+    <w:lvl w:ilvl="8">
+      <w:start w:val="1"/>
+      <w:numFmt w:val="decimal"/>
+      <w:lvlText w:val="%1.%2.%3.%4.%5.%6.%7.%8.%9"/>
+      <w:lvlJc w:val="left"/>
+      <w:pPr>
+        <w:ind w:left="2160" w:hanging="2160"/>
+      </w:pPr>
+      <w:rPr>
+        <w:rFonts w:hint="default"/>
+      </w:rPr>
+    </w:lvl>
+  </w:abstractNum>
+  <w:abstractNum w:abstractNumId="1" w15:restartNumberingAfterBreak="0">
+    <w:nsid w:val="255202C8"/>
+    <w:multiLevelType w:val="multilevel"/>
+    <w:tmpl w:val="A90EEC2C"/>
+    <w:lvl w:ilvl="0">
+      <w:start w:val="1"/>
+      <w:numFmt w:val="bullet"/>
+      <w:lvlText w:val=""/>
+      <w:lvlJc w:val="left"/>
+      <w:pPr>
+        <w:tabs>
+          <w:tab w:val="num" w:pos="720"/>
+        </w:tabs>
+        <w:ind w:left="720" w:hanging="360"/>
+      </w:pPr>
+      <w:rPr>
+        <w:rFonts w:ascii="Symbol" w:hAnsi="Symbol" w:hint="default"/>
+        <w:sz w:val="20"/>
+      </w:rPr>
+    </w:lvl>
+    <w:lvl w:ilvl="1" w:tentative="1">
+      <w:start w:val="1"/>
+      <w:numFmt w:val="bullet"/>
+      <w:lvlText w:val="o"/>
+      <w:lvlJc w:val="left"/>
+      <w:pPr>
+        <w:tabs>
+          <w:tab w:val="num" w:pos="1440"/>
+        </w:tabs>
+        <w:ind w:left="1440" w:hanging="360"/>
+      </w:pPr>
+      <w:rPr>
+        <w:rFonts w:ascii="Courier New" w:hAnsi="Courier New" w:hint="default"/>
+        <w:sz w:val="20"/>
+      </w:rPr>
+    </w:lvl>
+    <w:lvl w:ilvl="2" w:tentative="1">
+      <w:start w:val="1"/>
+      <w:numFmt w:val="bullet"/>
+      <w:lvlText w:val=""/>
+      <w:lvlJc w:val="left"/>
+      <w:pPr>
+        <w:tabs>
+          <w:tab w:val="num" w:pos="2160"/>
+        </w:tabs>
+        <w:ind w:left="2160" w:hanging="360"/>
+      </w:pPr>
+      <w:rPr>
+        <w:rFonts w:ascii="Wingdings" w:hAnsi="Wingdings" w:hint="default"/>
+        <w:sz w:val="20"/>
+      </w:rPr>
+    </w:lvl>
+    <w:lvl w:ilvl="3" w:tentative="1">
+      <w:start w:val="1"/>
+      <w:numFmt w:val="bullet"/>
+      <w:lvlText w:val=""/>
+      <w:lvlJc w:val="left"/>
+      <w:pPr>
+        <w:tabs>
+          <w:tab w:val="num" w:pos="2880"/>
+        </w:tabs>
+        <w:ind w:left="2880" w:hanging="360"/>
+      </w:pPr>
+      <w:rPr>
+        <w:rFonts w:ascii="Wingdings" w:hAnsi="Wingdings" w:hint="default"/>
+        <w:sz w:val="20"/>
+      </w:rPr>
+    </w:lvl>
+    <w:lvl w:ilvl="4" w:tentative="1">
+      <w:start w:val="1"/>
+      <w:numFmt w:val="bullet"/>
+      <w:lvlText w:val=""/>
+      <w:lvlJc w:val="left"/>
+      <w:pPr>
+        <w:tabs>
+          <w:tab w:val="num" w:pos="3600"/>
+        </w:tabs>
+        <w:ind w:left="3600" w:hanging="360"/>
+      </w:pPr>
+      <w:rPr>
+        <w:rFonts w:ascii="Wingdings" w:hAnsi="Wingdings" w:hint="default"/>
+        <w:sz w:val="20"/>
+      </w:rPr>
+    </w:lvl>
+    <w:lvl w:ilvl="5" w:tentative="1">
+      <w:start w:val="1"/>
+      <w:numFmt w:val="bullet"/>
+      <w:lvlText w:val=""/>
+      <w:lvlJc w:val="left"/>
+      <w:pPr>
+        <w:tabs>
+          <w:tab w:val="num" w:pos="4320"/>
+        </w:tabs>
+        <w:ind w:left="4320" w:hanging="360"/>
+      </w:pPr>
+      <w:rPr>
+        <w:rFonts w:ascii="Wingdings" w:hAnsi="Wingdings" w:hint="default"/>
+        <w:sz w:val="20"/>
+      </w:rPr>
+    </w:lvl>
+    <w:lvl w:ilvl="6" w:tentative="1">
+      <w:start w:val="1"/>
+      <w:numFmt w:val="bullet"/>
+      <w:lvlText w:val=""/>
+      <w:lvlJc w:val="left"/>
+      <w:pPr>
+        <w:tabs>
+          <w:tab w:val="num" w:pos="5040"/>
+        </w:tabs>
+        <w:ind w:left="5040" w:hanging="360"/>
+      </w:pPr>
+      <w:rPr>
+        <w:rFonts w:ascii="Wingdings" w:hAnsi="Wingdings" w:hint="default"/>
+        <w:sz w:val="20"/>
+      </w:rPr>
+    </w:lvl>
+    <w:lvl w:ilvl="7" w:tentative="1">
+      <w:start w:val="1"/>
+      <w:numFmt w:val="bullet"/>
+      <w:lvlText w:val=""/>
+      <w:lvlJc w:val="left"/>
+      <w:pPr>
+        <w:tabs>
+          <w:tab w:val="num" w:pos="5760"/>
+        </w:tabs>
+        <w:ind w:left="5760" w:hanging="360"/>
+      </w:pPr>
+      <w:rPr>
+        <w:rFonts w:ascii="Wingdings" w:hAnsi="Wingdings" w:hint="default"/>
+        <w:sz w:val="20"/>
+      </w:rPr>
+    </w:lvl>
+    <w:lvl w:ilvl="8" w:tentative="1">
+      <w:start w:val="1"/>
+      <w:numFmt w:val="bullet"/>
+      <w:lvlText w:val=""/>
+      <w:lvlJc w:val="left"/>
+      <w:pPr>
+        <w:tabs>
+          <w:tab w:val="num" w:pos="6480"/>
+        </w:tabs>
+        <w:ind w:left="6480" w:hanging="360"/>
+      </w:pPr>
+      <w:rPr>
+        <w:rFonts w:ascii="Wingdings" w:hAnsi="Wingdings" w:hint="default"/>
+        <w:sz w:val="20"/>
+      </w:rPr>
+    </w:lvl>
+  </w:abstractNum>
+  <w:abstractNum w:abstractNumId="2" w15:restartNumberingAfterBreak="0">
+    <w:nsid w:val="5AD32CEF"/>
+    <w:multiLevelType w:val="multilevel"/>
+    <w:tmpl w:val="1E60C7B8"/>
+    <w:lvl w:ilvl="0">
+      <w:start w:val="1"/>
+      <w:numFmt w:val="decimal"/>
+      <w:lvlText w:val="%1."/>
+      <w:lvlJc w:val="left"/>
+      <w:pPr>
+        <w:tabs>
+          <w:tab w:val="num" w:pos="720"/>
+        </w:tabs>
+        <w:ind w:left="720" w:hanging="360"/>
+      </w:pPr>
+    </w:lvl>
+    <w:lvl w:ilvl="1" w:tentative="1">
+      <w:start w:val="1"/>
+      <w:numFmt w:val="decimal"/>
+      <w:lvlText w:val="%2."/>
+      <w:lvlJc w:val="left"/>
+      <w:pPr>
+        <w:tabs>
+          <w:tab w:val="num" w:pos="1440"/>
+        </w:tabs>
+        <w:ind w:left="1440" w:hanging="360"/>
+      </w:pPr>
+    </w:lvl>
+    <w:lvl w:ilvl="2" w:tentative="1">
+      <w:start w:val="1"/>
+      <w:numFmt w:val="decimal"/>
+      <w:lvlText w:val="%3."/>
+      <w:lvlJc w:val="left"/>
+      <w:pPr>
+        <w:tabs>
+          <w:tab w:val="num" w:pos="2160"/>
+        </w:tabs>
+        <w:ind w:left="2160" w:hanging="360"/>
+      </w:pPr>
+    </w:lvl>
+    <w:lvl w:ilvl="3" w:tentative="1">
+      <w:start w:val="1"/>
+      <w:numFmt w:val="decimal"/>
+      <w:lvlText w:val="%4."/>
+      <w:lvlJc w:val="left"/>
+      <w:pPr>
+        <w:tabs>
+          <w:tab w:val="num" w:pos="2880"/>
+        </w:tabs>
+        <w:ind w:left="2880" w:hanging="360"/>
+      </w:pPr>
+    </w:lvl>
+    <w:lvl w:ilvl="4" w:tentative="1">
+      <w:start w:val="1"/>
+      <w:numFmt w:val="decimal"/>
+      <w:lvlText w:val="%5."/>
+      <w:lvlJc w:val="left"/>
+      <w:pPr>
+        <w:tabs>
+          <w:tab w:val="num" w:pos="3600"/>
+        </w:tabs>
+        <w:ind w:left="3600" w:hanging="360"/>
+      </w:pPr>
+    </w:lvl>
+    <w:lvl w:ilvl="5" w:tentative="1">
+      <w:start w:val="1"/>
+      <w:numFmt w:val="decimal"/>
+      <w:lvlText w:val="%6."/>
+      <w:lvlJc w:val="left"/>
+      <w:pPr>
+        <w:tabs>
+          <w:tab w:val="num" w:pos="4320"/>
+        </w:tabs>
+        <w:ind w:left="4320" w:hanging="360"/>
+      </w:pPr>
+    </w:lvl>
+    <w:lvl w:ilvl="6" w:tentative="1">
+      <w:start w:val="1"/>
+      <w:numFmt w:val="decimal"/>
+      <w:lvlText w:val="%7."/>
+      <w:lvlJc w:val="left"/>
+      <w:pPr>
+        <w:tabs>
+          <w:tab w:val="num" w:pos="5040"/>
+        </w:tabs>
+        <w:ind w:left="5040" w:hanging="360"/>
+      </w:pPr>
+    </w:lvl>
+    <w:lvl w:ilvl="7" w:tentative="1">
+      <w:start w:val="1"/>
+      <w:numFmt w:val="decimal"/>
+      <w:lvlText w:val="%8."/>
+      <w:lvlJc w:val="left"/>
+      <w:pPr>
+        <w:tabs>
+          <w:tab w:val="num" w:pos="5760"/>
+        </w:tabs>
+        <w:ind w:left="5760" w:hanging="360"/>
+      </w:pPr>
+    </w:lvl>
+    <w:lvl w:ilvl="8" w:tentative="1">
+      <w:start w:val="1"/>
+      <w:numFmt w:val="decimal"/>
+      <w:lvlText w:val="%9."/>
+      <w:lvlJc w:val="left"/>
+      <w:pPr>
+        <w:tabs>
+          <w:tab w:val="num" w:pos="6480"/>
+        </w:tabs>
+        <w:ind w:left="6480" w:hanging="360"/>
+      </w:pPr>
+    </w:lvl>
+  </w:abstractNum>
+  <w:abstractNum w:abstractNumId="3" w15:restartNumberingAfterBreak="0">
+    <w:nsid w:val="62C201D2"/>
+    <w:multiLevelType w:val="multilevel"/>
+    <w:tmpl w:val="F934085E"/>
+    <w:lvl w:ilvl="0">
+      <w:start w:val="1"/>
+      <w:numFmt w:val="bullet"/>
+      <w:lvlText w:val=""/>
+      <w:lvlJc w:val="left"/>
+      <w:pPr>
+        <w:tabs>
+          <w:tab w:val="num" w:pos="720"/>
+        </w:tabs>
+        <w:ind w:left="720" w:hanging="360"/>
+      </w:pPr>
+      <w:rPr>
+        <w:rFonts w:ascii="Symbol" w:hAnsi="Symbol" w:hint="default"/>
+        <w:sz w:val="20"/>
+      </w:rPr>
+    </w:lvl>
+    <w:lvl w:ilvl="1" w:tentative="1">
+      <w:start w:val="1"/>
+      <w:numFmt w:val="bullet"/>
+      <w:lvlText w:val="o"/>
+      <w:lvlJc w:val="left"/>
+      <w:pPr>
+        <w:tabs>
+          <w:tab w:val="num" w:pos="1440"/>
+        </w:tabs>
+        <w:ind w:left="1440" w:hanging="360"/>
+      </w:pPr>
+      <w:rPr>
+        <w:rFonts w:ascii="Courier New" w:hAnsi="Courier New" w:hint="default"/>
+        <w:sz w:val="20"/>
+      </w:rPr>
+    </w:lvl>
+    <w:lvl w:ilvl="2" w:tentative="1">
+      <w:start w:val="1"/>
+      <w:numFmt w:val="bullet"/>
+      <w:lvlText w:val=""/>
+      <w:lvlJc w:val="left"/>
+      <w:pPr>
+        <w:tabs>
+          <w:tab w:val="num" w:pos="2160"/>
+        </w:tabs>
+        <w:ind w:left="2160" w:hanging="360"/>
+      </w:pPr>
+      <w:rPr>
+        <w:rFonts w:ascii="Wingdings" w:hAnsi="Wingdings" w:hint="default"/>
+        <w:sz w:val="20"/>
+      </w:rPr>
+    </w:lvl>
+    <w:lvl w:ilvl="3" w:tentative="1">
+      <w:start w:val="1"/>
+      <w:numFmt w:val="bullet"/>
+      <w:lvlText w:val=""/>
+      <w:lvlJc w:val="left"/>
+      <w:pPr>
+        <w:tabs>
+          <w:tab w:val="num" w:pos="2880"/>
+        </w:tabs>
+        <w:ind w:left="2880" w:hanging="360"/>
+      </w:pPr>
+      <w:rPr>
+        <w:rFonts w:ascii="Wingdings" w:hAnsi="Wingdings" w:hint="default"/>
+        <w:sz w:val="20"/>
+      </w:rPr>
+    </w:lvl>
+    <w:lvl w:ilvl="4" w:tentative="1">
+      <w:start w:val="1"/>
+      <w:numFmt w:val="bullet"/>
+      <w:lvlText w:val=""/>
+      <w:lvlJc w:val="left"/>
+      <w:pPr>
+        <w:tabs>
+          <w:tab w:val="num" w:pos="3600"/>
+        </w:tabs>
+        <w:ind w:left="3600" w:hanging="360"/>
+      </w:pPr>
+      <w:rPr>
+        <w:rFonts w:ascii="Wingdings" w:hAnsi="Wingdings" w:hint="default"/>
+        <w:sz w:val="20"/>
+      </w:rPr>
+    </w:lvl>
+    <w:lvl w:ilvl="5" w:tentative="1">
+      <w:start w:val="1"/>
+      <w:numFmt w:val="bullet"/>
+      <w:lvlText w:val=""/>
+      <w:lvlJc w:val="left"/>
+      <w:pPr>
+        <w:tabs>
+          <w:tab w:val="num" w:pos="4320"/>
+        </w:tabs>
+        <w:ind w:left="4320" w:hanging="360"/>
+      </w:pPr>
+      <w:rPr>
+        <w:rFonts w:ascii="Wingdings" w:hAnsi="Wingdings" w:hint="default"/>
+        <w:sz w:val="20"/>
+      </w:rPr>
+    </w:lvl>
+    <w:lvl w:ilvl="6" w:tentative="1">
+      <w:start w:val="1"/>
+      <w:numFmt w:val="bullet"/>
+      <w:lvlText w:val=""/>
+      <w:lvlJc w:val="left"/>
+      <w:pPr>
+        <w:tabs>
+          <w:tab w:val="num" w:pos="5040"/>
+        </w:tabs>
+        <w:ind w:left="5040" w:hanging="360"/>
+      </w:pPr>
+      <w:rPr>
+        <w:rFonts w:ascii="Wingdings" w:hAnsi="Wingdings" w:hint="default"/>
+        <w:sz w:val="20"/>
+      </w:rPr>
+    </w:lvl>
+    <w:lvl w:ilvl="7" w:tentative="1">
+      <w:start w:val="1"/>
+      <w:numFmt w:val="bullet"/>
+      <w:lvlText w:val=""/>
+      <w:lvlJc w:val="left"/>
+      <w:pPr>
+        <w:tabs>
+          <w:tab w:val="num" w:pos="5760"/>
+        </w:tabs>
+        <w:ind w:left="5760" w:hanging="360"/>
+      </w:pPr>
+      <w:rPr>
+        <w:rFonts w:ascii="Wingdings" w:hAnsi="Wingdings" w:hint="default"/>
+        <w:sz w:val="20"/>
+      </w:rPr>
+    </w:lvl>
+    <w:lvl w:ilvl="8" w:tentative="1">
+      <w:start w:val="1"/>
+      <w:numFmt w:val="bullet"/>
+      <w:lvlText w:val=""/>
+      <w:lvlJc w:val="left"/>
+      <w:pPr>
+        <w:tabs>
+          <w:tab w:val="num" w:pos="6480"/>
+        </w:tabs>
+        <w:ind w:left="6480" w:hanging="360"/>
+      </w:pPr>
+      <w:rPr>
+        <w:rFonts w:ascii="Wingdings" w:hAnsi="Wingdings" w:hint="default"/>
+        <w:sz w:val="20"/>
+      </w:rPr>
+    </w:lvl>
+  </w:abstractNum>
+  <w:abstractNum w:abstractNumId="4" w15:restartNumberingAfterBreak="0">
+    <w:nsid w:val="63FB6D84"/>
+    <w:multiLevelType w:val="multilevel"/>
+    <w:tmpl w:val="4BB24520"/>
+    <w:lvl w:ilvl="0">
+      <w:start w:val="1"/>
+      <w:numFmt w:val="bullet"/>
+      <w:lvlText w:val=""/>
+      <w:lvlJc w:val="left"/>
+      <w:pPr>
+        <w:tabs>
+          <w:tab w:val="num" w:pos="720"/>
+        </w:tabs>
+        <w:ind w:left="720" w:hanging="360"/>
+      </w:pPr>
+      <w:rPr>
+        <w:rFonts w:ascii="Symbol" w:hAnsi="Symbol" w:hint="default"/>
+        <w:sz w:val="20"/>
+      </w:rPr>
+    </w:lvl>
+    <w:lvl w:ilvl="1" w:tentative="1">
+      <w:start w:val="1"/>
+      <w:numFmt w:val="bullet"/>
+      <w:lvlText w:val="o"/>
+      <w:lvlJc w:val="left"/>
+      <w:pPr>
+        <w:tabs>
+          <w:tab w:val="num" w:pos="1440"/>
+        </w:tabs>
+        <w:ind w:left="1440" w:hanging="360"/>
+      </w:pPr>
+      <w:rPr>
+        <w:rFonts w:ascii="Courier New" w:hAnsi="Courier New" w:hint="default"/>
+        <w:sz w:val="20"/>
+      </w:rPr>
+    </w:lvl>
+    <w:lvl w:ilvl="2" w:tentative="1">
+      <w:start w:val="1"/>
+      <w:numFmt w:val="bullet"/>
+      <w:lvlText w:val=""/>
+      <w:lvlJc w:val="left"/>
+      <w:pPr>
+        <w:tabs>
+          <w:tab w:val="num" w:pos="2160"/>
+        </w:tabs>
+        <w:ind w:left="2160" w:hanging="360"/>
+      </w:pPr>
+      <w:rPr>
+        <w:rFonts w:ascii="Wingdings" w:hAnsi="Wingdings" w:hint="default"/>
+        <w:sz w:val="20"/>
+      </w:rPr>
+    </w:lvl>
+    <w:lvl w:ilvl="3" w:tentative="1">
+      <w:start w:val="1"/>
+      <w:numFmt w:val="bullet"/>
+      <w:lvlText w:val=""/>
+      <w:lvlJc w:val="left"/>
+      <w:pPr>
+        <w:tabs>
+          <w:tab w:val="num" w:pos="2880"/>
+        </w:tabs>
+        <w:ind w:left="2880" w:hanging="360"/>
+      </w:pPr>
+      <w:rPr>
+        <w:rFonts w:ascii="Wingdings" w:hAnsi="Wingdings" w:hint="default"/>
+        <w:sz w:val="20"/>
+      </w:rPr>
+    </w:lvl>
+    <w:lvl w:ilvl="4" w:tentative="1">
+      <w:start w:val="1"/>
+      <w:numFmt w:val="bullet"/>
+      <w:lvlText w:val=""/>
+      <w:lvlJc w:val="left"/>
+      <w:pPr>
+        <w:tabs>
+          <w:tab w:val="num" w:pos="3600"/>
+        </w:tabs>
+        <w:ind w:left="3600" w:hanging="360"/>
+      </w:pPr>
+      <w:rPr>
+        <w:rFonts w:ascii="Wingdings" w:hAnsi="Wingdings" w:hint="default"/>
+        <w:sz w:val="20"/>
+      </w:rPr>
+    </w:lvl>
+    <w:lvl w:ilvl="5" w:tentative="1">
+      <w:start w:val="1"/>
+      <w:numFmt w:val="bullet"/>
+      <w:lvlText w:val=""/>
+      <w:lvlJc w:val="left"/>
+      <w:pPr>
+        <w:tabs>
+          <w:tab w:val="num" w:pos="4320"/>
+        </w:tabs>
+        <w:ind w:left="4320" w:hanging="360"/>
+      </w:pPr>
+      <w:rPr>
+        <w:rFonts w:ascii="Wingdings" w:hAnsi="Wingdings" w:hint="default"/>
+        <w:sz w:val="20"/>
+      </w:rPr>
+    </w:lvl>
+    <w:lvl w:ilvl="6" w:tentative="1">
+      <w:start w:val="1"/>
+      <w:numFmt w:val="bullet"/>
+      <w:lvlText w:val=""/>
+      <w:lvlJc w:val="left"/>
+      <w:pPr>
+        <w:tabs>
+          <w:tab w:val="num" w:pos="5040"/>
+        </w:tabs>
+        <w:ind w:left="5040" w:hanging="360"/>
+      </w:pPr>
+      <w:rPr>
+        <w:rFonts w:ascii="Wingdings" w:hAnsi="Wingdings" w:hint="default"/>
+        <w:sz w:val="20"/>
+      </w:rPr>
+    </w:lvl>
+    <w:lvl w:ilvl="7" w:tentative="1">
+      <w:start w:val="1"/>
+      <w:numFmt w:val="bullet"/>
+      <w:lvlText w:val=""/>
+      <w:lvlJc w:val="left"/>
+      <w:pPr>
+        <w:tabs>
+          <w:tab w:val="num" w:pos="5760"/>
+        </w:tabs>
+        <w:ind w:left="5760" w:hanging="360"/>
+      </w:pPr>
+      <w:rPr>
+        <w:rFonts w:ascii="Wingdings" w:hAnsi="Wingdings" w:hint="default"/>
+        <w:sz w:val="20"/>
+      </w:rPr>
+    </w:lvl>
+    <w:lvl w:ilvl="8" w:tentative="1">
+      <w:start w:val="1"/>
+      <w:numFmt w:val="bullet"/>
+      <w:lvlText w:val=""/>
+      <w:lvlJc w:val="left"/>
+      <w:pPr>
+        <w:tabs>
+          <w:tab w:val="num" w:pos="6480"/>
+        </w:tabs>
+        <w:ind w:left="6480" w:hanging="360"/>
+      </w:pPr>
+      <w:rPr>
+        <w:rFonts w:ascii="Wingdings" w:hAnsi="Wingdings" w:hint="default"/>
+        <w:sz w:val="20"/>
+      </w:rPr>
+    </w:lvl>
+  </w:abstractNum>
+  <w:abstractNum w:abstractNumId="5" w15:restartNumberingAfterBreak="0">
+    <w:nsid w:val="68CF10DE"/>
+    <w:multiLevelType w:val="multilevel"/>
+    <w:tmpl w:val="8D5EC2F4"/>
+    <w:lvl w:ilvl="0">
+      <w:start w:val="1"/>
+      <w:numFmt w:val="bullet"/>
+      <w:lvlText w:val=""/>
+      <w:lvlJc w:val="left"/>
+      <w:pPr>
+        <w:tabs>
+          <w:tab w:val="num" w:pos="720"/>
+        </w:tabs>
+        <w:ind w:left="720" w:hanging="360"/>
+      </w:pPr>
+      <w:rPr>
+        <w:rFonts w:ascii="Symbol" w:hAnsi="Symbol" w:hint="default"/>
+        <w:sz w:val="20"/>
+      </w:rPr>
+    </w:lvl>
+    <w:lvl w:ilvl="1" w:tentative="1">
+      <w:start w:val="1"/>
+      <w:numFmt w:val="bullet"/>
+      <w:lvlText w:val="o"/>
+      <w:lvlJc w:val="left"/>
+      <w:pPr>
+        <w:tabs>
+          <w:tab w:val="num" w:pos="1440"/>
+        </w:tabs>
+        <w:ind w:left="1440" w:hanging="360"/>
+      </w:pPr>
+      <w:rPr>
+        <w:rFonts w:ascii="Courier New" w:hAnsi="Courier New" w:hint="default"/>
+        <w:sz w:val="20"/>
+      </w:rPr>
+    </w:lvl>
+    <w:lvl w:ilvl="2" w:tentative="1">
+      <w:start w:val="1"/>
+      <w:numFmt w:val="bullet"/>
+      <w:lvlText w:val=""/>
+      <w:lvlJc w:val="left"/>
+      <w:pPr>
+        <w:tabs>
+          <w:tab w:val="num" w:pos="2160"/>
+        </w:tabs>
+        <w:ind w:left="2160" w:hanging="360"/>
+      </w:pPr>
+      <w:rPr>
+        <w:rFonts w:ascii="Wingdings" w:hAnsi="Wingdings" w:hint="default"/>
+        <w:sz w:val="20"/>
+      </w:rPr>
+    </w:lvl>
+    <w:lvl w:ilvl="3" w:tentative="1">
+      <w:start w:val="1"/>
+      <w:numFmt w:val="bullet"/>
+      <w:lvlText w:val=""/>
+      <w:lvlJc w:val="left"/>
+      <w:pPr>
+        <w:tabs>
+          <w:tab w:val="num" w:pos="2880"/>
+        </w:tabs>
+        <w:ind w:left="2880" w:hanging="360"/>
+      </w:pPr>
+      <w:rPr>
+        <w:rFonts w:ascii="Wingdings" w:hAnsi="Wingdings" w:hint="default"/>
+        <w:sz w:val="20"/>
+      </w:rPr>
+    </w:lvl>
+    <w:lvl w:ilvl="4" w:tentative="1">
+      <w:start w:val="1"/>
+      <w:numFmt w:val="bullet"/>
+      <w:lvlText w:val=""/>
+      <w:lvlJc w:val="left"/>
+      <w:pPr>
+        <w:tabs>
+          <w:tab w:val="num" w:pos="3600"/>
+        </w:tabs>
+        <w:ind w:left="3600" w:hanging="360"/>
+      </w:pPr>
+      <w:rPr>
+        <w:rFonts w:ascii="Wingdings" w:hAnsi="Wingdings" w:hint="default"/>
+        <w:sz w:val="20"/>
+      </w:rPr>
+    </w:lvl>
+    <w:lvl w:ilvl="5" w:tentative="1">
+      <w:start w:val="1"/>
+      <w:numFmt w:val="bullet"/>
+      <w:lvlText w:val=""/>
+      <w:lvlJc w:val="left"/>
+      <w:pPr>
+        <w:tabs>
+          <w:tab w:val="num" w:pos="4320"/>
+        </w:tabs>
+        <w:ind w:left="4320" w:hanging="360"/>
+      </w:pPr>
+      <w:rPr>
+        <w:rFonts w:ascii="Wingdings" w:hAnsi="Wingdings" w:hint="default"/>
+        <w:sz w:val="20"/>
+      </w:rPr>
+    </w:lvl>
+    <w:lvl w:ilvl="6" w:tentative="1">
+      <w:start w:val="1"/>
+      <w:numFmt w:val="bullet"/>
+      <w:lvlText w:val=""/>
+      <w:lvlJc w:val="left"/>
+      <w:pPr>
+        <w:tabs>
+          <w:tab w:val="num" w:pos="5040"/>
+        </w:tabs>
+        <w:ind w:left="5040" w:hanging="360"/>
+      </w:pPr>
+      <w:rPr>
+        <w:rFonts w:ascii="Wingdings" w:hAnsi="Wingdings" w:hint="default"/>
+        <w:sz w:val="20"/>
+      </w:rPr>
+    </w:lvl>
+    <w:lvl w:ilvl="7" w:tentative="1">
+      <w:start w:val="1"/>
+      <w:numFmt w:val="bullet"/>
+      <w:lvlText w:val=""/>
+      <w:lvlJc w:val="left"/>
+      <w:pPr>
+        <w:tabs>
+          <w:tab w:val="num" w:pos="5760"/>
+        </w:tabs>
+        <w:ind w:left="5760" w:hanging="360"/>
+      </w:pPr>
+      <w:rPr>
+        <w:rFonts w:ascii="Wingdings" w:hAnsi="Wingdings" w:hint="default"/>
+        <w:sz w:val="20"/>
+      </w:rPr>
+    </w:lvl>
+    <w:lvl w:ilvl="8" w:tentative="1">
+      <w:start w:val="1"/>
+      <w:numFmt w:val="bullet"/>
+      <w:lvlText w:val=""/>
+      <w:lvlJc w:val="left"/>
+      <w:pPr>
+        <w:tabs>
+          <w:tab w:val="num" w:pos="6480"/>
+        </w:tabs>
+        <w:ind w:left="6480" w:hanging="360"/>
+      </w:pPr>
+      <w:rPr>
+        <w:rFonts w:ascii="Wingdings" w:hAnsi="Wingdings" w:hint="default"/>
+        <w:sz w:val="20"/>
+      </w:rPr>
+    </w:lvl>
+  </w:abstractNum>
+  <w:abstractNum w:abstractNumId="6" w15:restartNumberingAfterBreak="0">
+    <w:nsid w:val="73804138"/>
+    <w:multiLevelType w:val="multilevel"/>
+    <w:tmpl w:val="72ACC74A"/>
+    <w:lvl w:ilvl="0">
+      <w:start w:val="1"/>
+      <w:numFmt w:val="bullet"/>
+      <w:lvlText w:val=""/>
+      <w:lvlJc w:val="left"/>
+      <w:pPr>
+        <w:tabs>
+          <w:tab w:val="num" w:pos="720"/>
+        </w:tabs>
+        <w:ind w:left="720" w:hanging="360"/>
+      </w:pPr>
+      <w:rPr>
+        <w:rFonts w:ascii="Symbol" w:hAnsi="Symbol" w:hint="default"/>
+        <w:sz w:val="20"/>
+      </w:rPr>
+    </w:lvl>
+    <w:lvl w:ilvl="1" w:tentative="1">
+      <w:start w:val="1"/>
+      <w:numFmt w:val="bullet"/>
+      <w:lvlText w:val="o"/>
+      <w:lvlJc w:val="left"/>
+      <w:pPr>
+        <w:tabs>
+          <w:tab w:val="num" w:pos="1440"/>
+        </w:tabs>
+        <w:ind w:left="1440" w:hanging="360"/>
+      </w:pPr>
+      <w:rPr>
+        <w:rFonts w:ascii="Courier New" w:hAnsi="Courier New" w:hint="default"/>
+        <w:sz w:val="20"/>
+      </w:rPr>
+    </w:lvl>
+    <w:lvl w:ilvl="2" w:tentative="1">
+      <w:start w:val="1"/>
+      <w:numFmt w:val="bullet"/>
+      <w:lvlText w:val=""/>
+      <w:lvlJc w:val="left"/>
+      <w:pPr>
+        <w:tabs>
+          <w:tab w:val="num" w:pos="2160"/>
+        </w:tabs>
+        <w:ind w:left="2160" w:hanging="360"/>
+      </w:pPr>
+      <w:rPr>
+        <w:rFonts w:ascii="Wingdings" w:hAnsi="Wingdings" w:hint="default"/>
+        <w:sz w:val="20"/>
+      </w:rPr>
+    </w:lvl>
+    <w:lvl w:ilvl="3" w:tentative="1">
+      <w:start w:val="1"/>
+      <w:numFmt w:val="bullet"/>
+      <w:lvlText w:val=""/>
+      <w:lvlJc w:val="left"/>
+      <w:pPr>
+        <w:tabs>
+          <w:tab w:val="num" w:pos="2880"/>
+        </w:tabs>
+        <w:ind w:left="2880" w:hanging="360"/>
+      </w:pPr>
+      <w:rPr>
+        <w:rFonts w:ascii="Wingdings" w:hAnsi="Wingdings" w:hint="default"/>
+        <w:sz w:val="20"/>
+      </w:rPr>
+    </w:lvl>
+    <w:lvl w:ilvl="4" w:tentative="1">
+      <w:start w:val="1"/>
+      <w:numFmt w:val="bullet"/>
+      <w:lvlText w:val=""/>
+      <w:lvlJc w:val="left"/>
+      <w:pPr>
+        <w:tabs>
+          <w:tab w:val="num" w:pos="3600"/>
+        </w:tabs>
+        <w:ind w:left="3600" w:hanging="360"/>
+      </w:pPr>
+      <w:rPr>
+        <w:rFonts w:ascii="Wingdings" w:hAnsi="Wingdings" w:hint="default"/>
+        <w:sz w:val="20"/>
+      </w:rPr>
+    </w:lvl>
+    <w:lvl w:ilvl="5" w:tentative="1">
+      <w:start w:val="1"/>
+      <w:numFmt w:val="bullet"/>
+      <w:lvlText w:val=""/>
+      <w:lvlJc w:val="left"/>
+      <w:pPr>
+        <w:tabs>
+          <w:tab w:val="num" w:pos="4320"/>
+        </w:tabs>
+        <w:ind w:left="4320" w:hanging="360"/>
+      </w:pPr>
+      <w:rPr>
+        <w:rFonts w:ascii="Wingdings" w:hAnsi="Wingdings" w:hint="default"/>
+        <w:sz w:val="20"/>
+      </w:rPr>
+    </w:lvl>
+    <w:lvl w:ilvl="6" w:tentative="1">
+      <w:start w:val="1"/>
+      <w:numFmt w:val="bullet"/>
+      <w:lvlText w:val=""/>
+      <w:lvlJc w:val="left"/>
+      <w:pPr>
+        <w:tabs>
+          <w:tab w:val="num" w:pos="5040"/>
+        </w:tabs>
+        <w:ind w:left="5040" w:hanging="360"/>
+      </w:pPr>
+      <w:rPr>
+        <w:rFonts w:ascii="Wingdings" w:hAnsi="Wingdings" w:hint="default"/>
+        <w:sz w:val="20"/>
+      </w:rPr>
+    </w:lvl>
+    <w:lvl w:ilvl="7" w:tentative="1">
+      <w:start w:val="1"/>
+      <w:numFmt w:val="bullet"/>
+      <w:lvlText w:val=""/>
+      <w:lvlJc w:val="left"/>
+      <w:pPr>
+        <w:tabs>
+          <w:tab w:val="num" w:pos="5760"/>
+        </w:tabs>
+        <w:ind w:left="5760" w:hanging="360"/>
+      </w:pPr>
+      <w:rPr>
+        <w:rFonts w:ascii="Wingdings" w:hAnsi="Wingdings" w:hint="default"/>
+        <w:sz w:val="20"/>
+      </w:rPr>
+    </w:lvl>
+    <w:lvl w:ilvl="8" w:tentative="1">
+      <w:start w:val="1"/>
+      <w:numFmt w:val="bullet"/>
+      <w:lvlText w:val=""/>
+      <w:lvlJc w:val="left"/>
+      <w:pPr>
+        <w:tabs>
+          <w:tab w:val="num" w:pos="6480"/>
+        </w:tabs>
+        <w:ind w:left="6480" w:hanging="360"/>
+      </w:pPr>
+      <w:rPr>
+        <w:rFonts w:ascii="Wingdings" w:hAnsi="Wingdings" w:hint="default"/>
+        <w:sz w:val="20"/>
+      </w:rPr>
+    </w:lvl>
+  </w:abstractNum>
+  <w:num w:numId="1" w16cid:durableId="117334401">
+    <w:abstractNumId w:val="6"/>
+  </w:num>
+  <w:num w:numId="2" w16cid:durableId="1648826025">
+    <w:abstractNumId w:val="5"/>
+  </w:num>
+  <w:num w:numId="3" w16cid:durableId="531109085">
+    <w:abstractNumId w:val="4"/>
+  </w:num>
+  <w:num w:numId="4" w16cid:durableId="2053190280">
+    <w:abstractNumId w:val="1"/>
+  </w:num>
+  <w:num w:numId="5" w16cid:durableId="236792379">
+    <w:abstractNumId w:val="0"/>
+  </w:num>
+  <w:num w:numId="6" w16cid:durableId="709106513">
+    <w:abstractNumId w:val="3"/>
+  </w:num>
+  <w:num w:numId="7" w16cid:durableId="1251354134">
+    <w:abstractNumId w:val="2"/>
+  </w:num>
+</w:numbering>
 </file>
 
 <file path=word/styles.xml><?xml version="1.0" encoding="utf-8"?>
@@ -6261,6 +10207,78 @@
       <w:szCs w:val="18"/>
     </w:rPr>
   </w:style>
+  <w:style w:type="paragraph" w:styleId="ad">
+    <w:name w:val="Normal (Web)"/>
+    <w:basedOn w:val="a"/>
+    <w:uiPriority w:val="99"/>
+    <w:unhideWhenUsed/>
+    <w:rsid w:val="003A3749"/>
+    <w:pPr>
+      <w:spacing w:before="100" w:beforeAutospacing="1" w:after="100" w:afterAutospacing="1"/>
+      <w:jc w:val="left"/>
+    </w:pPr>
+    <w:rPr>
+      <w:rFonts w:eastAsia="Times New Roman"/>
+      <w:b w:val="0"/>
+      <w:bCs w:val="0"/>
+      <w:sz w:val="24"/>
+      <w:szCs w:val="24"/>
+      <w:lang w:eastAsia="ru-RU"/>
+    </w:rPr>
+  </w:style>
+  <w:style w:type="character" w:styleId="ae">
+    <w:name w:val="Strong"/>
+    <w:basedOn w:val="a0"/>
+    <w:uiPriority w:val="22"/>
+    <w:qFormat/>
+    <w:rsid w:val="003A3749"/>
+    <w:rPr>
+      <w:b w:val="0"/>
+      <w:bCs w:val="0"/>
+    </w:rPr>
+  </w:style>
+  <w:style w:type="paragraph" w:styleId="af">
+    <w:name w:val="header"/>
+    <w:basedOn w:val="a"/>
+    <w:link w:val="af0"/>
+    <w:uiPriority w:val="99"/>
+    <w:unhideWhenUsed/>
+    <w:rsid w:val="0047695D"/>
+    <w:pPr>
+      <w:tabs>
+        <w:tab w:val="center" w:pos="4677"/>
+        <w:tab w:val="right" w:pos="9355"/>
+      </w:tabs>
+    </w:pPr>
+  </w:style>
+  <w:style w:type="character" w:customStyle="1" w:styleId="af0">
+    <w:name w:val="Верхний колонтитул Знак"/>
+    <w:basedOn w:val="a0"/>
+    <w:link w:val="af"/>
+    <w:uiPriority w:val="99"/>
+    <w:rsid w:val="0047695D"/>
+  </w:style>
+  <w:style w:type="paragraph" w:styleId="af1">
+    <w:name w:val="footer"/>
+    <w:basedOn w:val="a"/>
+    <w:link w:val="af2"/>
+    <w:uiPriority w:val="99"/>
+    <w:unhideWhenUsed/>
+    <w:rsid w:val="0047695D"/>
+    <w:pPr>
+      <w:tabs>
+        <w:tab w:val="center" w:pos="4677"/>
+        <w:tab w:val="right" w:pos="9355"/>
+      </w:tabs>
+    </w:pPr>
+  </w:style>
+  <w:style w:type="character" w:customStyle="1" w:styleId="af2">
+    <w:name w:val="Нижний колонтитул Знак"/>
+    <w:basedOn w:val="a0"/>
+    <w:link w:val="af1"/>
+    <w:uiPriority w:val="99"/>
+    <w:rsid w:val="0047695D"/>
+  </w:style>
 </w:styles>
 </file>
 
